--- a/docs/knowledge/phase-3-sync-realtime.docx
+++ b/docs/knowledge/phase-3-sync-realtime.docx
@@ -106,7 +106,7 @@
         <w:t xml:space="preserve">openspec/changes/f07-f08-realtime-inbox</w:t>
       </w:r>
       <w:r>
-        <w:t xml:space="preserve"> (thư mới tự vào Sino và tự hiện trên web): BE-48.</w:t>
+        <w:t xml:space="preserve"> (thư mới tự vào Sino và tự hiện trên web): BE-48, BE-49.</w:t>
         <w:br/>
       </w:r>
       <w:r>
@@ -1618,7 +1618,864 @@
         <w:t xml:space="preserve">. Bean bị thay là một phần của khóa cache context; khác nhau thì Spring dựng context mới, kèm một container PostgreSQL mới.</w:t>
       </w:r>
     </w:p>
-    <w:p/>
+    <w:p>
+      <w:pPr>
+        <w:pStyle w:val="Heading2"/>
+      </w:pPr>
+      <w:r>
+        <w:t xml:space="preserve">2. Đồng bộ tự động theo lịch (BE-49)</w:t>
+      </w:r>
+    </w:p>
+    <w:p>
+      <w:r>
+        <w:rPr>
+          <w:b/>
+          <w:bCs/>
+        </w:rPr>
+        <w:t xml:space="preserve">Ở đâu:</w:t>
+      </w:r>
+      <w:r>
+        <w:t xml:space="preserve"> </w:t>
+      </w:r>
+      <w:r>
+        <w:rPr>
+          <w:rFonts w:ascii="Consolas" w:eastAsia="Consolas" w:hAnsi="Consolas" w:cs="Consolas"/>
+        </w:rPr>
+        <w:t xml:space="preserve">sync/application/LiveSyncScheduler</w:t>
+      </w:r>
+      <w:r>
+        <w:t xml:space="preserve"> (chọn account đến hạn), </w:t>
+      </w:r>
+      <w:r>
+        <w:rPr>
+          <w:rFonts w:ascii="Consolas" w:eastAsia="Consolas" w:hAnsi="Consolas" w:cs="Consolas"/>
+        </w:rPr>
+        <w:t xml:space="preserve">LiveSyncSchedule</w:t>
+      </w:r>
+      <w:r>
+        <w:t xml:space="preserve"> (nhịp </w:t>
+      </w:r>
+      <w:r>
+        <w:rPr>
+          <w:rFonts w:ascii="Consolas" w:eastAsia="Consolas" w:hAnsi="Consolas" w:cs="Consolas"/>
+        </w:rPr>
+        <w:t xml:space="preserve">@Scheduled</w:t>
+      </w:r>
+      <w:r>
+        <w:t xml:space="preserve">, có công tắc), </w:t>
+      </w:r>
+      <w:r>
+        <w:rPr>
+          <w:rFonts w:ascii="Consolas" w:eastAsia="Consolas" w:hAnsi="Consolas" w:cs="Consolas"/>
+        </w:rPr>
+        <w:t xml:space="preserve">LiveSyncProperties</w:t>
+      </w:r>
+      <w:r>
+        <w:t xml:space="preserve"> (</w:t>
+      </w:r>
+      <w:r>
+        <w:rPr>
+          <w:rFonts w:ascii="Consolas" w:eastAsia="Consolas" w:hAnsi="Consolas" w:cs="Consolas"/>
+        </w:rPr>
+        <w:t xml:space="preserve">sino.sync.live.*</w:t>
+      </w:r>
+      <w:r>
+        <w:t xml:space="preserve">), </w:t>
+      </w:r>
+      <w:r>
+        <w:rPr>
+          <w:rFonts w:ascii="Consolas" w:eastAsia="Consolas" w:hAnsi="Consolas" w:cs="Consolas"/>
+        </w:rPr>
+        <w:t xml:space="preserve">SyncConfiguration</w:t>
+      </w:r>
+      <w:r>
+        <w:t xml:space="preserve"> (</w:t>
+      </w:r>
+      <w:r>
+        <w:rPr>
+          <w:rFonts w:ascii="Consolas" w:eastAsia="Consolas" w:hAnsi="Consolas" w:cs="Consolas"/>
+        </w:rPr>
+        <w:t xml:space="preserve">@EnableScheduling</w:t>
+      </w:r>
+      <w:r>
+        <w:t xml:space="preserve">), </w:t>
+      </w:r>
+      <w:r>
+        <w:rPr>
+          <w:rFonts w:ascii="Consolas" w:eastAsia="Consolas" w:hAnsi="Consolas" w:cs="Consolas"/>
+        </w:rPr>
+        <w:t xml:space="preserve">SyncCheckpoints.dueForSync</w:t>
+      </w:r>
+      <w:r>
+        <w:t xml:space="preserve">, </w:t>
+      </w:r>
+      <w:r>
+        <w:rPr>
+          <w:rFonts w:ascii="Consolas" w:eastAsia="Consolas" w:hAnsi="Consolas" w:cs="Consolas"/>
+        </w:rPr>
+        <w:t xml:space="preserve">account/AccountDirectory.byId</w:t>
+      </w:r>
+      <w:r>
+        <w:t xml:space="preserve">.</w:t>
+      </w:r>
+    </w:p>
+    <w:p>
+      <w:pPr>
+        <w:shd w:val="clear" w:color="auto" w:fill="F2F3F5"/>
+        <w:ind w:left="0"/>
+      </w:pPr>
+      <w:r>
+        <w:rPr>
+          <w:rFonts w:ascii="Consolas" w:eastAsia="Consolas" w:hAnsi="Consolas" w:cs="Consolas"/>
+          <w:sz w:val="19"/>
+          <w:szCs w:val="19"/>
+        </w:rPr>
+        <w:t xml:space="preserve">mỗi 15 giây (sino.sync.live.tick), lần đầu 15 giây sau khi khởi động:</w:t>
+        <w:br/>
+        <w:t xml:space="preserve">  dueForSync(60 giây)                 các dòng DONE có lần thử gần nhất (chưa thử: lúc nhập xong) cũ hơn</w:t>
+        <w:br/>
+        <w:t xml:space="preserve">                                       now() - 60 giây, theo đồng hồ của PostgreSQL</w:t>
+        <w:br/>
+        <w:t xml:space="preserve">    -&gt; bỏ account đang được đọc        (ImportRunner.isReading)</w:t>
+        <w:br/>
+        <w:t xml:space="preserve">    -&gt; AccountDirectory.byId(id)       còn đó, của ai, trạng thái, có bật đồng bộ tự động không</w:t>
+        <w:br/>
+        <w:t xml:space="preserve">    -&gt; bỏ: tạm dừng, DISABLED, AUTH_EXPIRED, đã xóa</w:t>
+        <w:br/>
+        <w:t xml:space="preserve">    -&gt; ImportRunner.submit(id)         như mọi cò khác (mục 1.3)</w:t>
+      </w:r>
+    </w:p>
+    <w:p>
+      <w:pPr>
+        <w:pStyle w:val="Heading3"/>
+      </w:pPr>
+      <w:r>
+        <w:t xml:space="preserve">2.1 Vì sao hẹn theo lần </w:t>
+      </w:r>
+      <w:r>
+        <w:rPr>
+          <w:b/>
+          <w:bCs/>
+        </w:rPr>
+        <w:t xml:space="preserve">thử</w:t>
+      </w:r>
+      <w:r>
+        <w:t xml:space="preserve"> chứ không theo lần thành công (câu gợi ý của task)</w:t>
+      </w:r>
+    </w:p>
+    <w:p>
+      <w:r>
+        <w:t xml:space="preserve">Nếu hẹn theo </w:t>
+      </w:r>
+      <w:r>
+        <w:rPr>
+          <w:rFonts w:ascii="Consolas" w:eastAsia="Consolas" w:hAnsi="Consolas" w:cs="Consolas"/>
+        </w:rPr>
+        <w:t xml:space="preserve">last_sync_at</w:t>
+      </w:r>
+      <w:r>
+        <w:t xml:space="preserve"> (lần thành công), một account đang lỗi (Gmail từ chối, mạng hỏng) sẽ không bao giờ có lần thành công mới, nên lần nào lịch quét (mỗi 15 giây) nó cũng "đến hạn": Sino gọi Gmail 4 lần một phút cho một việc chắc chắn hỏng, đốt hạn mức và làm đầy log. Hẹn theo </w:t>
+      </w:r>
+      <w:r>
+        <w:rPr>
+          <w:rFonts w:ascii="Consolas" w:eastAsia="Consolas" w:hAnsi="Consolas" w:cs="Consolas"/>
+        </w:rPr>
+        <w:t xml:space="preserve">last_sync_attempt_at</w:t>
+      </w:r>
+      <w:r>
+        <w:t xml:space="preserve"> thì account lỗi chỉ được hỏi lại sau mỗi khoảng.</w:t>
+      </w:r>
+    </w:p>
+    <w:p>
+      <w:r>
+        <w:t xml:space="preserve">Review chỉ ra bản đầu vẫn hỏng ở đúng những lượt lỗi: thời điểm thử chỉ ghi lúc lượt </w:t>
+      </w:r>
+      <w:r>
+        <w:rPr>
+          <w:b/>
+          <w:bCs/>
+        </w:rPr>
+        <w:t xml:space="preserve">bắt đầu</w:t>
+      </w:r>
+      <w:r>
+        <w:t xml:space="preserve">, và lịch vẫn xếp thêm yêu cầu cho account đang được đọc. Một lượt bị giới hạn tần suất chờ tới 5 lần × 30 giây, dài hơn 60 giây; vừa hỏng xong là lượt xếp hàng chạy ngay, gọi Gmail liền sau một lỗi 429. Sửa hai chỗ:</w:t>
+      </w:r>
+    </w:p>
+    <w:p>
+      <w:pPr>
+        <w:pStyle w:val="ListParagraph"/>
+        <w:numPr>
+          <w:ilvl w:val="0"/>
+          <w:numId w:val="1"/>
+        </w:numPr>
+      </w:pPr>
+      <w:r>
+        <w:t xml:space="preserve">Thời điểm thử được ghi </w:t>
+      </w:r>
+      <w:r>
+        <w:rPr>
+          <w:b/>
+          <w:bCs/>
+        </w:rPr>
+        <w:t xml:space="preserve">lại khi lượt kết thúc</w:t>
+      </w:r>
+      <w:r>
+        <w:t xml:space="preserve"> (cùng câu ghi thành công hoặc ghi lỗi), nên khoảng 60 giây tính từ lúc lượt xong.</w:t>
+      </w:r>
+    </w:p>
+    <w:p>
+      <w:pPr>
+        <w:pStyle w:val="ListParagraph"/>
+        <w:numPr>
+          <w:ilvl w:val="0"/>
+          <w:numId w:val="1"/>
+        </w:numPr>
+      </w:pPr>
+      <w:r>
+        <w:t xml:space="preserve">Lịch </w:t>
+      </w:r>
+      <w:r>
+        <w:rPr>
+          <w:b/>
+          <w:bCs/>
+        </w:rPr>
+        <w:t xml:space="preserve">bỏ qua account đang được đọc</w:t>
+      </w:r>
+      <w:r>
+        <w:t xml:space="preserve"> (</w:t>
+      </w:r>
+      <w:r>
+        <w:rPr>
+          <w:rFonts w:ascii="Consolas" w:eastAsia="Consolas" w:hAnsi="Consolas" w:cs="Consolas"/>
+        </w:rPr>
+        <w:t xml:space="preserve">ImportRunner.isReading</w:t>
+      </w:r>
+      <w:r>
+        <w:t xml:space="preserve">): lượt đang chạy tự hẹn lần sau khi nó xong.</w:t>
+      </w:r>
+    </w:p>
+    <w:p>
+      <w:r>
+        <w:t xml:space="preserve">Account chưa đồng bộ lần nào thì chưa có lần thử: lấy lúc lần nhập xong (</w:t>
+      </w:r>
+      <w:r>
+        <w:rPr>
+          <w:rFonts w:ascii="Consolas" w:eastAsia="Consolas" w:hAnsi="Consolas" w:cs="Consolas"/>
+        </w:rPr>
+        <w:t xml:space="preserve">last_success_at</w:t>
+      </w:r>
+      <w:r>
+        <w:t xml:space="preserve">) làm mốc, bằng </w:t>
+      </w:r>
+      <w:r>
+        <w:rPr>
+          <w:rFonts w:ascii="Consolas" w:eastAsia="Consolas" w:hAnsi="Consolas" w:cs="Consolas"/>
+        </w:rPr>
+        <w:t xml:space="preserve">coalesce(last_sync_attempt_at, last_success_at)</w:t>
+      </w:r>
+      <w:r>
+        <w:t xml:space="preserve"> ngay trong câu SQL.</w:t>
+      </w:r>
+    </w:p>
+    <w:p>
+      <w:pPr>
+        <w:pStyle w:val="Heading3"/>
+      </w:pPr>
+      <w:r>
+        <w:t xml:space="preserve">2.2 </w:t>
+      </w:r>
+      <w:r>
+        <w:rPr>
+          <w:rFonts w:ascii="Consolas" w:eastAsia="Consolas" w:hAnsi="Consolas" w:cs="Consolas"/>
+        </w:rPr>
+        <w:t xml:space="preserve">@Scheduled</w:t>
+      </w:r>
+      <w:r>
+        <w:t xml:space="preserve"> và cái công tắc cho test</w:t>
+      </w:r>
+    </w:p>
+    <w:p>
+      <w:pPr>
+        <w:pStyle w:val="ListParagraph"/>
+        <w:numPr>
+          <w:ilvl w:val="0"/>
+          <w:numId w:val="1"/>
+        </w:numPr>
+      </w:pPr>
+      <w:r>
+        <w:rPr>
+          <w:rFonts w:ascii="Consolas" w:eastAsia="Consolas" w:hAnsi="Consolas" w:cs="Consolas"/>
+        </w:rPr>
+        <w:t xml:space="preserve">@Scheduled(fixedDelayString = "${sino.sync.live.tick:PT15S}")</w:t>
+      </w:r>
+      <w:r>
+        <w:t xml:space="preserve">: chạy lại 15 giây </w:t>
+      </w:r>
+      <w:r>
+        <w:rPr>
+          <w:b/>
+          <w:bCs/>
+        </w:rPr>
+        <w:t xml:space="preserve">sau khi lần trước xong</w:t>
+      </w:r>
+      <w:r>
+        <w:t xml:space="preserve"> (</w:t>
+      </w:r>
+      <w:r>
+        <w:rPr>
+          <w:rFonts w:ascii="Consolas" w:eastAsia="Consolas" w:hAnsi="Consolas" w:cs="Consolas"/>
+        </w:rPr>
+        <w:t xml:space="preserve">fixedDelay</w:t>
+      </w:r>
+      <w:r>
+        <w:t xml:space="preserve">), không chồng lên nhau như </w:t>
+      </w:r>
+      <w:r>
+        <w:rPr>
+          <w:rFonts w:ascii="Consolas" w:eastAsia="Consolas" w:hAnsi="Consolas" w:cs="Consolas"/>
+        </w:rPr>
+        <w:t xml:space="preserve">fixedRate</w:t>
+      </w:r>
+      <w:r>
+        <w:t xml:space="preserve"> khi một lần quét chậm. Chuỗi </w:t>
+      </w:r>
+      <w:r>
+        <w:rPr>
+          <w:rFonts w:ascii="Consolas" w:eastAsia="Consolas" w:hAnsi="Consolas" w:cs="Consolas"/>
+        </w:rPr>
+        <w:t xml:space="preserve">PT15S</w:t>
+      </w:r>
+      <w:r>
+        <w:t xml:space="preserve"> là thời lượng ISO-8601 Spring hiểu được.</w:t>
+      </w:r>
+    </w:p>
+    <w:p>
+      <w:pPr>
+        <w:pStyle w:val="ListParagraph"/>
+        <w:numPr>
+          <w:ilvl w:val="0"/>
+          <w:numId w:val="1"/>
+        </w:numPr>
+      </w:pPr>
+      <w:r>
+        <w:rPr>
+          <w:rFonts w:ascii="Consolas" w:eastAsia="Consolas" w:hAnsi="Consolas" w:cs="Consolas"/>
+        </w:rPr>
+        <w:t xml:space="preserve">@Scheduled</w:t>
+      </w:r>
+      <w:r>
+        <w:t xml:space="preserve"> chỉ chạy khi trong ứng dụng có </w:t>
+      </w:r>
+      <w:r>
+        <w:rPr>
+          <w:rFonts w:ascii="Consolas" w:eastAsia="Consolas" w:hAnsi="Consolas" w:cs="Consolas"/>
+        </w:rPr>
+        <w:t xml:space="preserve">@EnableScheduling</w:t>
+      </w:r>
+      <w:r>
+        <w:t xml:space="preserve"> ở </w:t>
+      </w:r>
+      <w:r>
+        <w:rPr>
+          <w:b/>
+          <w:bCs/>
+        </w:rPr>
+        <w:t xml:space="preserve">đâu đó</w:t>
+      </w:r>
+      <w:r>
+        <w:t xml:space="preserve">. Profile test cần tắt lịch: nếu không, lịch thật chen vào giữa các test của lần nhập và đồng bộ, và các test đếm số lần gọi connector sẽ đỏ lúc có lúc không.</w:t>
+      </w:r>
+    </w:p>
+    <w:p>
+      <w:pPr>
+        <w:pStyle w:val="ListParagraph"/>
+        <w:numPr>
+          <w:ilvl w:val="0"/>
+          <w:numId w:val="1"/>
+        </w:numPr>
+      </w:pPr>
+      <w:r>
+        <w:rPr>
+          <w:b/>
+          <w:bCs/>
+        </w:rPr>
+        <w:t xml:space="preserve">Bẫy đã gặp:</w:t>
+      </w:r>
+      <w:r>
+        <w:t xml:space="preserve"> bản đầu đặt công tắc lên chính </w:t>
+      </w:r>
+      <w:r>
+        <w:rPr>
+          <w:rFonts w:ascii="Consolas" w:eastAsia="Consolas" w:hAnsi="Consolas" w:cs="Consolas"/>
+        </w:rPr>
+        <w:t xml:space="preserve">@EnableScheduling</w:t>
+      </w:r>
+      <w:r>
+        <w:t xml:space="preserve"> (một cấu hình con chỉ bật khi </w:t>
+      </w:r>
+      <w:r>
+        <w:rPr>
+          <w:rFonts w:ascii="Consolas" w:eastAsia="Consolas" w:hAnsi="Consolas" w:cs="Consolas"/>
+        </w:rPr>
+        <w:t xml:space="preserve">sino.sync.live.scheduled</w:t>
+      </w:r>
+      <w:r>
+        <w:t xml:space="preserve"> khác </w:t>
+      </w:r>
+      <w:r>
+        <w:rPr>
+          <w:rFonts w:ascii="Consolas" w:eastAsia="Consolas" w:hAnsi="Consolas" w:cs="Consolas"/>
+        </w:rPr>
+        <w:t xml:space="preserve">false</w:t>
+      </w:r>
+      <w:r>
+        <w:t xml:space="preserve">). Kiểm tra ngược bỏ hẳn </w:t>
+      </w:r>
+      <w:r>
+        <w:rPr>
+          <w:rFonts w:ascii="Consolas" w:eastAsia="Consolas" w:hAnsi="Consolas" w:cs="Consolas"/>
+        </w:rPr>
+        <w:t xml:space="preserve">@EnableScheduling</w:t>
+      </w:r>
+      <w:r>
+        <w:t xml:space="preserve"> mà lịch vẫn chạy: </w:t>
+      </w:r>
+      <w:r>
+        <w:rPr>
+          <w:rFonts w:ascii="Consolas" w:eastAsia="Consolas" w:hAnsi="Consolas" w:cs="Consolas"/>
+        </w:rPr>
+        <w:t xml:space="preserve">spring-modulith-moments</w:t>
+      </w:r>
+      <w:r>
+        <w:t xml:space="preserve"> (</w:t>
+      </w:r>
+      <w:r>
+        <w:rPr>
+          <w:rFonts w:ascii="Consolas" w:eastAsia="Consolas" w:hAnsi="Consolas" w:cs="Consolas"/>
+        </w:rPr>
+        <w:t xml:space="preserve">MomentsAutoConfiguration</w:t>
+      </w:r>
+      <w:r>
+        <w:t xml:space="preserve">) đã bật scheduling cho cả ứng dụng. Nghĩa là công tắc không tắt được gì, và lịch thật vẫn chạy trong mọi test. Sửa: </w:t>
+      </w:r>
+      <w:r>
+        <w:rPr>
+          <w:rFonts w:ascii="Consolas" w:eastAsia="Consolas" w:hAnsi="Consolas" w:cs="Consolas"/>
+        </w:rPr>
+        <w:t xml:space="preserve">@Scheduled</w:t>
+      </w:r>
+      <w:r>
+        <w:t xml:space="preserve"> nằm trên một bean nhỏ riêng, </w:t>
+      </w:r>
+      <w:r>
+        <w:rPr>
+          <w:rFonts w:ascii="Consolas" w:eastAsia="Consolas" w:hAnsi="Consolas" w:cs="Consolas"/>
+        </w:rPr>
+        <w:t xml:space="preserve">LiveSyncSchedule</w:t>
+      </w:r>
+      <w:r>
+        <w:t xml:space="preserve">, và </w:t>
+      </w:r>
+      <w:r>
+        <w:rPr>
+          <w:b/>
+          <w:bCs/>
+        </w:rPr>
+        <w:t xml:space="preserve">chính bean đó</w:t>
+      </w:r>
+      <w:r>
+        <w:t xml:space="preserve"> có </w:t>
+      </w:r>
+      <w:r>
+        <w:rPr>
+          <w:rFonts w:ascii="Consolas" w:eastAsia="Consolas" w:hAnsi="Consolas" w:cs="Consolas"/>
+        </w:rPr>
+        <w:t xml:space="preserve">@ConditionalOnProperty</w:t>
+      </w:r>
+      <w:r>
+        <w:t xml:space="preserve">; tắt công tắc thì bean không tồn tại, không có gì để lịch gọi. </w:t>
+      </w:r>
+      <w:r>
+        <w:rPr>
+          <w:rFonts w:ascii="Consolas" w:eastAsia="Consolas" w:hAnsi="Consolas" w:cs="Consolas"/>
+        </w:rPr>
+        <w:t xml:space="preserve">@EnableScheduling</w:t>
+      </w:r>
+      <w:r>
+        <w:t xml:space="preserve"> vẫn để trên </w:t>
+      </w:r>
+      <w:r>
+        <w:rPr>
+          <w:rFonts w:ascii="Consolas" w:eastAsia="Consolas" w:hAnsi="Consolas" w:cs="Consolas"/>
+        </w:rPr>
+        <w:t xml:space="preserve">SyncConfiguration</w:t>
+      </w:r>
+      <w:r>
+        <w:t xml:space="preserve"> cho rõ module này cần nó, không dựa ngầm vào thư viện khác.</w:t>
+      </w:r>
+    </w:p>
+    <w:p>
+      <w:pPr>
+        <w:pStyle w:val="ListParagraph"/>
+        <w:numPr>
+          <w:ilvl w:val="0"/>
+          <w:numId w:val="1"/>
+        </w:numPr>
+      </w:pPr>
+      <w:r>
+        <w:t xml:space="preserve">Test của lịch gọi thẳng </w:t>
+      </w:r>
+      <w:r>
+        <w:rPr>
+          <w:rFonts w:ascii="Consolas" w:eastAsia="Consolas" w:hAnsi="Consolas" w:cs="Consolas"/>
+        </w:rPr>
+        <w:t xml:space="preserve">dueAccounts()</w:t>
+      </w:r>
+      <w:r>
+        <w:t xml:space="preserve"> và </w:t>
+      </w:r>
+      <w:r>
+        <w:rPr>
+          <w:rFonts w:ascii="Consolas" w:eastAsia="Consolas" w:hAnsi="Consolas" w:cs="Consolas"/>
+        </w:rPr>
+        <w:t xml:space="preserve">syncDueAccounts()</w:t>
+      </w:r>
+      <w:r>
+        <w:t xml:space="preserve">; </w:t>
+      </w:r>
+      <w:r>
+        <w:rPr>
+          <w:rFonts w:ascii="Consolas" w:eastAsia="Consolas" w:hAnsi="Consolas" w:cs="Consolas"/>
+        </w:rPr>
+        <w:t xml:space="preserve">theScheduleIsOffInTheseTests</w:t>
+      </w:r>
+      <w:r>
+        <w:t xml:space="preserve"> kiểm bean </w:t>
+      </w:r>
+      <w:r>
+        <w:rPr>
+          <w:rFonts w:ascii="Consolas" w:eastAsia="Consolas" w:hAnsi="Consolas" w:cs="Consolas"/>
+        </w:rPr>
+        <w:t xml:space="preserve">liveSyncSchedule</w:t>
+      </w:r>
+      <w:r>
+        <w:t xml:space="preserve"> không có trong context test; riêng </w:t>
+      </w:r>
+      <w:r>
+        <w:rPr>
+          <w:rFonts w:ascii="Consolas" w:eastAsia="Consolas" w:hAnsi="Consolas" w:cs="Consolas"/>
+        </w:rPr>
+        <w:t xml:space="preserve">ScheduledSyncTests</w:t>
+      </w:r>
+      <w:r>
+        <w:t xml:space="preserve"> bật lịch thật (nhịp 0,2 giây) để chứng minh nó chạy.</w:t>
+      </w:r>
+    </w:p>
+    <w:p>
+      <w:pPr>
+        <w:pStyle w:val="ListParagraph"/>
+        <w:numPr>
+          <w:ilvl w:val="0"/>
+          <w:numId w:val="1"/>
+        </w:numPr>
+      </w:pPr>
+      <w:r>
+        <w:rPr>
+          <w:rFonts w:ascii="Consolas" w:eastAsia="Consolas" w:hAnsi="Consolas" w:cs="Consolas"/>
+        </w:rPr>
+        <w:t xml:space="preserve">dueAccounts()</w:t>
+      </w:r>
+      <w:r>
+        <w:t xml:space="preserve"> tách khỏi </w:t>
+      </w:r>
+      <w:r>
+        <w:rPr>
+          <w:rFonts w:ascii="Consolas" w:eastAsia="Consolas" w:hAnsi="Consolas" w:cs="Consolas"/>
+        </w:rPr>
+        <w:t xml:space="preserve">syncDueAccounts()</w:t>
+      </w:r>
+      <w:r>
+        <w:t xml:space="preserve"> để test được </w:t>
+      </w:r>
+      <w:r>
+        <w:rPr>
+          <w:b/>
+          <w:bCs/>
+        </w:rPr>
+        <w:t xml:space="preserve">chính xác</w:t>
+      </w:r>
+      <w:r>
+        <w:t xml:space="preserve">: "account này không đến hạn" kiểm bằng danh sách trả về, không phải chờ một khoảng rồi đoán là không có gì xảy ra.</w:t>
+      </w:r>
+    </w:p>
+    <w:p>
+      <w:pPr>
+        <w:pStyle w:val="Heading3"/>
+      </w:pPr>
+      <w:r>
+        <w:t xml:space="preserve">2.3 Hai đồng hồ: dùng đồng hồ của database</w:t>
+      </w:r>
+    </w:p>
+    <w:p>
+      <w:r>
+        <w:rPr>
+          <w:rFonts w:ascii="Consolas" w:eastAsia="Consolas" w:hAnsi="Consolas" w:cs="Consolas"/>
+        </w:rPr>
+        <w:t xml:space="preserve">last_sync_attempt_at</w:t>
+      </w:r>
+      <w:r>
+        <w:t xml:space="preserve"> và </w:t>
+      </w:r>
+      <w:r>
+        <w:rPr>
+          <w:rFonts w:ascii="Consolas" w:eastAsia="Consolas" w:hAnsi="Consolas" w:cs="Consolas"/>
+        </w:rPr>
+        <w:t xml:space="preserve">last_success_at</w:t>
+      </w:r>
+      <w:r>
+        <w:t xml:space="preserve"> do PostgreSQL ghi bằng </w:t>
+      </w:r>
+      <w:r>
+        <w:rPr>
+          <w:rFonts w:ascii="Consolas" w:eastAsia="Consolas" w:hAnsi="Consolas" w:cs="Consolas"/>
+        </w:rPr>
+        <w:t xml:space="preserve">now()</w:t>
+      </w:r>
+      <w:r>
+        <w:t xml:space="preserve">. Bản đầu so chúng với mốc tính bằng đồng hồ của Java (</w:t>
+      </w:r>
+      <w:r>
+        <w:rPr>
+          <w:rFonts w:ascii="Consolas" w:eastAsia="Consolas" w:hAnsi="Consolas" w:cs="Consolas"/>
+        </w:rPr>
+        <w:t xml:space="preserve">clock.instant() - 60 giây</w:t>
+      </w:r>
+      <w:r>
+        <w:t xml:space="preserve">). Hai đồng hồ có thể lệch nhau: ở máy này JVM chạy trên Windows còn PostgreSQL chạy trong máy ảo của Docker, đồng hồ máy ảo hay lệch sau khi máy ngủ. Java nhanh hơn 60 giây thì account nào cũng "đến hạn" mỗi lần quét. Sửa: tính cả mốc trong SQL, </w:t>
+      </w:r>
+      <w:r>
+        <w:rPr>
+          <w:rFonts w:ascii="Consolas" w:eastAsia="Consolas" w:hAnsi="Consolas" w:cs="Consolas"/>
+        </w:rPr>
+        <w:t xml:space="preserve">now() - make_interval(secs =&gt; :seconds)</w:t>
+      </w:r>
+      <w:r>
+        <w:t xml:space="preserve">, một nguồn giờ duy nhất. Quy tắc chung: </w:t>
+      </w:r>
+      <w:r>
+        <w:rPr>
+          <w:b/>
+          <w:bCs/>
+        </w:rPr>
+        <w:t xml:space="preserve">so hai thời điểm thì cả hai phải do cùng một đồng hồ ghi.</w:t>
+      </w:r>
+    </w:p>
+    <w:p>
+      <w:pPr>
+        <w:pStyle w:val="Heading3"/>
+      </w:pPr>
+      <w:r>
+        <w:t xml:space="preserve">2.4 </w:t>
+      </w:r>
+      <w:r>
+        <w:rPr>
+          <w:rFonts w:ascii="Consolas" w:eastAsia="Consolas" w:hAnsi="Consolas" w:cs="Consolas"/>
+        </w:rPr>
+        <w:t xml:space="preserve">AccountDirectory.byId</w:t>
+      </w:r>
+      <w:r>
+        <w:t xml:space="preserve">: tìm account không theo owner</w:t>
+      </w:r>
+    </w:p>
+    <w:p>
+      <w:r>
+        <w:t xml:space="preserve">Các API cho người dùng luôn tìm account </w:t>
+      </w:r>
+      <w:r>
+        <w:rPr>
+          <w:b/>
+          <w:bCs/>
+        </w:rPr>
+        <w:t xml:space="preserve">theo owner</w:t>
+      </w:r>
+      <w:r>
+        <w:t xml:space="preserve"> (account của người khác trông y như không tồn tại). Lịch thì không chạy cho người dùng nào: nó cần biết account còn đó không, có đang tạm dừng không. </w:t>
+      </w:r>
+      <w:r>
+        <w:rPr>
+          <w:rFonts w:ascii="Consolas" w:eastAsia="Consolas" w:hAnsi="Consolas" w:cs="Consolas"/>
+        </w:rPr>
+        <w:t xml:space="preserve">byId</w:t>
+      </w:r>
+      <w:r>
+        <w:t xml:space="preserve"> trả account chưa xóa của bất kỳ owner nào, kèm </w:t>
+      </w:r>
+      <w:r>
+        <w:rPr>
+          <w:rFonts w:ascii="Consolas" w:eastAsia="Consolas" w:hAnsi="Consolas" w:cs="Consolas"/>
+        </w:rPr>
+        <w:t xml:space="preserve">ownerId</w:t>
+      </w:r>
+      <w:r>
+        <w:t xml:space="preserve"> và </w:t>
+      </w:r>
+      <w:r>
+        <w:rPr>
+          <w:rFonts w:ascii="Consolas" w:eastAsia="Consolas" w:hAnsi="Consolas" w:cs="Consolas"/>
+        </w:rPr>
+        <w:t xml:space="preserve">syncEnabled</w:t>
+      </w:r>
+      <w:r>
+        <w:t xml:space="preserve">; Javadoc ghi rõ chỉ dùng cho việc nền. </w:t>
+      </w:r>
+      <w:r>
+        <w:rPr>
+          <w:rFonts w:ascii="Consolas" w:eastAsia="Consolas" w:hAnsi="Consolas" w:cs="Consolas"/>
+        </w:rPr>
+        <w:t xml:space="preserve">AccountSummary</w:t>
+      </w:r>
+      <w:r>
+        <w:t xml:space="preserve"> thêm hai thành phần đó (record đổi constructor chuẩn, các chỗ gọi trong test được sửa theo).</w:t>
+      </w:r>
+    </w:p>
+    <w:p>
+      <w:pPr>
+        <w:pStyle w:val="Heading3"/>
+      </w:pPr>
+      <w:r>
+        <w:t xml:space="preserve">2.5 Log khi một account lỗi mãi</w:t>
+      </w:r>
+    </w:p>
+    <w:p>
+      <w:r>
+        <w:t xml:space="preserve">Lịch hỏi account lỗi mỗi phút. Log WARN mỗi phút cho cùng một lỗi sẽ chôn các lỗi khác. </w:t>
+      </w:r>
+      <w:r>
+        <w:rPr>
+          <w:rFonts w:ascii="Consolas" w:eastAsia="Consolas" w:hAnsi="Consolas" w:cs="Consolas"/>
+        </w:rPr>
+        <w:t xml:space="preserve">syncFailed</w:t>
+      </w:r>
+      <w:r>
+        <w:t xml:space="preserve"> ghi lỗi và trả về lỗi đó có </w:t>
+      </w:r>
+      <w:r>
+        <w:rPr>
+          <w:b/>
+          <w:bCs/>
+        </w:rPr>
+        <w:t xml:space="preserve">mới</w:t>
+      </w:r>
+      <w:r>
+        <w:t xml:space="preserve"> không: so lỗi cũ với lỗi mới bằng </w:t>
+      </w:r>
+      <w:r>
+        <w:rPr>
+          <w:rFonts w:ascii="Consolas" w:eastAsia="Consolas" w:hAnsi="Consolas" w:cs="Consolas"/>
+        </w:rPr>
+        <w:t xml:space="preserve">previous.last_sync_error IS DISTINCT FROM :code</w:t>
+      </w:r>
+      <w:r>
+        <w:t xml:space="preserve"> trong </w:t>
+      </w:r>
+      <w:r>
+        <w:rPr>
+          <w:rFonts w:ascii="Consolas" w:eastAsia="Consolas" w:hAnsi="Consolas" w:cs="Consolas"/>
+        </w:rPr>
+        <w:t xml:space="preserve">RETURNING</w:t>
+      </w:r>
+      <w:r>
+        <w:t xml:space="preserve">, với </w:t>
+      </w:r>
+      <w:r>
+        <w:rPr>
+          <w:rFonts w:ascii="Consolas" w:eastAsia="Consolas" w:hAnsi="Consolas" w:cs="Consolas"/>
+        </w:rPr>
+        <w:t xml:space="preserve">previous</w:t>
+      </w:r>
+      <w:r>
+        <w:t xml:space="preserve"> là chính dòng đó đọc trước câu </w:t>
+      </w:r>
+      <w:r>
+        <w:rPr>
+          <w:rFonts w:ascii="Consolas" w:eastAsia="Consolas" w:hAnsi="Consolas" w:cs="Consolas"/>
+        </w:rPr>
+        <w:t xml:space="preserve">UPDATE</w:t>
+      </w:r>
+      <w:r>
+        <w:t xml:space="preserve">. Mới thì WARN (lỗi không lường trước thì ERROR kèm stack trace), giống lần trước thì DEBUG. Các dòng "chờ …" và "đọc lại từ đầu" của lượt đồng bộ cũng là DEBUG; của lần nhập đầu vẫn là WARN vì nó chỉ chạy một lần. Lượt thành công xóa lỗi, nên lần hỏng đầu tiên sau đó vẫn được nói ra.</w:t>
+      </w:r>
+    </w:p>
+    <w:p>
+      <w:r>
+        <w:rPr>
+          <w:rFonts w:ascii="Consolas" w:eastAsia="Consolas" w:hAnsi="Consolas" w:cs="Consolas"/>
+        </w:rPr>
+        <w:t xml:space="preserve">IS DISTINCT FROM</w:t>
+      </w:r>
+      <w:r>
+        <w:t xml:space="preserve"> khác </w:t>
+      </w:r>
+      <w:r>
+        <w:rPr>
+          <w:rFonts w:ascii="Consolas" w:eastAsia="Consolas" w:hAnsi="Consolas" w:cs="Consolas"/>
+        </w:rPr>
+        <w:t xml:space="preserve">&lt;&gt;</w:t>
+      </w:r>
+      <w:r>
+        <w:t xml:space="preserve"> ở chỗ so được với </w:t>
+      </w:r>
+      <w:r>
+        <w:rPr>
+          <w:rFonts w:ascii="Consolas" w:eastAsia="Consolas" w:hAnsi="Consolas" w:cs="Consolas"/>
+        </w:rPr>
+        <w:t xml:space="preserve">NULL</w:t>
+      </w:r>
+      <w:r>
+        <w:t xml:space="preserve">: </w:t>
+      </w:r>
+      <w:r>
+        <w:rPr>
+          <w:rFonts w:ascii="Consolas" w:eastAsia="Consolas" w:hAnsi="Consolas" w:cs="Consolas"/>
+        </w:rPr>
+        <w:t xml:space="preserve">NULL &lt;&gt; 'X'</w:t>
+      </w:r>
+      <w:r>
+        <w:t xml:space="preserve"> cho </w:t>
+      </w:r>
+      <w:r>
+        <w:rPr>
+          <w:rFonts w:ascii="Consolas" w:eastAsia="Consolas" w:hAnsi="Consolas" w:cs="Consolas"/>
+        </w:rPr>
+        <w:t xml:space="preserve">NULL</w:t>
+      </w:r>
+      <w:r>
+        <w:t xml:space="preserve"> (không phải đúng), còn </w:t>
+      </w:r>
+      <w:r>
+        <w:rPr>
+          <w:rFonts w:ascii="Consolas" w:eastAsia="Consolas" w:hAnsi="Consolas" w:cs="Consolas"/>
+        </w:rPr>
+        <w:t xml:space="preserve">NULL IS DISTINCT FROM 'X'</w:t>
+      </w:r>
+      <w:r>
+        <w:t xml:space="preserve"> cho đúng.</w:t>
+      </w:r>
+    </w:p>
+    <w:p>
+      <w:r>
+        <w:t xml:space="preserve">Lần quét của lịch cũng có thể hỏng (database sập): </w:t>
+      </w:r>
+      <w:r>
+        <w:rPr>
+          <w:rFonts w:ascii="Consolas" w:eastAsia="Consolas" w:hAnsi="Consolas" w:cs="Consolas"/>
+        </w:rPr>
+        <w:t xml:space="preserve">LiveSyncSchedule.tick</w:t>
+      </w:r>
+      <w:r>
+        <w:t xml:space="preserve"> bắt lỗi, nói một lần lúc bắt đầu hỏng và một lần lúc chạy lại được, lịch không dừng.</w:t>
+      </w:r>
+    </w:p>
     <w:sectPr>
       <w:pgSz w:w="11906" w:h="16838"/>
       <w:pgMar w:top="1440" w:right="1440" w:bottom="1440" w:left="1440" w:header="708" w:footer="708" w:gutter="0"/>

--- a/docs/knowledge/phase-3-sync-realtime.docx
+++ b/docs/knowledge/phase-3-sync-realtime.docx
@@ -106,7 +106,7 @@
         <w:t xml:space="preserve">openspec/changes/f07-f08-realtime-inbox</w:t>
       </w:r>
       <w:r>
-        <w:t xml:space="preserve"> (thư mới tự vào Sino và tự hiện trên web): BE-48, BE-49.</w:t>
+        <w:t xml:space="preserve"> (thư mới tự vào Sino và tự hiện trên web): BE-48, BE-49, BE-50.</w:t>
         <w:br/>
       </w:r>
       <w:r>
@@ -2474,6 +2474,1191 @@
       </w:r>
       <w:r>
         <w:t xml:space="preserve"> bắt lỗi, nói một lần lúc bắt đầu hỏng và một lần lúc chạy lại được, lịch không dừng.</w:t>
+      </w:r>
+    </w:p>
+    <w:p>
+      <w:pPr>
+        <w:pStyle w:val="Heading2"/>
+      </w:pPr>
+      <w:r>
+        <w:t xml:space="preserve">3. Sự kiện và SSE: module </w:t>
+      </w:r>
+      <w:r>
+        <w:rPr>
+          <w:rFonts w:ascii="Consolas" w:eastAsia="Consolas" w:hAnsi="Consolas" w:cs="Consolas"/>
+        </w:rPr>
+        <w:t xml:space="preserve">realtime</w:t>
+      </w:r>
+      <w:r>
+        <w:t xml:space="preserve"> (BE-50)</w:t>
+      </w:r>
+    </w:p>
+    <w:p>
+      <w:r>
+        <w:rPr>
+          <w:b/>
+          <w:bCs/>
+        </w:rPr>
+        <w:t xml:space="preserve">Ở đâu:</w:t>
+      </w:r>
+      <w:r>
+        <w:t xml:space="preserve"> </w:t>
+      </w:r>
+      <w:r>
+        <w:rPr>
+          <w:rFonts w:ascii="Consolas" w:eastAsia="Consolas" w:hAnsi="Consolas" w:cs="Consolas"/>
+        </w:rPr>
+        <w:t xml:space="preserve">realtime/api/EventStreamController</w:t>
+      </w:r>
+      <w:r>
+        <w:t xml:space="preserve"> (</w:t>
+      </w:r>
+      <w:r>
+        <w:rPr>
+          <w:rFonts w:ascii="Consolas" w:eastAsia="Consolas" w:hAnsi="Consolas" w:cs="Consolas"/>
+        </w:rPr>
+        <w:t xml:space="preserve">GET /api/events/stream</w:t>
+      </w:r>
+      <w:r>
+        <w:t xml:space="preserve">), </w:t>
+      </w:r>
+      <w:r>
+        <w:rPr>
+          <w:rFonts w:ascii="Consolas" w:eastAsia="Consolas" w:hAnsi="Consolas" w:cs="Consolas"/>
+        </w:rPr>
+        <w:t xml:space="preserve">realtime/application/EventHub</w:t>
+      </w:r>
+      <w:r>
+        <w:t xml:space="preserve"> (các luồng đang mở), </w:t>
+      </w:r>
+      <w:r>
+        <w:rPr>
+          <w:rFonts w:ascii="Consolas" w:eastAsia="Consolas" w:hAnsi="Consolas" w:cs="Consolas"/>
+        </w:rPr>
+        <w:t xml:space="preserve">RealtimeEvents</w:t>
+      </w:r>
+      <w:r>
+        <w:t xml:space="preserve"> (từ sự kiện của module khác sang sự kiện cho trình duyệt), </w:t>
+      </w:r>
+      <w:r>
+        <w:rPr>
+          <w:rFonts w:ascii="Consolas" w:eastAsia="Consolas" w:hAnsi="Consolas" w:cs="Consolas"/>
+        </w:rPr>
+        <w:t xml:space="preserve">RealtimeProperties</w:t>
+      </w:r>
+      <w:r>
+        <w:t xml:space="preserve"> (</w:t>
+      </w:r>
+      <w:r>
+        <w:rPr>
+          <w:rFonts w:ascii="Consolas" w:eastAsia="Consolas" w:hAnsi="Consolas" w:cs="Consolas"/>
+        </w:rPr>
+        <w:t xml:space="preserve">sino.realtime.*</w:t>
+      </w:r>
+      <w:r>
+        <w:t xml:space="preserve">); sự kiện </w:t>
+      </w:r>
+      <w:r>
+        <w:rPr>
+          <w:rFonts w:ascii="Consolas" w:eastAsia="Consolas" w:hAnsi="Consolas" w:cs="Consolas"/>
+        </w:rPr>
+        <w:t xml:space="preserve">sync/MailStored</w:t>
+      </w:r>
+      <w:r>
+        <w:t xml:space="preserve">, </w:t>
+      </w:r>
+      <w:r>
+        <w:rPr>
+          <w:rFonts w:ascii="Consolas" w:eastAsia="Consolas" w:hAnsi="Consolas" w:cs="Consolas"/>
+        </w:rPr>
+        <w:t xml:space="preserve">sync/SyncStateChanged</w:t>
+      </w:r>
+      <w:r>
+        <w:t xml:space="preserve">, </w:t>
+      </w:r>
+      <w:r>
+        <w:rPr>
+          <w:rFonts w:ascii="Consolas" w:eastAsia="Consolas" w:hAnsi="Consolas" w:cs="Consolas"/>
+        </w:rPr>
+        <w:t xml:space="preserve">conversation/ConversationChanged</w:t>
+      </w:r>
+      <w:r>
+        <w:t xml:space="preserve">; </w:t>
+      </w:r>
+      <w:r>
+        <w:rPr>
+          <w:rFonts w:ascii="Consolas" w:eastAsia="Consolas" w:hAnsi="Consolas" w:cs="Consolas"/>
+        </w:rPr>
+        <w:t xml:space="preserve">StoreResult</w:t>
+      </w:r>
+      <w:r>
+        <w:t xml:space="preserve"> thêm </w:t>
+      </w:r>
+      <w:r>
+        <w:rPr>
+          <w:rFonts w:ascii="Consolas" w:eastAsia="Consolas" w:hAnsi="Consolas" w:cs="Consolas"/>
+        </w:rPr>
+        <w:t xml:space="preserve">conversationIds</w:t>
+      </w:r>
+      <w:r>
+        <w:t xml:space="preserve">, </w:t>
+      </w:r>
+      <w:r>
+        <w:rPr>
+          <w:rFonts w:ascii="Consolas" w:eastAsia="Consolas" w:hAnsi="Consolas" w:cs="Consolas"/>
+        </w:rPr>
+        <w:t xml:space="preserve">newInbound</w:t>
+      </w:r>
+      <w:r>
+        <w:t xml:space="preserve">.</w:t>
+      </w:r>
+    </w:p>
+    <w:p>
+      <w:pPr>
+        <w:shd w:val="clear" w:color="auto" w:fill="F2F3F5"/>
+        <w:ind w:left="0"/>
+      </w:pPr>
+      <w:r>
+        <w:rPr>
+          <w:rFonts w:ascii="Consolas" w:eastAsia="Consolas" w:hAnsi="Consolas" w:cs="Consolas"/>
+          <w:sz w:val="19"/>
+          <w:szCs w:val="19"/>
+        </w:rPr>
+        <w:t xml:space="preserve">ImportRunner: transaction { lưu trang; tiến con trỏ; publish MailStored, SyncStateChanged }</w:t>
+        <w:br/>
+        <w:t xml:space="preserve">InboxService.change (PATCH): transaction { đổi đã đọc/lưu trữ; publish ConversationChanged }</w:t>
+        <w:br/>
+        <w:t xml:space="preserve">account: AccountConnected, AccountStatusChanged, AccountRemoved</w:t>
+        <w:br/>
+        <w:t xml:space="preserve">            |</w:t>
+        <w:br/>
+        <w:t xml:space="preserve">            |  @EventListener: tìm owner (AccountDirectory.byId) ngay trong transaction đó,</w:t>
+        <w:br/>
+        <w:t xml:space="preserve">            |  đăng ký gửi sau commit (TransactionSynchronization.afterCommit)</w:t>
+        <w:br/>
+        <w:t xml:space="preserve">            v</w:t>
+        <w:br/>
+        <w:t xml:space="preserve">RealtimeEvents -&gt; (sau commit) EventHub.publish(owner, type, data)</w:t>
+        <w:br/>
+        <w:t xml:space="preserve">            v</w:t>
+        <w:br/>
+        <w:t xml:space="preserve">mỗi luồng của owner: hàng đợi -&gt; luồng ghi riêng -&gt; trình duyệt</w:t>
+        <w:br/>
+        <w:t xml:space="preserve">  event:conversations.changed</w:t>
+        <w:br/>
+        <w:t xml:space="preserve">  data:{"type":"conversations.changed","accountId":...,"conversationIds":[...],"newInbound":2,"source":"sync","at":...}</w:t>
+      </w:r>
+    </w:p>
+    <w:p>
+      <w:pPr>
+        <w:pStyle w:val="Heading3"/>
+      </w:pPr>
+      <w:r>
+        <w:t xml:space="preserve">3.1 Vì sao gửi sự kiện </w:t>
+      </w:r>
+      <w:r>
+        <w:rPr>
+          <w:b/>
+          <w:bCs/>
+        </w:rPr>
+        <w:t xml:space="preserve">sau commit</w:t>
+      </w:r>
+      <w:r>
+        <w:t xml:space="preserve"> (câu gợi ý của task)</w:t>
+      </w:r>
+    </w:p>
+    <w:p>
+      <w:r>
+        <w:t xml:space="preserve">Trình duyệt nhận sự kiện thì gọi lại API để đọc dữ liệu mới. Nếu sự kiện đi trước commit:</w:t>
+      </w:r>
+    </w:p>
+    <w:p>
+      <w:pPr>
+        <w:pStyle w:val="ListParagraph"/>
+        <w:numPr>
+          <w:ilvl w:val="0"/>
+          <w:numId w:val="1"/>
+        </w:numPr>
+      </w:pPr>
+      <w:r>
+        <w:t xml:space="preserve">trình duyệt có thể đọc </w:t>
+      </w:r>
+      <w:r>
+        <w:rPr>
+          <w:b/>
+          <w:bCs/>
+        </w:rPr>
+        <w:t xml:space="preserve">trước</w:t>
+      </w:r>
+      <w:r>
+        <w:t xml:space="preserve"> khi dữ liệu được ghi, thấy dữ liệu cũ và tưởng đã cập nhật xong;</w:t>
+      </w:r>
+    </w:p>
+    <w:p>
+      <w:pPr>
+        <w:pStyle w:val="ListParagraph"/>
+        <w:numPr>
+          <w:ilvl w:val="0"/>
+          <w:numId w:val="1"/>
+        </w:numPr>
+      </w:pPr>
+      <w:r>
+        <w:t xml:space="preserve">transaction có thể </w:t>
+      </w:r>
+      <w:r>
+        <w:rPr>
+          <w:b/>
+          <w:bCs/>
+        </w:rPr>
+        <w:t xml:space="preserve">rollback</w:t>
+      </w:r>
+      <w:r>
+        <w:t xml:space="preserve"> (lưu trang lỗi, người dùng nhập lại giữa chừng), và trình duyệt được báo về một thay đổi không bao giờ tồn tại.</w:t>
+      </w:r>
+    </w:p>
+    <w:p>
+      <w:r>
+        <w:rPr>
+          <w:rFonts w:ascii="Consolas" w:eastAsia="Consolas" w:hAnsi="Consolas" w:cs="Consolas"/>
+        </w:rPr>
+        <w:t xml:space="preserve">RealtimeEvents</w:t>
+      </w:r>
+      <w:r>
+        <w:t xml:space="preserve"> nghe bằng </w:t>
+      </w:r>
+      <w:r>
+        <w:rPr>
+          <w:rFonts w:ascii="Consolas" w:eastAsia="Consolas" w:hAnsi="Consolas" w:cs="Consolas"/>
+        </w:rPr>
+        <w:t xml:space="preserve">@EventListener</w:t>
+      </w:r>
+      <w:r>
+        <w:t xml:space="preserve"> thường, nên được gọi ngay lúc </w:t>
+      </w:r>
+      <w:r>
+        <w:rPr>
+          <w:rFonts w:ascii="Consolas" w:eastAsia="Consolas" w:hAnsi="Consolas" w:cs="Consolas"/>
+        </w:rPr>
+        <w:t xml:space="preserve">publishEvent</w:t>
+      </w:r>
+      <w:r>
+        <w:t xml:space="preserve">, </w:t>
+      </w:r>
+      <w:r>
+        <w:rPr>
+          <w:b/>
+          <w:bCs/>
+        </w:rPr>
+        <w:t xml:space="preserve">bên trong</w:t>
+      </w:r>
+      <w:r>
+        <w:t xml:space="preserve"> transaction đang lưu. Nó làm hai việc:</w:t>
+      </w:r>
+    </w:p>
+    <w:p>
+      <w:pPr>
+        <w:pStyle w:val="ListParagraph"/>
+        <w:numPr>
+          <w:ilvl w:val="0"/>
+          <w:numId w:val="1"/>
+        </w:numPr>
+      </w:pPr>
+      <w:r>
+        <w:t xml:space="preserve">tìm owner ngay lúc đó (đọc trong cùng transaction, nên thấy cả account vừa tạo trong transaction ấy);</w:t>
+      </w:r>
+    </w:p>
+    <w:p>
+      <w:pPr>
+        <w:pStyle w:val="ListParagraph"/>
+        <w:numPr>
+          <w:ilvl w:val="0"/>
+          <w:numId w:val="1"/>
+        </w:numPr>
+      </w:pPr>
+      <w:r>
+        <w:rPr>
+          <w:b/>
+          <w:bCs/>
+        </w:rPr>
+        <w:t xml:space="preserve">đăng ký</w:t>
+      </w:r>
+      <w:r>
+        <w:t xml:space="preserve"> việc gửi với transaction: </w:t>
+      </w:r>
+      <w:r>
+        <w:rPr>
+          <w:rFonts w:ascii="Consolas" w:eastAsia="Consolas" w:hAnsi="Consolas" w:cs="Consolas"/>
+        </w:rPr>
+        <w:t xml:space="preserve">TransactionSynchronizationManager.registerSynchronization(...)</w:t>
+      </w:r>
+      <w:r>
+        <w:t xml:space="preserve"> với </w:t>
+      </w:r>
+      <w:r>
+        <w:rPr>
+          <w:rFonts w:ascii="Consolas" w:eastAsia="Consolas" w:hAnsi="Consolas" w:cs="Consolas"/>
+        </w:rPr>
+        <w:t xml:space="preserve">afterCommit()</w:t>
+      </w:r>
+      <w:r>
+        <w:t xml:space="preserve">. Spring chỉ gọi </w:t>
+      </w:r>
+      <w:r>
+        <w:rPr>
+          <w:rFonts w:ascii="Consolas" w:eastAsia="Consolas" w:hAnsi="Consolas" w:cs="Consolas"/>
+        </w:rPr>
+        <w:t xml:space="preserve">afterCommit</w:t>
+      </w:r>
+      <w:r>
+        <w:t xml:space="preserve"> khi transaction commit; rollback thì bỏ. Sự kiện phát </w:t>
+      </w:r>
+      <w:r>
+        <w:rPr>
+          <w:b/>
+          <w:bCs/>
+        </w:rPr>
+        <w:t xml:space="preserve">ngoài</w:t>
+      </w:r>
+      <w:r>
+        <w:t xml:space="preserve"> transaction (ví dụ ghi lỗi nhập trong </w:t>
+      </w:r>
+      <w:r>
+        <w:rPr>
+          <w:rFonts w:ascii="Consolas" w:eastAsia="Consolas" w:hAnsi="Consolas" w:cs="Consolas"/>
+        </w:rPr>
+        <w:t xml:space="preserve">fail()</w:t>
+      </w:r>
+      <w:r>
+        <w:t xml:space="preserve">) thì gửi ngay.</w:t>
+      </w:r>
+    </w:p>
+    <w:p>
+      <w:r>
+        <w:t xml:space="preserve">Test </w:t>
+      </w:r>
+      <w:r>
+        <w:rPr>
+          <w:rFonts w:ascii="Consolas" w:eastAsia="Consolas" w:hAnsi="Consolas" w:cs="Consolas"/>
+        </w:rPr>
+        <w:t xml:space="preserve">aRolledBackChangeSendsNothing</w:t>
+      </w:r>
+      <w:r>
+        <w:t xml:space="preserve"> phát một sự kiện rồi rollback, phát sự kiện thứ hai và commit: trình duyệt chỉ thấy sự kiện thứ hai. </w:t>
+      </w:r>
+      <w:r>
+        <w:rPr>
+          <w:rFonts w:ascii="Consolas" w:eastAsia="Consolas" w:hAnsi="Consolas" w:cs="Consolas"/>
+        </w:rPr>
+        <w:t xml:space="preserve">aFailedImportTellsTheBrowser</w:t>
+      </w:r>
+      <w:r>
+        <w:t xml:space="preserve"> đi qua nhánh ngoài transaction.</w:t>
+      </w:r>
+    </w:p>
+    <w:p>
+      <w:r>
+        <w:rPr>
+          <w:b/>
+          <w:bCs/>
+        </w:rPr>
+        <w:t xml:space="preserve">Vì sao không dùng </w:t>
+      </w:r>
+      <w:r>
+        <w:rPr>
+          <w:rFonts w:ascii="Consolas" w:eastAsia="Consolas" w:hAnsi="Consolas" w:cs="Consolas"/>
+          <w:b/>
+          <w:bCs/>
+        </w:rPr>
+        <w:t xml:space="preserve">@TransactionalEventListener</w:t>
+      </w:r>
+      <w:r>
+        <w:rPr>
+          <w:b/>
+          <w:bCs/>
+        </w:rPr>
+        <w:t xml:space="preserve">.</w:t>
+      </w:r>
+      <w:r>
+        <w:t xml:space="preserve"> Bản đầu dùng nó. Review chỉ ra: trong ứng dụng có Spring Modulith, mỗi sự kiện tới một listener kiểu transaction được ghi vào bảng </w:t>
+      </w:r>
+      <w:r>
+        <w:rPr>
+          <w:rFonts w:ascii="Consolas" w:eastAsia="Consolas" w:hAnsi="Consolas" w:cs="Consolas"/>
+        </w:rPr>
+        <w:t xml:space="preserve">event_publication</w:t>
+      </w:r>
+      <w:r>
+        <w:t xml:space="preserve"> (registry), để chạy lại nếu listener hỏng. Cơ chế đó dành cho việc </w:t>
+      </w:r>
+      <w:r>
+        <w:rPr>
+          <w:b/>
+          <w:bCs/>
+        </w:rPr>
+        <w:t xml:space="preserve">phải</w:t>
+      </w:r>
+      <w:r>
+        <w:t xml:space="preserve"> xảy ra (gửi mail, cập nhật module khác). Với SSE, chạy lại vô nghĩa: trình duyệt đọc lại dữ liệu mỗi lần nối lại. Vậy mà mỗi trang thư tốn thêm hai </w:t>
+      </w:r>
+      <w:r>
+        <w:rPr>
+          <w:rFonts w:ascii="Consolas" w:eastAsia="Consolas" w:hAnsi="Consolas" w:cs="Consolas"/>
+        </w:rPr>
+        <w:t xml:space="preserve">INSERT</w:t>
+      </w:r>
+      <w:r>
+        <w:t xml:space="preserve"> và hai </w:t>
+      </w:r>
+      <w:r>
+        <w:rPr>
+          <w:rFonts w:ascii="Consolas" w:eastAsia="Consolas" w:hAnsi="Consolas" w:cs="Consolas"/>
+        </w:rPr>
+        <w:t xml:space="preserve">DELETE</w:t>
+      </w:r>
+      <w:r>
+        <w:t xml:space="preserve">, có thể cần thêm một connection lúc đánh dấu hoàn tất, và để lại dòng mồ côi khi listener lỗi. Tự đăng ký </w:t>
+      </w:r>
+      <w:r>
+        <w:rPr>
+          <w:rFonts w:ascii="Consolas" w:eastAsia="Consolas" w:hAnsi="Consolas" w:cs="Consolas"/>
+        </w:rPr>
+        <w:t xml:space="preserve">afterCommit</w:t>
+      </w:r>
+      <w:r>
+        <w:t xml:space="preserve"> cho cùng bảo đảm "chỉ sau commit" mà không cần bảng nào; test kiểm </w:t>
+      </w:r>
+      <w:r>
+        <w:rPr>
+          <w:rFonts w:ascii="Consolas" w:eastAsia="Consolas" w:hAnsi="Consolas" w:cs="Consolas"/>
+        </w:rPr>
+        <w:t xml:space="preserve">event_publication</w:t>
+      </w:r>
+      <w:r>
+        <w:t xml:space="preserve"> vẫn rỗng.</w:t>
+      </w:r>
+    </w:p>
+    <w:p>
+      <w:pPr>
+        <w:pStyle w:val="Heading3"/>
+      </w:pPr>
+      <w:r>
+        <w:t xml:space="preserve">3.2 </w:t>
+      </w:r>
+      <w:r>
+        <w:rPr>
+          <w:rFonts w:ascii="Consolas" w:eastAsia="Consolas" w:hAnsi="Consolas" w:cs="Consolas"/>
+        </w:rPr>
+        <w:t xml:space="preserve">SseEmitter</w:t>
+      </w:r>
+      <w:r>
+        <w:t xml:space="preserve">: một request không bao giờ trả lời xong</w:t>
+      </w:r>
+    </w:p>
+    <w:p>
+      <w:r>
+        <w:t xml:space="preserve">Controller trả </w:t>
+      </w:r>
+      <w:r>
+        <w:rPr>
+          <w:rFonts w:ascii="Consolas" w:eastAsia="Consolas" w:hAnsi="Consolas" w:cs="Consolas"/>
+        </w:rPr>
+        <w:t xml:space="preserve">SseEmitter</w:t>
+      </w:r>
+      <w:r>
+        <w:t xml:space="preserve"> thay vì dữ liệu. Spring MVC bật chế độ </w:t>
+      </w:r>
+      <w:r>
+        <w:rPr>
+          <w:b/>
+          <w:bCs/>
+        </w:rPr>
+        <w:t xml:space="preserve">async</w:t>
+      </w:r>
+      <w:r>
+        <w:t xml:space="preserve"> của Servlet: luồng xử lý request được trả về pool ngay, kết nối vẫn mở, và code ghi sự kiện vào </w:t>
+      </w:r>
+      <w:r>
+        <w:rPr>
+          <w:rFonts w:ascii="Consolas" w:eastAsia="Consolas" w:hAnsi="Consolas" w:cs="Consolas"/>
+        </w:rPr>
+        <w:t xml:space="preserve">SseEmitter</w:t>
+      </w:r>
+      <w:r>
+        <w:t xml:space="preserve"> lúc nào cũng được. Khi luồng kết thúc (hết 20 phút, bị đóng), Servlet làm một lần </w:t>
+      </w:r>
+      <w:r>
+        <w:rPr>
+          <w:b/>
+          <w:bCs/>
+        </w:rPr>
+        <w:t xml:space="preserve">dispatch ASYNC</w:t>
+      </w:r>
+      <w:r>
+        <w:t xml:space="preserve"> để đóng request; Spring Security cũng kiểm lần dispatch đó, nên </w:t>
+      </w:r>
+      <w:r>
+        <w:rPr>
+          <w:rFonts w:ascii="Consolas" w:eastAsia="Consolas" w:hAnsi="Consolas" w:cs="Consolas"/>
+        </w:rPr>
+        <w:t xml:space="preserve">SecurityConfig</w:t>
+      </w:r>
+      <w:r>
+        <w:t xml:space="preserve"> cho phép </w:t>
+      </w:r>
+      <w:r>
+        <w:rPr>
+          <w:rFonts w:ascii="Consolas" w:eastAsia="Consolas" w:hAnsi="Consolas" w:cs="Consolas"/>
+        </w:rPr>
+        <w:t xml:space="preserve">DispatcherType.ASYNC</w:t>
+      </w:r>
+      <w:r>
+        <w:t xml:space="preserve"> như đã cho </w:t>
+      </w:r>
+      <w:r>
+        <w:rPr>
+          <w:rFonts w:ascii="Consolas" w:eastAsia="Consolas" w:hAnsi="Consolas" w:cs="Consolas"/>
+        </w:rPr>
+        <w:t xml:space="preserve">ERROR</w:t>
+      </w:r>
+      <w:r>
+        <w:t xml:space="preserve">.</w:t>
+      </w:r>
+    </w:p>
+    <w:p>
+      <w:pPr>
+        <w:pStyle w:val="Heading3"/>
+      </w:pPr>
+      <w:r>
+        <w:t xml:space="preserve">3.3 Một trình duyệt chậm không được làm chậm việc lưu thư</w:t>
+      </w:r>
+    </w:p>
+    <w:p>
+      <w:r>
+        <w:rPr>
+          <w:rFonts w:ascii="Consolas" w:eastAsia="Consolas" w:hAnsi="Consolas" w:cs="Consolas"/>
+        </w:rPr>
+        <w:t xml:space="preserve">emitter.send</w:t>
+      </w:r>
+      <w:r>
+        <w:t xml:space="preserve"> ghi ra mạng. Nếu </w:t>
+      </w:r>
+      <w:r>
+        <w:rPr>
+          <w:rFonts w:ascii="Consolas" w:eastAsia="Consolas" w:hAnsi="Consolas" w:cs="Consolas"/>
+        </w:rPr>
+        <w:t xml:space="preserve">ImportRunner</w:t>
+      </w:r>
+      <w:r>
+        <w:t xml:space="preserve"> gọi thẳng nó, một trình duyệt mạng yếu làm luồng lưu thư phải chờ. </w:t>
+      </w:r>
+      <w:r>
+        <w:rPr>
+          <w:rFonts w:ascii="Consolas" w:eastAsia="Consolas" w:hAnsi="Consolas" w:cs="Consolas"/>
+        </w:rPr>
+        <w:t xml:space="preserve">EventHub</w:t>
+      </w:r>
+      <w:r>
+        <w:t xml:space="preserve"> cho </w:t>
+      </w:r>
+      <w:r>
+        <w:rPr>
+          <w:b/>
+          <w:bCs/>
+        </w:rPr>
+        <w:t xml:space="preserve">mỗi luồng một hàng đợi (100 sự kiện) và một virtual thread</w:t>
+      </w:r>
+      <w:r>
+        <w:t xml:space="preserve"> chỉ để ghi: </w:t>
+      </w:r>
+      <w:r>
+        <w:rPr>
+          <w:rFonts w:ascii="Consolas" w:eastAsia="Consolas" w:hAnsi="Consolas" w:cs="Consolas"/>
+        </w:rPr>
+        <w:t xml:space="preserve">publish</w:t>
+      </w:r>
+      <w:r>
+        <w:t xml:space="preserve"> đặt sự kiện vào hàng đợi rồi đi tiếp. Hàng đợi đầy (trình duyệt không theo kịp) thì luồng bị đóng ngay trên thread đang publish (một lần </w:t>
+      </w:r>
+      <w:r>
+        <w:rPr>
+          <w:rFonts w:ascii="Consolas" w:eastAsia="Consolas" w:hAnsi="Consolas" w:cs="Consolas"/>
+        </w:rPr>
+        <w:t xml:space="preserve">complete()</w:t>
+      </w:r>
+      <w:r>
+        <w:t xml:space="preserve">, không ghi mạng): trình duyệt tự nối lại và đọc lại dữ liệu, nên không mất gì. Thứ tự sự kiện trong một luồng được giữ vì chỉ một thread ghi. Thread ghi dừng theo một </w:t>
+      </w:r>
+      <w:r>
+        <w:rPr>
+          <w:b/>
+          <w:bCs/>
+        </w:rPr>
+        <w:t xml:space="preserve">cờ</w:t>
+      </w:r>
+      <w:r>
+        <w:t xml:space="preserve"> </w:t>
+      </w:r>
+      <w:r>
+        <w:rPr>
+          <w:rFonts w:ascii="Consolas" w:eastAsia="Consolas" w:hAnsi="Consolas" w:cs="Consolas"/>
+        </w:rPr>
+        <w:t xml:space="preserve">closed</w:t>
+      </w:r>
+      <w:r>
+        <w:t xml:space="preserve">, kiểm ít nhất hai lần mỗi giây (</w:t>
+      </w:r>
+      <w:r>
+        <w:rPr>
+          <w:rFonts w:ascii="Consolas" w:eastAsia="Consolas" w:hAnsi="Consolas" w:cs="Consolas"/>
+        </w:rPr>
+        <w:t xml:space="preserve">poll</w:t>
+      </w:r>
+      <w:r>
+        <w:t xml:space="preserve"> có thời hạn), không dựa vào interrupt, vì code mạng có thể nuốt cờ interrupt.</w:t>
+      </w:r>
+    </w:p>
+    <w:p>
+      <w:r>
+        <w:rPr>
+          <w:b/>
+          <w:bCs/>
+        </w:rPr>
+        <w:t xml:space="preserve">Race giữa mở và đóng (review).</w:t>
+      </w:r>
+      <w:r>
+        <w:t xml:space="preserve"> Bản đầu thêm luồng bằng hai bước (</w:t>
+      </w:r>
+      <w:r>
+        <w:rPr>
+          <w:rFonts w:ascii="Consolas" w:eastAsia="Consolas" w:hAnsi="Consolas" w:cs="Consolas"/>
+        </w:rPr>
+        <w:t xml:space="preserve">computeIfAbsent</w:t>
+      </w:r>
+      <w:r>
+        <w:t xml:space="preserve"> rồi </w:t>
+      </w:r>
+      <w:r>
+        <w:rPr>
+          <w:rFonts w:ascii="Consolas" w:eastAsia="Consolas" w:hAnsi="Consolas" w:cs="Consolas"/>
+        </w:rPr>
+        <w:t xml:space="preserve">addLast</w:t>
+      </w:r>
+      <w:r>
+        <w:t xml:space="preserve">) và gỡ bằng hai bước (</w:t>
+      </w:r>
+      <w:r>
+        <w:rPr>
+          <w:rFonts w:ascii="Consolas" w:eastAsia="Consolas" w:hAnsi="Consolas" w:cs="Consolas"/>
+        </w:rPr>
+        <w:t xml:space="preserve">remove</w:t>
+      </w:r>
+      <w:r>
+        <w:t xml:space="preserve"> rồi xóa deque rỗng khỏi map). Một luồng đóng chen vào giữa hai bước của luồng đang mở thì luồng mới bị thêm vào một deque đã bị gỡ khỏi map: không nhận sự kiện nào suốt 20 phút, trong khi web tưởng đang kết nối. Giờ mọi thay đổi danh sách luồng của một owner nằm trong </w:t>
+      </w:r>
+      <w:r>
+        <w:rPr>
+          <w:b/>
+          <w:bCs/>
+        </w:rPr>
+        <w:t xml:space="preserve">một</w:t>
+      </w:r>
+      <w:r>
+        <w:t xml:space="preserve"> lần </w:t>
+      </w:r>
+      <w:r>
+        <w:rPr>
+          <w:rFonts w:ascii="Consolas" w:eastAsia="Consolas" w:hAnsi="Consolas" w:cs="Consolas"/>
+        </w:rPr>
+        <w:t xml:space="preserve">ConcurrentHashMap.compute</w:t>
+      </w:r>
+      <w:r>
+        <w:t xml:space="preserve">/</w:t>
+      </w:r>
+      <w:r>
+        <w:rPr>
+          <w:rFonts w:ascii="Consolas" w:eastAsia="Consolas" w:hAnsi="Consolas" w:cs="Consolas"/>
+        </w:rPr>
+        <w:t xml:space="preserve">computeIfPresent</w:t>
+      </w:r>
+      <w:r>
+        <w:t xml:space="preserve"> trên khóa đó, kể cả việc gỡ các luồng vượt giới hạn; việc đóng chúng (gọi </w:t>
+      </w:r>
+      <w:r>
+        <w:rPr>
+          <w:rFonts w:ascii="Consolas" w:eastAsia="Consolas" w:hAnsi="Consolas" w:cs="Consolas"/>
+        </w:rPr>
+        <w:t xml:space="preserve">complete()</w:t>
+      </w:r>
+      <w:r>
+        <w:t xml:space="preserve">) làm sau, ngoài </w:t>
+      </w:r>
+      <w:r>
+        <w:rPr>
+          <w:rFonts w:ascii="Consolas" w:eastAsia="Consolas" w:hAnsi="Consolas" w:cs="Consolas"/>
+        </w:rPr>
+        <w:t xml:space="preserve">compute</w:t>
+      </w:r>
+      <w:r>
+        <w:t xml:space="preserve">, vì </w:t>
+      </w:r>
+      <w:r>
+        <w:rPr>
+          <w:rFonts w:ascii="Consolas" w:eastAsia="Consolas" w:hAnsi="Consolas" w:cs="Consolas"/>
+        </w:rPr>
+        <w:t xml:space="preserve">compute</w:t>
+      </w:r>
+      <w:r>
+        <w:t xml:space="preserve"> không được gọi lại chính map đó.</w:t>
+      </w:r>
+    </w:p>
+    <w:p>
+      <w:r>
+        <w:rPr>
+          <w:b/>
+          <w:bCs/>
+        </w:rPr>
+        <w:t xml:space="preserve">Tắt ứng dụng.</w:t>
+      </w:r>
+      <w:r>
+        <w:t xml:space="preserve"> Spring Boot tắt web server "graceful": chờ các request đang chạy, tới 30 giây. Một luồng SSE không bao giờ tự xong, nên nếu đợi tới </w:t>
+      </w:r>
+      <w:r>
+        <w:rPr>
+          <w:rFonts w:ascii="Consolas" w:eastAsia="Consolas" w:hAnsi="Consolas" w:cs="Consolas"/>
+        </w:rPr>
+        <w:t xml:space="preserve">destroy()</w:t>
+      </w:r>
+      <w:r>
+        <w:t xml:space="preserve"> mới đóng thì lần tắt nào cũng chờ đủ 30 giây khi còn tab mở. </w:t>
+      </w:r>
+      <w:r>
+        <w:rPr>
+          <w:rFonts w:ascii="Consolas" w:eastAsia="Consolas" w:hAnsi="Consolas" w:cs="Consolas"/>
+        </w:rPr>
+        <w:t xml:space="preserve">EventHub</w:t>
+      </w:r>
+      <w:r>
+        <w:t xml:space="preserve"> đóng mọi luồng ngay khi nhận </w:t>
+      </w:r>
+      <w:r>
+        <w:rPr>
+          <w:rFonts w:ascii="Consolas" w:eastAsia="Consolas" w:hAnsi="Consolas" w:cs="Consolas"/>
+        </w:rPr>
+        <w:t xml:space="preserve">ContextClosedEvent</w:t>
+      </w:r>
+      <w:r>
+        <w:t xml:space="preserve">, sự kiện đầu tiên của quá trình tắt.</w:t>
+      </w:r>
+    </w:p>
+    <w:p>
+      <w:pPr>
+        <w:pStyle w:val="Heading3"/>
+      </w:pPr>
+      <w:r>
+        <w:t xml:space="preserve">3.4 Các chi tiết của giao thức</w:t>
+      </w:r>
+    </w:p>
+    <w:tbl>
+      <w:tblPr>
+        <w:tblW w:w="9360" w:type="dxa"/>
+        <w:tblBorders>
+          <w:top w:val="single" w:sz="4" w:space="0" w:color="auto"/>
+          <w:left w:val="single" w:sz="4" w:space="0" w:color="auto"/>
+          <w:bottom w:val="single" w:sz="4" w:space="0" w:color="auto"/>
+          <w:right w:val="single" w:sz="4" w:space="0" w:color="auto"/>
+          <w:insideH w:val="single" w:sz="4" w:space="0" w:color="auto"/>
+          <w:insideV w:val="single" w:sz="4" w:space="0" w:color="auto"/>
+        </w:tblBorders>
+        <w:tblLayout w:type="fixed"/>
+      </w:tblPr>
+      <w:tblGrid>
+        <w:gridCol w:w="4680"/>
+        <w:gridCol w:w="4680"/>
+      </w:tblGrid>
+      <w:tr>
+        <w:tc>
+          <w:tcPr>
+            <w:tcW w:w="4680" w:type="dxa"/>
+            <w:shd w:val="clear" w:color="auto" w:fill="F2F2F2"/>
+          </w:tcPr>
+          <w:p>
+            <w:r>
+              <w:t xml:space="preserve">Dòng / header</w:t>
+            </w:r>
+          </w:p>
+        </w:tc>
+        <w:tc>
+          <w:tcPr>
+            <w:tcW w:w="4680" w:type="dxa"/>
+            <w:shd w:val="clear" w:color="auto" w:fill="F2F2F2"/>
+          </w:tcPr>
+          <w:p>
+            <w:r>
+              <w:t xml:space="preserve">Để làm gì</w:t>
+            </w:r>
+          </w:p>
+        </w:tc>
+      </w:tr>
+      <w:tr>
+        <w:tc>
+          <w:tcPr>
+            <w:tcW w:w="4680" w:type="dxa"/>
+          </w:tcPr>
+          <w:p>
+            <w:r>
+              <w:rPr>
+                <w:rFonts w:ascii="Consolas" w:eastAsia="Consolas" w:hAnsi="Consolas" w:cs="Consolas"/>
+              </w:rPr>
+              <w:t xml:space="preserve">retry:3000</w:t>
+            </w:r>
+          </w:p>
+        </w:tc>
+        <w:tc>
+          <w:tcPr>
+            <w:tcW w:w="4680" w:type="dxa"/>
+          </w:tcPr>
+          <w:p>
+            <w:r>
+              <w:t xml:space="preserve">lần đầu: trình duyệt nối lại sau 3 giây khi rớt</w:t>
+            </w:r>
+          </w:p>
+        </w:tc>
+      </w:tr>
+      <w:tr>
+        <w:tc>
+          <w:tcPr>
+            <w:tcW w:w="4680" w:type="dxa"/>
+          </w:tcPr>
+          <w:p>
+            <w:r>
+              <w:rPr>
+                <w:rFonts w:ascii="Consolas" w:eastAsia="Consolas" w:hAnsi="Consolas" w:cs="Consolas"/>
+              </w:rPr>
+              <w:t xml:space="preserve">:</w:t>
+            </w:r>
+            <w:r>
+              <w:t xml:space="preserve"> mỗi 25 giây</w:t>
+            </w:r>
+          </w:p>
+        </w:tc>
+        <w:tc>
+          <w:tcPr>
+            <w:tcW w:w="4680" w:type="dxa"/>
+          </w:tcPr>
+          <w:p>
+            <w:r>
+              <w:t xml:space="preserve">comment: giữ proxy không cắt luồng im lặng, và lộ ra trình duyệt đã đóng (ghi lỗi)</w:t>
+            </w:r>
+          </w:p>
+        </w:tc>
+      </w:tr>
+      <w:tr>
+        <w:tc>
+          <w:tcPr>
+            <w:tcW w:w="4680" w:type="dxa"/>
+          </w:tcPr>
+          <w:p>
+            <w:r>
+              <w:rPr>
+                <w:rFonts w:ascii="Consolas" w:eastAsia="Consolas" w:hAnsi="Consolas" w:cs="Consolas"/>
+              </w:rPr>
+              <w:t xml:space="preserve">event:</w:t>
+            </w:r>
+            <w:r>
+              <w:t xml:space="preserve"> = </w:t>
+            </w:r>
+            <w:r>
+              <w:rPr>
+                <w:rFonts w:ascii="Consolas" w:eastAsia="Consolas" w:hAnsi="Consolas" w:cs="Consolas"/>
+              </w:rPr>
+              <w:t xml:space="preserve">type</w:t>
+            </w:r>
+          </w:p>
+        </w:tc>
+        <w:tc>
+          <w:tcPr>
+            <w:tcW w:w="4680" w:type="dxa"/>
+          </w:tcPr>
+          <w:p>
+            <w:r>
+              <w:t xml:space="preserve">web gắn </w:t>
+            </w:r>
+            <w:r>
+              <w:rPr>
+                <w:rFonts w:ascii="Consolas" w:eastAsia="Consolas" w:hAnsi="Consolas" w:cs="Consolas"/>
+              </w:rPr>
+              <w:t xml:space="preserve">addEventListener(type)</w:t>
+            </w:r>
+          </w:p>
+        </w:tc>
+      </w:tr>
+      <w:tr>
+        <w:tc>
+          <w:tcPr>
+            <w:tcW w:w="4680" w:type="dxa"/>
+          </w:tcPr>
+          <w:p>
+            <w:r>
+              <w:t xml:space="preserve">không có </w:t>
+            </w:r>
+            <w:r>
+              <w:rPr>
+                <w:rFonts w:ascii="Consolas" w:eastAsia="Consolas" w:hAnsi="Consolas" w:cs="Consolas"/>
+              </w:rPr>
+              <w:t xml:space="preserve">id:</w:t>
+            </w:r>
+          </w:p>
+        </w:tc>
+        <w:tc>
+          <w:tcPr>
+            <w:tcW w:w="4680" w:type="dxa"/>
+          </w:tcPr>
+          <w:p>
+            <w:r>
+              <w:t xml:space="preserve">không phát lại sự kiện lỡ; nối lại thì web đọc lại dữ liệu</w:t>
+            </w:r>
+          </w:p>
+        </w:tc>
+      </w:tr>
+      <w:tr>
+        <w:tc>
+          <w:tcPr>
+            <w:tcW w:w="4680" w:type="dxa"/>
+          </w:tcPr>
+          <w:p>
+            <w:r>
+              <w:rPr>
+                <w:rFonts w:ascii="Consolas" w:eastAsia="Consolas" w:hAnsi="Consolas" w:cs="Consolas"/>
+              </w:rPr>
+              <w:t xml:space="preserve">X-Accel-Buffering: no</w:t>
+            </w:r>
+          </w:p>
+        </w:tc>
+        <w:tc>
+          <w:tcPr>
+            <w:tcW w:w="4680" w:type="dxa"/>
+          </w:tcPr>
+          <w:p>
+            <w:r>
+              <w:t xml:space="preserve">proxy như nginx không giữ sự kiện lại chờ đầy bộ đệm</w:t>
+            </w:r>
+          </w:p>
+        </w:tc>
+      </w:tr>
+      <w:tr>
+        <w:tc>
+          <w:tcPr>
+            <w:tcW w:w="4680" w:type="dxa"/>
+          </w:tcPr>
+          <w:p>
+            <w:r>
+              <w:rPr>
+                <w:rFonts w:ascii="Consolas" w:eastAsia="Consolas" w:hAnsi="Consolas" w:cs="Consolas"/>
+              </w:rPr>
+              <w:t xml:space="preserve">Cache-Control: no-store</w:t>
+            </w:r>
+          </w:p>
+        </w:tc>
+        <w:tc>
+          <w:tcPr>
+            <w:tcW w:w="4680" w:type="dxa"/>
+          </w:tcPr>
+          <w:p>
+            <w:r>
+              <w:t xml:space="preserve">không cache một luồng</w:t>
+            </w:r>
+          </w:p>
+        </w:tc>
+      </w:tr>
+      <w:tr>
+        <w:tc>
+          <w:tcPr>
+            <w:tcW w:w="4680" w:type="dxa"/>
+          </w:tcPr>
+          <w:p>
+            <w:r>
+              <w:t xml:space="preserve">đóng sau 20 phút</w:t>
+            </w:r>
+          </w:p>
+        </w:tc>
+        <w:tc>
+          <w:tcPr>
+            <w:tcW w:w="4680" w:type="dxa"/>
+          </w:tcPr>
+          <w:p>
+            <w:r>
+              <w:t xml:space="preserve">trình duyệt nối lại, nên đăng nhập được kiểm lại; phiên hết thì </w:t>
+            </w:r>
+            <w:r>
+              <w:rPr>
+                <w:rFonts w:ascii="Consolas" w:eastAsia="Consolas" w:hAnsi="Consolas" w:cs="Consolas"/>
+              </w:rPr>
+              <w:t xml:space="preserve">401</w:t>
+            </w:r>
+          </w:p>
+        </w:tc>
+      </w:tr>
+      <w:tr>
+        <w:tc>
+          <w:tcPr>
+            <w:tcW w:w="4680" w:type="dxa"/>
+          </w:tcPr>
+          <w:p>
+            <w:r>
+              <w:t xml:space="preserve">tối đa 5 luồng mỗi người</w:t>
+            </w:r>
+          </w:p>
+        </w:tc>
+        <w:tc>
+          <w:tcPr>
+            <w:tcW w:w="4680" w:type="dxa"/>
+          </w:tcPr>
+          <w:p>
+            <w:r>
+              <w:t xml:space="preserve">luồng thứ 6 đóng luồng cũ nhất, giới hạn tài nguyên mỗi người dùng</w:t>
+            </w:r>
+          </w:p>
+        </w:tc>
+      </w:tr>
+    </w:tbl>
+    <w:p>
+      <w:pPr>
+        <w:pStyle w:val="Heading3"/>
+      </w:pPr>
+      <w:r>
+        <w:t xml:space="preserve">3.5 Sự kiện không mang nội dung thư</w:t>
+      </w:r>
+    </w:p>
+    <w:p>
+      <w:r>
+        <w:t xml:space="preserve">Sự kiện chỉ có loại, ID account, ID conversation, số thư đến mới, nguồn (</w:t>
+      </w:r>
+      <w:r>
+        <w:rPr>
+          <w:rFonts w:ascii="Consolas" w:eastAsia="Consolas" w:hAnsi="Consolas" w:cs="Consolas"/>
+        </w:rPr>
+        <w:t xml:space="preserve">import</w:t>
+      </w:r>
+      <w:r>
+        <w:t xml:space="preserve">, </w:t>
+      </w:r>
+      <w:r>
+        <w:rPr>
+          <w:rFonts w:ascii="Consolas" w:eastAsia="Consolas" w:hAnsi="Consolas" w:cs="Consolas"/>
+        </w:rPr>
+        <w:t xml:space="preserve">sync</w:t>
+      </w:r>
+      <w:r>
+        <w:t xml:space="preserve">, </w:t>
+      </w:r>
+      <w:r>
+        <w:rPr>
+          <w:rFonts w:ascii="Consolas" w:eastAsia="Consolas" w:hAnsi="Consolas" w:cs="Consolas"/>
+        </w:rPr>
+        <w:t xml:space="preserve">user</w:t>
+      </w:r>
+      <w:r>
+        <w:t xml:space="preserve">) và thời điểm. Web dùng </w:t>
+      </w:r>
+      <w:r>
+        <w:rPr>
+          <w:rFonts w:ascii="Consolas" w:eastAsia="Consolas" w:hAnsi="Consolas" w:cs="Consolas"/>
+        </w:rPr>
+        <w:t xml:space="preserve">source = sync</w:t>
+      </w:r>
+      <w:r>
+        <w:t xml:space="preserve"> để hiện "N thư mới" (lần nhập đầu không hiện), rồi gọi API như mọi lần: mọi kiểm tra quyền vẫn ở API, và nội dung thư không đi qua kênh nào khác. Test kiểm dữ liệu của luồng không chứa chữ của thư mẫu.</w:t>
+      </w:r>
+    </w:p>
+    <w:p>
+      <w:pPr>
+        <w:pStyle w:val="Heading3"/>
+      </w:pPr>
+      <w:r>
+        <w:t xml:space="preserve">3.6 Test SSE bằng HTTP thật</w:t>
+      </w:r>
+    </w:p>
+    <w:p>
+      <w:r>
+        <w:t xml:space="preserve">MockMvc không có mạng thật và không giữ được một response đang chảy dài. </w:t>
+      </w:r>
+      <w:r>
+        <w:rPr>
+          <w:rFonts w:ascii="Consolas" w:eastAsia="Consolas" w:hAnsi="Consolas" w:cs="Consolas"/>
+        </w:rPr>
+        <w:t xml:space="preserve">RealtimeApiTests</w:t>
+      </w:r>
+      <w:r>
+        <w:t xml:space="preserve"> chạy server trên cổng ngẫu nhiên, đăng nhập bằng </w:t>
+      </w:r>
+      <w:r>
+        <w:rPr>
+          <w:rFonts w:ascii="Consolas" w:eastAsia="Consolas" w:hAnsi="Consolas" w:cs="Consolas"/>
+        </w:rPr>
+        <w:t xml:space="preserve">Browser</w:t>
+      </w:r>
+      <w:r>
+        <w:t xml:space="preserve">, rồi mở luồng bằng </w:t>
+      </w:r>
+      <w:r>
+        <w:rPr>
+          <w:rFonts w:ascii="Consolas" w:eastAsia="Consolas" w:hAnsi="Consolas" w:cs="Consolas"/>
+        </w:rPr>
+        <w:t xml:space="preserve">java.net.http.HttpClient</w:t>
+      </w:r>
+      <w:r>
+        <w:t xml:space="preserve"> với </w:t>
+      </w:r>
+      <w:r>
+        <w:rPr>
+          <w:rFonts w:ascii="Consolas" w:eastAsia="Consolas" w:hAnsi="Consolas" w:cs="Consolas"/>
+        </w:rPr>
+        <w:t xml:space="preserve">BodyHandlers.ofLines()</w:t>
+      </w:r>
+      <w:r>
+        <w:t xml:space="preserve">: một virtual thread đọc từng dòng vào hàng đợi, test lấy dòng hay sự kiện ra với thời hạn chờ.</w:t>
+      </w:r>
+    </w:p>
+    <w:p>
+      <w:r>
+        <w:t xml:space="preserve">Hai bẫy gặp khi viết test, đều do </w:t>
+      </w:r>
+      <w:r>
+        <w:rPr>
+          <w:b/>
+          <w:bCs/>
+        </w:rPr>
+        <w:t xml:space="preserve">code đúng</w:t>
+      </w:r>
+      <w:r>
+        <w:t xml:space="preserve">: kết nối account phát </w:t>
+      </w:r>
+      <w:r>
+        <w:rPr>
+          <w:rFonts w:ascii="Consolas" w:eastAsia="Consolas" w:hAnsi="Consolas" w:cs="Consolas"/>
+        </w:rPr>
+        <w:t xml:space="preserve">AccountConnected</w:t>
+      </w:r>
+      <w:r>
+        <w:t xml:space="preserve">, nên luồng mở trước khi kết nối thấy </w:t>
+      </w:r>
+      <w:r>
+        <w:rPr>
+          <w:rFonts w:ascii="Consolas" w:eastAsia="Consolas" w:hAnsi="Consolas" w:cs="Consolas"/>
+        </w:rPr>
+        <w:t xml:space="preserve">account.changed</w:t>
+      </w:r>
+      <w:r>
+        <w:t xml:space="preserve"> trước tiên; và sau khi bấm PATCH, sự kiện của các trang nhập sau vẫn còn tới trước sự kiện của PATCH. Test giờ kết nối account trước khi mở luồng, và đọc qua các sự kiện tới khi gặp đúng sự kiện có </w:t>
+      </w:r>
+      <w:r>
+        <w:rPr>
+          <w:rFonts w:ascii="Consolas" w:eastAsia="Consolas" w:hAnsi="Consolas" w:cs="Consolas"/>
+        </w:rPr>
+        <w:t xml:space="preserve">source: user</w:t>
+      </w:r>
+      <w:r>
+        <w:t xml:space="preserve">.</w:t>
       </w:r>
     </w:p>
     <w:sectPr>

--- a/docs/knowledge/phase-3-sync-realtime.docx
+++ b/docs/knowledge/phase-3-sync-realtime.docx
@@ -106,7 +106,7 @@
         <w:t xml:space="preserve">openspec/changes/f07-f08-realtime-inbox</w:t>
       </w:r>
       <w:r>
-        <w:t xml:space="preserve"> (thư mới tự vào Sino và tự hiện trên web): BE-48, BE-49, BE-50.</w:t>
+        <w:t xml:space="preserve"> (thư mới tự vào Sino và tự hiện trên web): BE-48, BE-49, BE-50, BE-51.</w:t>
         <w:br/>
       </w:r>
       <w:r>
@@ -3661,6 +3661,1902 @@
         <w:t xml:space="preserve">.</w:t>
       </w:r>
     </w:p>
+    <w:p>
+      <w:pPr>
+        <w:pStyle w:val="Heading2"/>
+      </w:pPr>
+      <w:r>
+        <w:t xml:space="preserve">4. Gmail báo cho Sino: đăng ký watch (BE-51)</w:t>
+      </w:r>
+    </w:p>
+    <w:p>
+      <w:r>
+        <w:rPr>
+          <w:b/>
+          <w:bCs/>
+        </w:rPr>
+        <w:t xml:space="preserve">Ở đâu:</w:t>
+      </w:r>
+      <w:r>
+        <w:t xml:space="preserve"> </w:t>
+      </w:r>
+      <w:r>
+        <w:rPr>
+          <w:rFonts w:ascii="Consolas" w:eastAsia="Consolas" w:hAnsi="Consolas" w:cs="Consolas"/>
+        </w:rPr>
+        <w:t xml:space="preserve">provider/spi/MessageProvider.registerPush</w:t>
+      </w:r>
+      <w:r>
+        <w:t xml:space="preserve">, </w:t>
+      </w:r>
+      <w:r>
+        <w:rPr>
+          <w:rFonts w:ascii="Consolas" w:eastAsia="Consolas" w:hAnsi="Consolas" w:cs="Consolas"/>
+        </w:rPr>
+        <w:t xml:space="preserve">PushRegistration</w:t>
+      </w:r>
+      <w:r>
+        <w:t xml:space="preserve">; </w:t>
+      </w:r>
+      <w:r>
+        <w:rPr>
+          <w:rFonts w:ascii="Consolas" w:eastAsia="Consolas" w:hAnsi="Consolas" w:cs="Consolas"/>
+        </w:rPr>
+        <w:t xml:space="preserve">provider/infrastructure/gmail/GmailApi.watch</w:t>
+      </w:r>
+      <w:r>
+        <w:t xml:space="preserve">, </w:t>
+      </w:r>
+      <w:r>
+        <w:rPr>
+          <w:rFonts w:ascii="Consolas" w:eastAsia="Consolas" w:hAnsi="Consolas" w:cs="Consolas"/>
+        </w:rPr>
+        <w:t xml:space="preserve">GmailProvider.registerPush</w:t>
+      </w:r>
+      <w:r>
+        <w:t xml:space="preserve">, </w:t>
+      </w:r>
+      <w:r>
+        <w:rPr>
+          <w:rFonts w:ascii="Consolas" w:eastAsia="Consolas" w:hAnsi="Consolas" w:cs="Consolas"/>
+        </w:rPr>
+        <w:t xml:space="preserve">GmailProperties.PubSub</w:t>
+      </w:r>
+      <w:r>
+        <w:t xml:space="preserve"> (</w:t>
+      </w:r>
+      <w:r>
+        <w:rPr>
+          <w:rFonts w:ascii="Consolas" w:eastAsia="Consolas" w:hAnsi="Consolas" w:cs="Consolas"/>
+        </w:rPr>
+        <w:t xml:space="preserve">sino.google.pubsub.topic</w:t>
+      </w:r>
+      <w:r>
+        <w:t xml:space="preserve">), </w:t>
+      </w:r>
+      <w:r>
+        <w:rPr>
+          <w:rFonts w:ascii="Consolas" w:eastAsia="Consolas" w:hAnsi="Consolas" w:cs="Consolas"/>
+        </w:rPr>
+        <w:t xml:space="preserve">GmailConfiguration</w:t>
+      </w:r>
+      <w:r>
+        <w:t xml:space="preserve"> (kiểm tên topic); </w:t>
+      </w:r>
+      <w:r>
+        <w:rPr>
+          <w:rFonts w:ascii="Consolas" w:eastAsia="Consolas" w:hAnsi="Consolas" w:cs="Consolas"/>
+        </w:rPr>
+        <w:t xml:space="preserve">sync/application/PushWatches</w:t>
+      </w:r>
+      <w:r>
+        <w:t xml:space="preserve"> (đăng ký, gia hạn), </w:t>
+      </w:r>
+      <w:r>
+        <w:rPr>
+          <w:rFonts w:ascii="Consolas" w:eastAsia="Consolas" w:hAnsi="Consolas" w:cs="Consolas"/>
+        </w:rPr>
+        <w:t xml:space="preserve">LiveSyncSchedule.checkWatches</w:t>
+      </w:r>
+      <w:r>
+        <w:t xml:space="preserve"> (mỗi giờ), </w:t>
+      </w:r>
+      <w:r>
+        <w:rPr>
+          <w:rFonts w:ascii="Consolas" w:eastAsia="Consolas" w:hAnsi="Consolas" w:cs="Consolas"/>
+        </w:rPr>
+        <w:t xml:space="preserve">LiveSyncScheduler</w:t>
+      </w:r>
+      <w:r>
+        <w:t xml:space="preserve"> (khoảng 5 phút khi có watch), </w:t>
+      </w:r>
+      <w:r>
+        <w:rPr>
+          <w:rFonts w:ascii="Consolas" w:eastAsia="Consolas" w:hAnsi="Consolas" w:cs="Consolas"/>
+        </w:rPr>
+        <w:t xml:space="preserve">LiveSyncService</w:t>
+      </w:r>
+      <w:r>
+        <w:t xml:space="preserve"> (</w:t>
+      </w:r>
+      <w:r>
+        <w:rPr>
+          <w:rFonts w:ascii="Consolas" w:eastAsia="Consolas" w:hAnsi="Consolas" w:cs="Consolas"/>
+        </w:rPr>
+        <w:t xml:space="preserve">push</w:t>
+      </w:r>
+      <w:r>
+        <w:t xml:space="preserve">, </w:t>
+      </w:r>
+      <w:r>
+        <w:rPr>
+          <w:rFonts w:ascii="Consolas" w:eastAsia="Consolas" w:hAnsi="Consolas" w:cs="Consolas"/>
+        </w:rPr>
+        <w:t xml:space="preserve">pushExpiresAt</w:t>
+      </w:r>
+      <w:r>
+        <w:t xml:space="preserve">); migration </w:t>
+      </w:r>
+      <w:r>
+        <w:rPr>
+          <w:rFonts w:ascii="Consolas" w:eastAsia="Consolas" w:hAnsi="Consolas" w:cs="Consolas"/>
+        </w:rPr>
+        <w:t xml:space="preserve">V13__sync_add_push_watch.sql</w:t>
+      </w:r>
+      <w:r>
+        <w:t xml:space="preserve">.</w:t>
+      </w:r>
+    </w:p>
+    <w:p>
+      <w:r>
+        <w:t xml:space="preserve">Gmail không gọi thẳng Sino. Sino nhờ Gmail "theo dõi" (watch) hộp thư và đẩy mỗi thay đổi vào một </w:t>
+      </w:r>
+      <w:r>
+        <w:rPr>
+          <w:b/>
+          <w:bCs/>
+        </w:rPr>
+        <w:t xml:space="preserve">topic</w:t>
+      </w:r>
+      <w:r>
+        <w:t xml:space="preserve"> của Cloud Pub/Sub trong dự án Google của mình; Pub/Sub chuyển tiếp tới webhook của Sino (BE-52).</w:t>
+      </w:r>
+    </w:p>
+    <w:p>
+      <w:pPr>
+        <w:shd w:val="clear" w:color="auto" w:fill="F2F3F5"/>
+        <w:ind w:left="0"/>
+      </w:pPr>
+      <w:r>
+        <w:rPr>
+          <w:rFonts w:ascii="Consolas" w:eastAsia="Consolas" w:hAnsi="Consolas" w:cs="Consolas"/>
+          <w:sz w:val="19"/>
+          <w:szCs w:val="19"/>
+        </w:rPr>
+        <w:t xml:space="preserve">              (1) users.watch {topicName}</w:t>
+        <w:br/>
+        <w:t xml:space="preserve">   Sino  ─────────────────────────────────&gt;  Gmail</w:t>
+        <w:br/>
+        <w:t xml:space="preserve">     ^                                         |</w:t>
+        <w:br/>
+        <w:t xml:space="preserve">     |  (3) push subscription: POST            |  (2) hộp thư đổi: publish</w:t>
+        <w:br/>
+        <w:t xml:space="preserve">     |      /api/webhooks/gmail (BE-52)        v      {emailAddress, historyId}</w:t>
+        <w:br/>
+        <w:t xml:space="preserve">     └────────────────────────────  topic Pub/Sub của dự án</w:t>
+      </w:r>
+    </w:p>
+    <w:p>
+      <w:pPr>
+        <w:shd w:val="clear" w:color="auto" w:fill="F2F3F5"/>
+        <w:ind w:left="0"/>
+      </w:pPr>
+      <w:r>
+        <w:rPr>
+          <w:rFonts w:ascii="Consolas" w:eastAsia="Consolas" w:hAnsi="Consolas" w:cs="Consolas"/>
+          <w:sz w:val="19"/>
+          <w:szCs w:val="19"/>
+        </w:rPr>
+        <w:t xml:space="preserve">khi lần nhập đầu xong (ImportRunner, lượt IMPORT, trang cuối đã lưu)</w:t>
+        <w:br/>
+        <w:t xml:space="preserve">   -&gt; PushWatches.watch(account)</w:t>
+        <w:br/>
+        <w:t xml:space="preserve">mỗi giờ (sino.sync.live.push-check), lần đầu 1 phút sau khi khởi động, trên một virtual thread riêng:</w:t>
+        <w:br/>
+        <w:t xml:space="preserve">   dueForWatch(2 ngày)   dòng DONE chưa có watch, lần đăng ký trước lỗi, hoặc watch hết hạn trong 2 ngày</w:t>
+        <w:br/>
+        <w:t xml:space="preserve">   -&gt; PushWatches.watch(account)</w:t>
+        <w:br/>
+        <w:br/>
+        <w:t xml:space="preserve">PushWatches.watch(account):</w:t>
+        <w:br/>
+        <w:t xml:space="preserve">   đang có một lần đăng ký của account này -&gt; thôi</w:t>
+        <w:br/>
+        <w:t xml:space="preserve">   AccountDirectory.byId          bỏ: tạm dừng, DISABLED, AUTH_EXPIRED, đã xóa</w:t>
+        <w:br/>
+        <w:t xml:space="preserve">   ProviderRegistry.find          bỏ connector không khai báo PUSH_WEBHOOK (không gọi gì cả)</w:t>
+        <w:br/>
+        <w:t xml:space="preserve">   ProviderAccess.call(registerPush)</w:t>
+        <w:br/>
+        <w:t xml:space="preserve">        Gmail: users.getProfile (lấy emailAddress) rồi users.watch {topicName}</w:t>
+        <w:br/>
+        <w:t xml:space="preserve">   thành công -&gt; watched(address, expiresAt), xóa lỗi; phát SyncStateChanged</w:t>
+        <w:br/>
+        <w:t xml:space="preserve">   rỗng       -&gt; watchFailed(PUSH_NOT_REGISTERED)</w:t>
+        <w:br/>
+        <w:t xml:space="preserve">   lỗi        -&gt; watchFailed(code); lỗi mới thì WARN và phát SyncStateChanged</w:t>
+        <w:br/>
+        <w:t xml:space="preserve">                 (thread bị ngắt vì ứng dụng đang tắt: không ghi gì)</w:t>
+      </w:r>
+    </w:p>
+    <w:p>
+      <w:pPr>
+        <w:pStyle w:val="Heading3"/>
+      </w:pPr>
+      <w:r>
+        <w:t xml:space="preserve">4.1 </w:t>
+      </w:r>
+      <w:r>
+        <w:rPr>
+          <w:rFonts w:ascii="Consolas" w:eastAsia="Consolas" w:hAnsi="Consolas" w:cs="Consolas"/>
+        </w:rPr>
+        <w:t xml:space="preserve">registerPush</w:t>
+      </w:r>
+      <w:r>
+        <w:t xml:space="preserve"> trong contract: mặc định rỗng</w:t>
+      </w:r>
+    </w:p>
+    <w:p>
+      <w:r>
+        <w:t xml:space="preserve">Cùng kiểu với </w:t>
+      </w:r>
+      <w:r>
+        <w:rPr>
+          <w:rFonts w:ascii="Consolas" w:eastAsia="Consolas" w:hAnsi="Consolas" w:cs="Consolas"/>
+        </w:rPr>
+        <w:t xml:space="preserve">estimateMessages</w:t>
+      </w:r>
+      <w:r>
+        <w:t xml:space="preserve">: một </w:t>
+      </w:r>
+      <w:r>
+        <w:rPr>
+          <w:b/>
+          <w:bCs/>
+        </w:rPr>
+        <w:t xml:space="preserve">default method</w:t>
+      </w:r>
+      <w:r>
+        <w:t xml:space="preserve"> của interface </w:t>
+      </w:r>
+      <w:r>
+        <w:rPr>
+          <w:rFonts w:ascii="Consolas" w:eastAsia="Consolas" w:hAnsi="Consolas" w:cs="Consolas"/>
+        </w:rPr>
+        <w:t xml:space="preserve">MessageProvider</w:t>
+      </w:r>
+      <w:r>
+        <w:t xml:space="preserve">, trả </w:t>
+      </w:r>
+      <w:r>
+        <w:rPr>
+          <w:rFonts w:ascii="Consolas" w:eastAsia="Consolas" w:hAnsi="Consolas" w:cs="Consolas"/>
+        </w:rPr>
+        <w:t xml:space="preserve">Optional.empty()</w:t>
+      </w:r>
+      <w:r>
+        <w:t xml:space="preserve"> và không gọi provider. Chỉ connector khai báo </w:t>
+      </w:r>
+      <w:r>
+        <w:rPr>
+          <w:rFonts w:ascii="Consolas" w:eastAsia="Consolas" w:hAnsi="Consolas" w:cs="Consolas"/>
+        </w:rPr>
+        <w:t xml:space="preserve">PUSH_WEBHOOK</w:t>
+      </w:r>
+      <w:r>
+        <w:t xml:space="preserve"> mới cài đè. Khác </w:t>
+      </w:r>
+      <w:r>
+        <w:rPr>
+          <w:rFonts w:ascii="Consolas" w:eastAsia="Consolas" w:hAnsi="Consolas" w:cs="Consolas"/>
+        </w:rPr>
+        <w:t xml:space="preserve">sendMessage</w:t>
+      </w:r>
+      <w:r>
+        <w:t xml:space="preserve"> (gọi khi không có capability thì ném </w:t>
+      </w:r>
+      <w:r>
+        <w:rPr>
+          <w:rFonts w:ascii="Consolas" w:eastAsia="Consolas" w:hAnsi="Consolas" w:cs="Consolas"/>
+        </w:rPr>
+        <w:t xml:space="preserve">CAPABILITY_NOT_SUPPORTED</w:t>
+      </w:r>
+      <w:r>
+        <w:t xml:space="preserve">, vì đó là lỗi của bên gọi): "không có push" là trạng thái bình thường, ví dụ Gmail khi chưa cấu hình topic, nên trả rỗng chứ không ném. Bộ kiểm contract có hai test: connector không có </w:t>
+      </w:r>
+      <w:r>
+        <w:rPr>
+          <w:rFonts w:ascii="Consolas" w:eastAsia="Consolas" w:hAnsi="Consolas" w:cs="Consolas"/>
+        </w:rPr>
+        <w:t xml:space="preserve">PUSH_WEBHOOK</w:t>
+      </w:r>
+      <w:r>
+        <w:t xml:space="preserve"> trả rỗng; connector có thì trả địa chỉ không rỗng và hạn ở tương lai. </w:t>
+      </w:r>
+      <w:r>
+        <w:rPr>
+          <w:rFonts w:ascii="Consolas" w:eastAsia="Consolas" w:hAnsi="Consolas" w:cs="Consolas"/>
+        </w:rPr>
+        <w:t xml:space="preserve">FakeMessageProvider</w:t>
+      </w:r>
+      <w:r>
+        <w:t xml:space="preserve"> được thêm </w:t>
+      </w:r>
+      <w:r>
+        <w:rPr>
+          <w:rFonts w:ascii="Consolas" w:eastAsia="Consolas" w:hAnsi="Consolas" w:cs="Consolas"/>
+        </w:rPr>
+        <w:t xml:space="preserve">push(...)</w:t>
+      </w:r>
+      <w:r>
+        <w:t xml:space="preserve"> và </w:t>
+      </w:r>
+      <w:r>
+        <w:rPr>
+          <w:rFonts w:ascii="Consolas" w:eastAsia="Consolas" w:hAnsi="Consolas" w:cs="Consolas"/>
+        </w:rPr>
+        <w:t xml:space="preserve">pushFailure(...)</w:t>
+      </w:r>
+      <w:r>
+        <w:t xml:space="preserve"> để các test của </w:t>
+      </w:r>
+      <w:r>
+        <w:rPr>
+          <w:rFonts w:ascii="Consolas" w:eastAsia="Consolas" w:hAnsi="Consolas" w:cs="Consolas"/>
+        </w:rPr>
+        <w:t xml:space="preserve">sync</w:t>
+      </w:r>
+      <w:r>
+        <w:t xml:space="preserve"> dựng được connector có push.</w:t>
+      </w:r>
+    </w:p>
+    <w:p>
+      <w:r>
+        <w:rPr>
+          <w:rFonts w:ascii="Consolas" w:eastAsia="Consolas" w:hAnsi="Consolas" w:cs="Consolas"/>
+        </w:rPr>
+        <w:t xml:space="preserve">PushRegistration</w:t>
+      </w:r>
+      <w:r>
+        <w:t xml:space="preserve"> tự viết </w:t>
+      </w:r>
+      <w:r>
+        <w:rPr>
+          <w:rFonts w:ascii="Consolas" w:eastAsia="Consolas" w:hAnsi="Consolas" w:cs="Consolas"/>
+        </w:rPr>
+        <w:t xml:space="preserve">toString()</w:t>
+      </w:r>
+      <w:r>
+        <w:t xml:space="preserve"> để che địa chỉ: địa chỉ hộp thư là dữ liệu của một người, không được lọt vào log hay thông báo lỗi.</w:t>
+      </w:r>
+    </w:p>
+    <w:p>
+      <w:pPr>
+        <w:pStyle w:val="Heading3"/>
+      </w:pPr>
+      <w:r>
+        <w:t xml:space="preserve">4.2 Vì sao địa chỉ của watch lấy từ profile Gmail (câu gợi ý của task)</w:t>
+      </w:r>
+    </w:p>
+    <w:p>
+      <w:r>
+        <w:t xml:space="preserve">Thông báo Gmail gửi qua Pub/Sub chỉ có </w:t>
+      </w:r>
+      <w:r>
+        <w:rPr>
+          <w:rFonts w:ascii="Consolas" w:eastAsia="Consolas" w:hAnsi="Consolas" w:cs="Consolas"/>
+        </w:rPr>
+        <w:t xml:space="preserve">{"emailAddress", "historyId"}</w:t>
+      </w:r>
+      <w:r>
+        <w:t xml:space="preserve">. Webhook (BE-52) phải từ </w:t>
+      </w:r>
+      <w:r>
+        <w:rPr>
+          <w:rFonts w:ascii="Consolas" w:eastAsia="Consolas" w:hAnsi="Consolas" w:cs="Consolas"/>
+        </w:rPr>
+        <w:t xml:space="preserve">emailAddress</w:t>
+      </w:r>
+      <w:r>
+        <w:t xml:space="preserve"> tìm ra account. Account đã có </w:t>
+      </w:r>
+      <w:r>
+        <w:rPr>
+          <w:rFonts w:ascii="Consolas" w:eastAsia="Consolas" w:hAnsi="Consolas" w:cs="Consolas"/>
+        </w:rPr>
+        <w:t xml:space="preserve">address</w:t>
+      </w:r>
+      <w:r>
+        <w:t xml:space="preserve"> (BE-47), nhưng nó lấy từ </w:t>
+      </w:r>
+      <w:r>
+        <w:rPr>
+          <w:rFonts w:ascii="Consolas" w:eastAsia="Consolas" w:hAnsi="Consolas" w:cs="Consolas"/>
+        </w:rPr>
+        <w:t xml:space="preserve">email</w:t>
+      </w:r>
+      <w:r>
+        <w:t xml:space="preserve"> của OpenID lúc kết nối, là một nguồn khác, ở một thời điểm khác. Thông báo thì mang đúng giá trị </w:t>
+      </w:r>
+      <w:r>
+        <w:rPr>
+          <w:rFonts w:ascii="Consolas" w:eastAsia="Consolas" w:hAnsi="Consolas" w:cs="Consolas"/>
+        </w:rPr>
+        <w:t xml:space="preserve">emailAddress</w:t>
+      </w:r>
+      <w:r>
+        <w:t xml:space="preserve"> của </w:t>
+      </w:r>
+      <w:r>
+        <w:rPr>
+          <w:rFonts w:ascii="Consolas" w:eastAsia="Consolas" w:hAnsi="Consolas" w:cs="Consolas"/>
+        </w:rPr>
+        <w:t xml:space="preserve">users.getProfile</w:t>
+      </w:r>
+      <w:r>
+        <w:t xml:space="preserve">. Nên lúc đăng ký watch, Sino đọc chính </w:t>
+      </w:r>
+      <w:r>
+        <w:rPr>
+          <w:rFonts w:ascii="Consolas" w:eastAsia="Consolas" w:hAnsi="Consolas" w:cs="Consolas"/>
+        </w:rPr>
+        <w:t xml:space="preserve">getProfile</w:t>
+      </w:r>
+      <w:r>
+        <w:t xml:space="preserve"> và lưu giá trị đó vào </w:t>
+      </w:r>
+      <w:r>
+        <w:rPr>
+          <w:rFonts w:ascii="Consolas" w:eastAsia="Consolas" w:hAnsi="Consolas" w:cs="Consolas"/>
+        </w:rPr>
+        <w:t xml:space="preserve">watch_address</w:t>
+      </w:r>
+      <w:r>
+        <w:t xml:space="preserve">: thứ được so và thứ đem ra so đến từ </w:t>
+      </w:r>
+      <w:r>
+        <w:rPr>
+          <w:b/>
+          <w:bCs/>
+        </w:rPr>
+        <w:t xml:space="preserve">cùng một nguồn</w:t>
+      </w:r>
+      <w:r>
+        <w:t xml:space="preserve">, giống quy tắc "cùng một đồng hồ" ở mục 2.3. Webhook so không phân biệt hoa thường (index trên </w:t>
+      </w:r>
+      <w:r>
+        <w:rPr>
+          <w:rFonts w:ascii="Consolas" w:eastAsia="Consolas" w:hAnsi="Consolas" w:cs="Consolas"/>
+        </w:rPr>
+        <w:t xml:space="preserve">lower(watch_address)</w:t>
+      </w:r>
+      <w:r>
+        <w:t xml:space="preserve">).</w:t>
+      </w:r>
+    </w:p>
+    <w:p>
+      <w:pPr>
+        <w:pStyle w:val="Heading3"/>
+      </w:pPr>
+      <w:r>
+        <w:t xml:space="preserve">4.3 Topic là cấu hình, không phải bí mật</w:t>
+      </w:r>
+    </w:p>
+    <w:p>
+      <w:r>
+        <w:rPr>
+          <w:rFonts w:ascii="Consolas" w:eastAsia="Consolas" w:hAnsi="Consolas" w:cs="Consolas"/>
+        </w:rPr>
+        <w:t xml:space="preserve">SINO_GOOGLE_PUBSUB_TOPIC</w:t>
+      </w:r>
+      <w:r>
+        <w:t xml:space="preserve"> có dạng </w:t>
+      </w:r>
+      <w:r>
+        <w:rPr>
+          <w:rFonts w:ascii="Consolas" w:eastAsia="Consolas" w:hAnsi="Consolas" w:cs="Consolas"/>
+        </w:rPr>
+        <w:t xml:space="preserve">projects/&lt;project id&gt;/topics/&lt;tên&gt;</w:t>
+      </w:r>
+      <w:r>
+        <w:t xml:space="preserve">. Nó không phải khóa, ai biết tên cũng không làm được gì nếu không có quyền trong dự án. Gmail chỉ nhận tên đầy đủ; tên thiếu sẽ chỉ hỏng ở lần watch đầu tiên, sâu trong log. Vì vậy </w:t>
+      </w:r>
+      <w:r>
+        <w:rPr>
+          <w:rFonts w:ascii="Consolas" w:eastAsia="Consolas" w:hAnsi="Consolas" w:cs="Consolas"/>
+        </w:rPr>
+        <w:t xml:space="preserve">GmailConfiguration</w:t>
+      </w:r>
+      <w:r>
+        <w:t xml:space="preserve"> kiểm dạng tên lúc khởi động và </w:t>
+      </w:r>
+      <w:r>
+        <w:rPr>
+          <w:b/>
+          <w:bCs/>
+        </w:rPr>
+        <w:t xml:space="preserve">dừng ứng dụng</w:t>
+      </w:r>
+      <w:r>
+        <w:t xml:space="preserve"> với thông báo nêu tên biến (không nêu giá trị), giống cách nó xử lý thiếu client id/secret. Để trống thì Gmail chỉ được hỏi định kỳ, và ứng dụng nói một dòng INFO lúc khởi động.</w:t>
+      </w:r>
+    </w:p>
+    <w:p>
+      <w:r>
+        <w:rPr>
+          <w:rFonts w:ascii="Consolas" w:eastAsia="Consolas" w:hAnsi="Consolas" w:cs="Consolas"/>
+        </w:rPr>
+        <w:t xml:space="preserve">GmailProvider</w:t>
+      </w:r>
+      <w:r>
+        <w:t xml:space="preserve"> chỉ khai báo </w:t>
+      </w:r>
+      <w:r>
+        <w:rPr>
+          <w:rFonts w:ascii="Consolas" w:eastAsia="Consolas" w:hAnsi="Consolas" w:cs="Consolas"/>
+        </w:rPr>
+        <w:t xml:space="preserve">PUSH_WEBHOOK</w:t>
+      </w:r>
+      <w:r>
+        <w:t xml:space="preserve"> khi có topic. Nhờ vậy module </w:t>
+      </w:r>
+      <w:r>
+        <w:rPr>
+          <w:rFonts w:ascii="Consolas" w:eastAsia="Consolas" w:hAnsi="Consolas" w:cs="Consolas"/>
+        </w:rPr>
+        <w:t xml:space="preserve">sync</w:t>
+      </w:r>
+      <w:r>
+        <w:t xml:space="preserve"> không cần biết gì về Google: nó chỉ hỏi capability.</w:t>
+      </w:r>
+    </w:p>
+    <w:p>
+      <w:pPr>
+        <w:pStyle w:val="Heading3"/>
+      </w:pPr>
+      <w:r>
+        <w:t xml:space="preserve">4.4 </w:t>
+      </w:r>
+      <w:r>
+        <w:rPr>
+          <w:rFonts w:ascii="Consolas" w:eastAsia="Consolas" w:hAnsi="Consolas" w:cs="Consolas"/>
+        </w:rPr>
+        <w:t xml:space="preserve">expiration</w:t>
+      </w:r>
+      <w:r>
+        <w:t xml:space="preserve">: số 64 bit viết thành chuỗi</w:t>
+      </w:r>
+    </w:p>
+    <w:p>
+      <w:r>
+        <w:rPr>
+          <w:rFonts w:ascii="Consolas" w:eastAsia="Consolas" w:hAnsi="Consolas" w:cs="Consolas"/>
+        </w:rPr>
+        <w:t xml:space="preserve">users.watch</w:t>
+      </w:r>
+      <w:r>
+        <w:t xml:space="preserve"> trả </w:t>
+      </w:r>
+      <w:r>
+        <w:rPr>
+          <w:rFonts w:ascii="Consolas" w:eastAsia="Consolas" w:hAnsi="Consolas" w:cs="Consolas"/>
+        </w:rPr>
+        <w:t xml:space="preserve">{"historyId": "1234", "expiration": "1760688000123"}</w:t>
+      </w:r>
+      <w:r>
+        <w:t xml:space="preserve">: hạn tính bằng mili giây từ 1970, viết thành </w:t>
+      </w:r>
+      <w:r>
+        <w:rPr>
+          <w:b/>
+          <w:bCs/>
+        </w:rPr>
+        <w:t xml:space="preserve">chuỗi</w:t>
+      </w:r>
+      <w:r>
+        <w:t xml:space="preserve">. JSON của Google viết mọi số 64 bit thành chuỗi vì số của JavaScript mất chính xác sau 2^53. Record </w:t>
+      </w:r>
+      <w:r>
+        <w:rPr>
+          <w:rFonts w:ascii="Consolas" w:eastAsia="Consolas" w:hAnsi="Consolas" w:cs="Consolas"/>
+        </w:rPr>
+        <w:t xml:space="preserve">Watch</w:t>
+      </w:r>
+      <w:r>
+        <w:t xml:space="preserve"> khai báo </w:t>
+      </w:r>
+      <w:r>
+        <w:rPr>
+          <w:rFonts w:ascii="Consolas" w:eastAsia="Consolas" w:hAnsi="Consolas" w:cs="Consolas"/>
+        </w:rPr>
+        <w:t xml:space="preserve">expiration</w:t>
+      </w:r>
+      <w:r>
+        <w:t xml:space="preserve"> là </w:t>
+      </w:r>
+      <w:r>
+        <w:rPr>
+          <w:rFonts w:ascii="Consolas" w:eastAsia="Consolas" w:hAnsi="Consolas" w:cs="Consolas"/>
+        </w:rPr>
+        <w:t xml:space="preserve">String</w:t>
+      </w:r>
+      <w:r>
+        <w:t xml:space="preserve">, code kiểm toàn chữ số rồi mới </w:t>
+      </w:r>
+      <w:r>
+        <w:rPr>
+          <w:rFonts w:ascii="Consolas" w:eastAsia="Consolas" w:hAnsi="Consolas" w:cs="Consolas"/>
+        </w:rPr>
+        <w:t xml:space="preserve">Instant.ofEpochMilli(Long.parseLong(...))</w:t>
+      </w:r>
+      <w:r>
+        <w:t xml:space="preserve">. Giá trị hỏng thành </w:t>
+      </w:r>
+      <w:r>
+        <w:rPr>
+          <w:rFonts w:ascii="Consolas" w:eastAsia="Consolas" w:hAnsi="Consolas" w:cs="Consolas"/>
+        </w:rPr>
+        <w:t xml:space="preserve">PAYLOAD_NORMALIZATION_FAILED</w:t>
+      </w:r>
+      <w:r>
+        <w:t xml:space="preserve">, không để </w:t>
+      </w:r>
+      <w:r>
+        <w:rPr>
+          <w:rFonts w:ascii="Consolas" w:eastAsia="Consolas" w:hAnsi="Consolas" w:cs="Consolas"/>
+        </w:rPr>
+        <w:t xml:space="preserve">NumberFormatException</w:t>
+      </w:r>
+      <w:r>
+        <w:t xml:space="preserve"> thoát ra. Test có cả dạng chuỗi lẫn dạng số.</w:t>
+      </w:r>
+    </w:p>
+    <w:p>
+      <w:pPr>
+        <w:pStyle w:val="Heading3"/>
+      </w:pPr>
+      <w:r>
+        <w:t xml:space="preserve">4.5 Gia hạn: mỗi giờ kiểm, gia hạn khi còn dưới 2 ngày</w:t>
+      </w:r>
+    </w:p>
+    <w:p>
+      <w:r>
+        <w:t xml:space="preserve">Watch của Gmail hết sau khoảng 7 ngày nếu không gọi lại; gọi </w:t>
+      </w:r>
+      <w:r>
+        <w:rPr>
+          <w:rFonts w:ascii="Consolas" w:eastAsia="Consolas" w:hAnsi="Consolas" w:cs="Consolas"/>
+        </w:rPr>
+        <w:t xml:space="preserve">watch</w:t>
+      </w:r>
+      <w:r>
+        <w:t xml:space="preserve"> lần nữa khi watch còn hạn là an toàn, nó chỉ thay hạn mới. Sino kiểm mỗi giờ và gia hạn watch còn dưới 2 ngày, nên một watch được gia hạn khoảng 5 ngày sau khi đăng ký. Nếu lần gia hạn hỏng, còn khoảng 48 lần kiểm nữa trước khi watch thật sự hết. Lần đăng ký lỗi cũng được thử lại ở lần kiểm sau (</w:t>
+      </w:r>
+      <w:r>
+        <w:rPr>
+          <w:rFonts w:ascii="Consolas" w:eastAsia="Consolas" w:hAnsi="Consolas" w:cs="Consolas"/>
+        </w:rPr>
+        <w:t xml:space="preserve">watch_error IS NOT NULL</w:t>
+      </w:r>
+      <w:r>
+        <w:t xml:space="preserve"> trong </w:t>
+      </w:r>
+      <w:r>
+        <w:rPr>
+          <w:rFonts w:ascii="Consolas" w:eastAsia="Consolas" w:hAnsi="Consolas" w:cs="Consolas"/>
+        </w:rPr>
+        <w:t xml:space="preserve">dueForWatch</w:t>
+      </w:r>
+      <w:r>
+        <w:t xml:space="preserve">).</w:t>
+      </w:r>
+    </w:p>
+    <w:p>
+      <w:r>
+        <w:t xml:space="preserve">Phương án bị loại: gia hạn trong mỗi lượt đồng bộ (mỗi phút một lần gọi </w:t>
+      </w:r>
+      <w:r>
+        <w:rPr>
+          <w:rFonts w:ascii="Consolas" w:eastAsia="Consolas" w:hAnsi="Consolas" w:cs="Consolas"/>
+        </w:rPr>
+        <w:t xml:space="preserve">watch</w:t>
+      </w:r>
+      <w:r>
+        <w:t xml:space="preserve"> cho mỗi account, tốn hạn mức vô ích); chỉ đăng ký lúc nhập xong (watch hết sau 7 ngày, thư mới lại chậm mà không ai biết).</w:t>
+      </w:r>
+    </w:p>
+    <w:p>
+      <w:r>
+        <w:t xml:space="preserve">Log theo cùng cách với lỗi đồng bộ (mục 2.5): </w:t>
+      </w:r>
+      <w:r>
+        <w:rPr>
+          <w:rFonts w:ascii="Consolas" w:eastAsia="Consolas" w:hAnsi="Consolas" w:cs="Consolas"/>
+        </w:rPr>
+        <w:t xml:space="preserve">watchFailed</w:t>
+      </w:r>
+      <w:r>
+        <w:t xml:space="preserve"> trả lỗi có mới không; lỗi mới thì WARN (lỗi không lường trước kèm stack trace), lặp lại thì DEBUG. Câu SQL dùng một tính năng mới của PostgreSQL 18:</w:t>
+      </w:r>
+    </w:p>
+    <w:p>
+      <w:pPr>
+        <w:shd w:val="clear" w:color="auto" w:fill="F2F3F5"/>
+        <w:ind w:left="0"/>
+      </w:pPr>
+      <w:r>
+        <w:rPr>
+          <w:rFonts w:ascii="Consolas" w:eastAsia="Consolas" w:hAnsi="Consolas" w:cs="Consolas"/>
+          <w:sz w:val="19"/>
+          <w:szCs w:val="19"/>
+        </w:rPr>
+        <w:t xml:space="preserve">UPDATE sync_checkpoint SET watch_error = :code, updated_at = now()</w:t>
+        <w:br/>
+        <w:t xml:space="preserve">WHERE account_id = :account</w:t>
+        <w:br/>
+        <w:t xml:space="preserve">RETURNING old.watch_error IS DISTINCT FROM :code</w:t>
+      </w:r>
+    </w:p>
+    <w:p>
+      <w:r>
+        <w:t xml:space="preserve">Từ PostgreSQL 18, </w:t>
+      </w:r>
+      <w:r>
+        <w:rPr>
+          <w:rFonts w:ascii="Consolas" w:eastAsia="Consolas" w:hAnsi="Consolas" w:cs="Consolas"/>
+        </w:rPr>
+        <w:t xml:space="preserve">RETURNING</w:t>
+      </w:r>
+      <w:r>
+        <w:t xml:space="preserve"> đọc được cả </w:t>
+      </w:r>
+      <w:r>
+        <w:rPr>
+          <w:rFonts w:ascii="Consolas" w:eastAsia="Consolas" w:hAnsi="Consolas" w:cs="Consolas"/>
+        </w:rPr>
+        <w:t xml:space="preserve">old</w:t>
+      </w:r>
+      <w:r>
+        <w:t xml:space="preserve"> (dòng như câu lệnh tìm thấy) lẫn </w:t>
+      </w:r>
+      <w:r>
+        <w:rPr>
+          <w:rFonts w:ascii="Consolas" w:eastAsia="Consolas" w:hAnsi="Consolas" w:cs="Consolas"/>
+        </w:rPr>
+        <w:t xml:space="preserve">new</w:t>
+      </w:r>
+      <w:r>
+        <w:t xml:space="preserve"> (dòng sau khi sửa). Bản đầu, và </w:t>
+      </w:r>
+      <w:r>
+        <w:rPr>
+          <w:rFonts w:ascii="Consolas" w:eastAsia="Consolas" w:hAnsi="Consolas" w:cs="Consolas"/>
+        </w:rPr>
+        <w:t xml:space="preserve">syncFailed</w:t>
+      </w:r>
+      <w:r>
+        <w:t xml:space="preserve"> của BE-49, dùng một subquery </w:t>
+      </w:r>
+      <w:r>
+        <w:rPr>
+          <w:rFonts w:ascii="Consolas" w:eastAsia="Consolas" w:hAnsi="Consolas" w:cs="Consolas"/>
+        </w:rPr>
+        <w:t xml:space="preserve">previous</w:t>
+      </w:r>
+      <w:r>
+        <w:t xml:space="preserve"> đọc lại chính dòng đó trước câu </w:t>
+      </w:r>
+      <w:r>
+        <w:rPr>
+          <w:rFonts w:ascii="Consolas" w:eastAsia="Consolas" w:hAnsi="Consolas" w:cs="Consolas"/>
+        </w:rPr>
+        <w:t xml:space="preserve">UPDATE</w:t>
+      </w:r>
+      <w:r>
+        <w:t xml:space="preserve">: dài hơn, và hai câu chạy cùng lúc có thể cùng thấy giá trị cũ. </w:t>
+      </w:r>
+      <w:r>
+        <w:rPr>
+          <w:rFonts w:ascii="Consolas" w:eastAsia="Consolas" w:hAnsi="Consolas" w:cs="Consolas"/>
+        </w:rPr>
+        <w:t xml:space="preserve">old</w:t>
+      </w:r>
+      <w:r>
+        <w:t xml:space="preserve"> là đúng phiên bản dòng mà câu </w:t>
+      </w:r>
+      <w:r>
+        <w:rPr>
+          <w:rFonts w:ascii="Consolas" w:eastAsia="Consolas" w:hAnsi="Consolas" w:cs="Consolas"/>
+        </w:rPr>
+        <w:t xml:space="preserve">UPDATE</w:t>
+      </w:r>
+      <w:r>
+        <w:t xml:space="preserve"> này đã khóa và sửa.</w:t>
+      </w:r>
+    </w:p>
+    <w:p>
+      <w:pPr>
+        <w:pStyle w:val="Heading3"/>
+      </w:pPr>
+      <w:r>
+        <w:t xml:space="preserve">4.6 Khi có watch, hỏi định kỳ 5 phút một lần</w:t>
+      </w:r>
+    </w:p>
+    <w:p>
+      <w:r>
+        <w:t xml:space="preserve">Webhook làm thư tới trong vài giây, nhưng Sino vẫn hỏi định kỳ, chỉ thưa hơn:</w:t>
+      </w:r>
+    </w:p>
+    <w:p>
+      <w:pPr>
+        <w:shd w:val="clear" w:color="auto" w:fill="F2F3F5"/>
+        <w:ind w:left="0"/>
+      </w:pPr>
+      <w:r>
+        <w:rPr>
+          <w:rFonts w:ascii="Consolas" w:eastAsia="Consolas" w:hAnsi="Consolas" w:cs="Consolas"/>
+          <w:sz w:val="19"/>
+          <w:szCs w:val="19"/>
+        </w:rPr>
+        <w:t xml:space="preserve">coalesce(last_sync_attempt_at, last_success_at) &lt; now() - make_interval(secs =&gt;</w:t>
+        <w:br/>
+        <w:t xml:space="preserve">    CASE WHEN watch_expires_at &gt; now() AND watch_error IS NULL THEN :fallback ELSE :seconds END)</w:t>
+      </w:r>
+    </w:p>
+    <w:p>
+      <w:pPr>
+        <w:pStyle w:val="ListParagraph"/>
+        <w:numPr>
+          <w:ilvl w:val="0"/>
+          <w:numId w:val="1"/>
+        </w:numPr>
+      </w:pPr>
+      <w:r>
+        <w:t xml:space="preserve">Có watch còn hạn và lần đăng ký gần nhất không lỗi: 5 phút (</w:t>
+      </w:r>
+      <w:r>
+        <w:rPr>
+          <w:rFonts w:ascii="Consolas" w:eastAsia="Consolas" w:hAnsi="Consolas" w:cs="Consolas"/>
+        </w:rPr>
+        <w:t xml:space="preserve">fallback-interval</w:t>
+      </w:r>
+      <w:r>
+        <w:t xml:space="preserve">). Pub/Sub có thể trễ hay mất tin, webhook có thể không tới được (đường hầm trên máy local đã đóng): 5 phút là giới hạn trên của độ trễ khi đó.</w:t>
+      </w:r>
+    </w:p>
+    <w:p>
+      <w:pPr>
+        <w:pStyle w:val="ListParagraph"/>
+        <w:numPr>
+          <w:ilvl w:val="0"/>
+          <w:numId w:val="1"/>
+        </w:numPr>
+      </w:pPr>
+      <w:r>
+        <w:t xml:space="preserve">Lần đăng ký gần nhất lỗi: 60 giây, </w:t>
+      </w:r>
+      <w:r>
+        <w:rPr>
+          <w:b/>
+          <w:bCs/>
+        </w:rPr>
+        <w:t xml:space="preserve">kể cả khi watch cũ còn hạn</w:t>
+      </w:r>
+      <w:r>
+        <w:t xml:space="preserve">. Lỗi có thể là chính quyền publish của Gmail vào topic đã bị gỡ; Sino không biết thông báo có còn tới không, nên quay về hỏi mỗi phút cho chắc.</w:t>
+      </w:r>
+    </w:p>
+    <w:p>
+      <w:pPr>
+        <w:pStyle w:val="ListParagraph"/>
+        <w:numPr>
+          <w:ilvl w:val="0"/>
+          <w:numId w:val="1"/>
+        </w:numPr>
+      </w:pPr>
+      <w:r>
+        <w:t xml:space="preserve">Không có watch, hoặc watch đã hết: 60 giây như trước.</w:t>
+      </w:r>
+    </w:p>
+    <w:p>
+      <w:r>
+        <w:t xml:space="preserve">Cả hai mốc đều tính trong SQL bằng </w:t>
+      </w:r>
+      <w:r>
+        <w:rPr>
+          <w:rFonts w:ascii="Consolas" w:eastAsia="Consolas" w:hAnsi="Consolas" w:cs="Consolas"/>
+        </w:rPr>
+        <w:t xml:space="preserve">now()</w:t>
+      </w:r>
+      <w:r>
+        <w:t xml:space="preserve"> của PostgreSQL (mục 2.3).</w:t>
+      </w:r>
+    </w:p>
+    <w:p>
+      <w:pPr>
+        <w:pStyle w:val="Heading3"/>
+      </w:pPr>
+      <w:r>
+        <w:t xml:space="preserve">4.7 Trạng thái </w:t>
+      </w:r>
+      <w:r>
+        <w:rPr>
+          <w:rFonts w:ascii="Consolas" w:eastAsia="Consolas" w:hAnsi="Consolas" w:cs="Consolas"/>
+        </w:rPr>
+        <w:t xml:space="preserve">push</w:t>
+      </w:r>
+    </w:p>
+    <w:p>
+      <w:r>
+        <w:rPr>
+          <w:rFonts w:ascii="Consolas" w:eastAsia="Consolas" w:hAnsi="Consolas" w:cs="Consolas"/>
+        </w:rPr>
+        <w:t xml:space="preserve">GET /api/accounts/{id}/sync</w:t>
+      </w:r>
+      <w:r>
+        <w:t xml:space="preserve"> trả </w:t>
+      </w:r>
+      <w:r>
+        <w:rPr>
+          <w:rFonts w:ascii="Consolas" w:eastAsia="Consolas" w:hAnsi="Consolas" w:cs="Consolas"/>
+        </w:rPr>
+        <w:t xml:space="preserve">push</w:t>
+      </w:r>
+      <w:r>
+        <w:t xml:space="preserve">:</w:t>
+      </w:r>
+    </w:p>
+    <w:tbl>
+      <w:tblPr>
+        <w:tblW w:w="9360" w:type="dxa"/>
+        <w:tblBorders>
+          <w:top w:val="single" w:sz="4" w:space="0" w:color="auto"/>
+          <w:left w:val="single" w:sz="4" w:space="0" w:color="auto"/>
+          <w:bottom w:val="single" w:sz="4" w:space="0" w:color="auto"/>
+          <w:right w:val="single" w:sz="4" w:space="0" w:color="auto"/>
+          <w:insideH w:val="single" w:sz="4" w:space="0" w:color="auto"/>
+          <w:insideV w:val="single" w:sz="4" w:space="0" w:color="auto"/>
+        </w:tblBorders>
+        <w:tblLayout w:type="fixed"/>
+      </w:tblPr>
+      <w:tblGrid>
+        <w:gridCol w:w="3120"/>
+        <w:gridCol w:w="3120"/>
+        <w:gridCol w:w="3120"/>
+      </w:tblGrid>
+      <w:tr>
+        <w:tc>
+          <w:tcPr>
+            <w:tcW w:w="3120" w:type="dxa"/>
+            <w:shd w:val="clear" w:color="auto" w:fill="F2F2F2"/>
+          </w:tcPr>
+          <w:p>
+            <w:r>
+              <w:rPr>
+                <w:rFonts w:ascii="Consolas" w:eastAsia="Consolas" w:hAnsi="Consolas" w:cs="Consolas"/>
+              </w:rPr>
+              <w:t xml:space="preserve">push</w:t>
+            </w:r>
+          </w:p>
+        </w:tc>
+        <w:tc>
+          <w:tcPr>
+            <w:tcW w:w="3120" w:type="dxa"/>
+            <w:shd w:val="clear" w:color="auto" w:fill="F2F2F2"/>
+          </w:tcPr>
+          <w:p>
+            <w:r>
+              <w:t xml:space="preserve">Khi nào</w:t>
+            </w:r>
+          </w:p>
+        </w:tc>
+        <w:tc>
+          <w:tcPr>
+            <w:tcW w:w="3120" w:type="dxa"/>
+            <w:shd w:val="clear" w:color="auto" w:fill="F2F2F2"/>
+          </w:tcPr>
+          <w:p>
+            <w:r>
+              <w:rPr>
+                <w:rFonts w:ascii="Consolas" w:eastAsia="Consolas" w:hAnsi="Consolas" w:cs="Consolas"/>
+              </w:rPr>
+              <w:t xml:space="preserve">pushExpiresAt</w:t>
+            </w:r>
+          </w:p>
+        </w:tc>
+      </w:tr>
+      <w:tr>
+        <w:tc>
+          <w:tcPr>
+            <w:tcW w:w="3120" w:type="dxa"/>
+          </w:tcPr>
+          <w:p>
+            <w:r>
+              <w:rPr>
+                <w:rFonts w:ascii="Consolas" w:eastAsia="Consolas" w:hAnsi="Consolas" w:cs="Consolas"/>
+              </w:rPr>
+              <w:t xml:space="preserve">FAILED</w:t>
+            </w:r>
+          </w:p>
+        </w:tc>
+        <w:tc>
+          <w:tcPr>
+            <w:tcW w:w="3120" w:type="dxa"/>
+          </w:tcPr>
+          <w:p>
+            <w:r>
+              <w:t xml:space="preserve">lần đăng ký gần nhất lỗi (đứng trước mọi trường hợp khác)</w:t>
+            </w:r>
+          </w:p>
+        </w:tc>
+        <w:tc>
+          <w:tcPr>
+            <w:tcW w:w="3120" w:type="dxa"/>
+          </w:tcPr>
+          <w:p>
+            <w:r>
+              <w:rPr>
+                <w:rFonts w:ascii="Consolas" w:eastAsia="Consolas" w:hAnsi="Consolas" w:cs="Consolas"/>
+              </w:rPr>
+              <w:t xml:space="preserve">null</w:t>
+            </w:r>
+          </w:p>
+        </w:tc>
+      </w:tr>
+      <w:tr>
+        <w:tc>
+          <w:tcPr>
+            <w:tcW w:w="3120" w:type="dxa"/>
+          </w:tcPr>
+          <w:p>
+            <w:r>
+              <w:rPr>
+                <w:rFonts w:ascii="Consolas" w:eastAsia="Consolas" w:hAnsi="Consolas" w:cs="Consolas"/>
+              </w:rPr>
+              <w:t xml:space="preserve">ACTIVE</w:t>
+            </w:r>
+          </w:p>
+        </w:tc>
+        <w:tc>
+          <w:tcPr>
+            <w:tcW w:w="3120" w:type="dxa"/>
+          </w:tcPr>
+          <w:p>
+            <w:r>
+              <w:t xml:space="preserve">watch còn hạn</w:t>
+            </w:r>
+          </w:p>
+        </w:tc>
+        <w:tc>
+          <w:tcPr>
+            <w:tcW w:w="3120" w:type="dxa"/>
+          </w:tcPr>
+          <w:p>
+            <w:r>
+              <w:t xml:space="preserve">hạn của watch</w:t>
+            </w:r>
+          </w:p>
+        </w:tc>
+      </w:tr>
+      <w:tr>
+        <w:tc>
+          <w:tcPr>
+            <w:tcW w:w="3120" w:type="dxa"/>
+          </w:tcPr>
+          <w:p>
+            <w:r>
+              <w:rPr>
+                <w:rFonts w:ascii="Consolas" w:eastAsia="Consolas" w:hAnsi="Consolas" w:cs="Consolas"/>
+              </w:rPr>
+              <w:t xml:space="preserve">OFF</w:t>
+            </w:r>
+          </w:p>
+        </w:tc>
+        <w:tc>
+          <w:tcPr>
+            <w:tcW w:w="3120" w:type="dxa"/>
+          </w:tcPr>
+          <w:p>
+            <w:r>
+              <w:t xml:space="preserve">không có watch, hoặc đã hết hạn</w:t>
+            </w:r>
+          </w:p>
+        </w:tc>
+        <w:tc>
+          <w:tcPr>
+            <w:tcW w:w="3120" w:type="dxa"/>
+          </w:tcPr>
+          <w:p>
+            <w:r>
+              <w:rPr>
+                <w:rFonts w:ascii="Consolas" w:eastAsia="Consolas" w:hAnsi="Consolas" w:cs="Consolas"/>
+              </w:rPr>
+              <w:t xml:space="preserve">null</w:t>
+            </w:r>
+          </w:p>
+        </w:tc>
+      </w:tr>
+    </w:tbl>
+    <w:p>
+      <w:r>
+        <w:t xml:space="preserve">"Watch còn hạn không" được hỏi ở hai chỗ: lịch (5 phút hay 60 giây) và trạng thái (</w:t>
+      </w:r>
+      <w:r>
+        <w:rPr>
+          <w:rFonts w:ascii="Consolas" w:eastAsia="Consolas" w:hAnsi="Consolas" w:cs="Consolas"/>
+        </w:rPr>
+        <w:t xml:space="preserve">ACTIVE</w:t>
+      </w:r>
+      <w:r>
+        <w:t xml:space="preserve"> hay </w:t>
+      </w:r>
+      <w:r>
+        <w:rPr>
+          <w:rFonts w:ascii="Consolas" w:eastAsia="Consolas" w:hAnsi="Consolas" w:cs="Consolas"/>
+        </w:rPr>
+        <w:t xml:space="preserve">OFF</w:t>
+      </w:r>
+      <w:r>
+        <w:t xml:space="preserve">). Bản đầu, lịch hỏi bằng </w:t>
+      </w:r>
+      <w:r>
+        <w:rPr>
+          <w:rFonts w:ascii="Consolas" w:eastAsia="Consolas" w:hAnsi="Consolas" w:cs="Consolas"/>
+        </w:rPr>
+        <w:t xml:space="preserve">now()</w:t>
+      </w:r>
+      <w:r>
+        <w:t xml:space="preserve"> của PostgreSQL, trạng thái hỏi bằng </w:t>
+      </w:r>
+      <w:r>
+        <w:rPr>
+          <w:rFonts w:ascii="Consolas" w:eastAsia="Consolas" w:hAnsi="Consolas" w:cs="Consolas"/>
+        </w:rPr>
+        <w:t xml:space="preserve">Instant.now()</w:t>
+      </w:r>
+      <w:r>
+        <w:t xml:space="preserve"> của Java: ở đúng lúc watch hết, hai chỗ có thể trả lời khác nhau. Review chỉ ra đây là lần thứ hai gặp lỗi hai đồng hồ (lần đầu ở BE-49, mục 2.3). Giờ </w:t>
+      </w:r>
+      <w:r>
+        <w:rPr>
+          <w:rFonts w:ascii="Consolas" w:eastAsia="Consolas" w:hAnsi="Consolas" w:cs="Consolas"/>
+        </w:rPr>
+        <w:t xml:space="preserve">find</w:t>
+      </w:r>
+      <w:r>
+        <w:t xml:space="preserve"> tính luôn trong SQL: </w:t>
+      </w:r>
+      <w:r>
+        <w:rPr>
+          <w:rFonts w:ascii="Consolas" w:eastAsia="Consolas" w:hAnsi="Consolas" w:cs="Consolas"/>
+        </w:rPr>
+        <w:t xml:space="preserve">coalesce(watch_expires_at &gt; now(), false) AS watch_on</w:t>
+      </w:r>
+      <w:r>
+        <w:t xml:space="preserve">, và trạng thái đọc cột đó. Hạn do đồng hồ của Google viết, nhưng câu hỏi "còn hạn </w:t>
+      </w:r>
+      <w:r>
+        <w:rPr>
+          <w:b/>
+          <w:bCs/>
+        </w:rPr>
+        <w:t xml:space="preserve">lúc này</w:t>
+      </w:r>
+      <w:r>
+        <w:t xml:space="preserve"> không" thì cả hệ thống phải dùng một đồng hồ.</w:t>
+      </w:r>
+    </w:p>
+    <w:p>
+      <w:pPr>
+        <w:pStyle w:val="Heading3"/>
+      </w:pPr>
+      <w:r>
+        <w:t xml:space="preserve">4.8 Đăng ký ngay khi nhập xong</w:t>
+      </w:r>
+    </w:p>
+    <w:p>
+      <w:r>
+        <w:rPr>
+          <w:rFonts w:ascii="Consolas" w:eastAsia="Consolas" w:hAnsi="Consolas" w:cs="Consolas"/>
+        </w:rPr>
+        <w:t xml:space="preserve">readPages</w:t>
+      </w:r>
+      <w:r>
+        <w:t xml:space="preserve"> giờ trả </w:t>
+      </w:r>
+      <w:r>
+        <w:rPr>
+          <w:rFonts w:ascii="Consolas" w:eastAsia="Consolas" w:hAnsi="Consolas" w:cs="Consolas"/>
+        </w:rPr>
+        <w:t xml:space="preserve">boolean</w:t>
+      </w:r>
+      <w:r>
+        <w:t xml:space="preserve">: </w:t>
+      </w:r>
+      <w:r>
+        <w:rPr>
+          <w:rFonts w:ascii="Consolas" w:eastAsia="Consolas" w:hAnsi="Consolas" w:cs="Consolas"/>
+        </w:rPr>
+        <w:t xml:space="preserve">true</w:t>
+      </w:r>
+      <w:r>
+        <w:t xml:space="preserve"> khi đọc và lưu hết các trang, </w:t>
+      </w:r>
+      <w:r>
+        <w:rPr>
+          <w:rFonts w:ascii="Consolas" w:eastAsia="Consolas" w:hAnsi="Consolas" w:cs="Consolas"/>
+        </w:rPr>
+        <w:t xml:space="preserve">false</w:t>
+      </w:r>
+      <w:r>
+        <w:t xml:space="preserve"> khi lượt hỏng (và đã ghi lỗi). </w:t>
+      </w:r>
+      <w:r>
+        <w:rPr>
+          <w:rFonts w:ascii="Consolas" w:eastAsia="Consolas" w:hAnsi="Consolas" w:cs="Consolas"/>
+        </w:rPr>
+        <w:t xml:space="preserve">run()</w:t>
+      </w:r>
+      <w:r>
+        <w:t xml:space="preserve"> gọi </w:t>
+      </w:r>
+      <w:r>
+        <w:rPr>
+          <w:rFonts w:ascii="Consolas" w:eastAsia="Consolas" w:hAnsi="Consolas" w:cs="Consolas"/>
+        </w:rPr>
+        <w:t xml:space="preserve">PushWatches.watch</w:t>
+      </w:r>
+      <w:r>
+        <w:t xml:space="preserve"> chỉ khi lượt </w:t>
+      </w:r>
+      <w:r>
+        <w:rPr>
+          <w:b/>
+          <w:bCs/>
+        </w:rPr>
+        <w:t xml:space="preserve">nhập lần đầu</w:t>
+      </w:r>
+      <w:r>
+        <w:t xml:space="preserve"> đọc hết. Gọi ngay trên virtual thread đang đọc account đó, nên account vẫn được tính là "đang đọc" và lịch không chen vào. Lần nhập hỏng không đăng ký; lượt đồng bộ không đăng ký lại (việc của lần kiểm mỗi giờ). </w:t>
+      </w:r>
+      <w:r>
+        <w:rPr>
+          <w:rFonts w:ascii="Consolas" w:eastAsia="Consolas" w:hAnsi="Consolas" w:cs="Consolas"/>
+        </w:rPr>
+        <w:t xml:space="preserve">watch</w:t>
+      </w:r>
+      <w:r>
+        <w:t xml:space="preserve"> không bao giờ ném lỗi: mọi lỗi được ghi vào </w:t>
+      </w:r>
+      <w:r>
+        <w:rPr>
+          <w:rFonts w:ascii="Consolas" w:eastAsia="Consolas" w:hAnsi="Consolas" w:cs="Consolas"/>
+        </w:rPr>
+        <w:t xml:space="preserve">watch_error</w:t>
+      </w:r>
+      <w:r>
+        <w:t xml:space="preserve">.</w:t>
+      </w:r>
+    </w:p>
+    <w:p>
+      <w:r>
+        <w:t xml:space="preserve">Account đã nhập xong từ trước BE-51 (như account Gmail đang dùng thử) chưa có watch: lần kiểm đầu tiên, 1 phút sau khi khởi động, đăng ký cho nó.</w:t>
+      </w:r>
+    </w:p>
+    <w:p>
+      <w:pPr>
+        <w:pStyle w:val="Heading3"/>
+      </w:pPr>
+      <w:r>
+        <w:t xml:space="preserve">4.9 Review: luồng lịch chỉ có một thread</w:t>
+      </w:r>
+    </w:p>
+    <w:p>
+      <w:r>
+        <w:t xml:space="preserve">Review (agent </w:t>
+      </w:r>
+      <w:r>
+        <w:rPr>
+          <w:rFonts w:ascii="Consolas" w:eastAsia="Consolas" w:hAnsi="Consolas" w:cs="Consolas"/>
+        </w:rPr>
+        <w:t xml:space="preserve">senior-reviewer</w:t>
+      </w:r>
+      <w:r>
+        <w:t xml:space="preserve">) không thấy lỗi nặng; một lỗi mức trung bình đáng nhớ:</w:t>
+      </w:r>
+    </w:p>
+    <w:p>
+      <w:pPr>
+        <w:pStyle w:val="ListParagraph"/>
+        <w:numPr>
+          <w:ilvl w:val="0"/>
+          <w:numId w:val="1"/>
+        </w:numPr>
+      </w:pPr>
+      <w:r>
+        <w:rPr>
+          <w:b/>
+          <w:bCs/>
+        </w:rPr>
+        <w:t xml:space="preserve">Lịch của Spring chỉ có một thread.</w:t>
+      </w:r>
+      <w:r>
+        <w:t xml:space="preserve"> Mặc định Spring Boot chạy mọi </w:t>
+      </w:r>
+      <w:r>
+        <w:rPr>
+          <w:rFonts w:ascii="Consolas" w:eastAsia="Consolas" w:hAnsi="Consolas" w:cs="Consolas"/>
+        </w:rPr>
+        <w:t xml:space="preserve">@Scheduled</w:t>
+      </w:r>
+      <w:r>
+        <w:t xml:space="preserve"> trên </w:t>
+      </w:r>
+      <w:r>
+        <w:rPr>
+          <w:b/>
+          <w:bCs/>
+        </w:rPr>
+        <w:t xml:space="preserve">một</w:t>
+      </w:r>
+      <w:r>
+        <w:t xml:space="preserve"> thread (</w:t>
+      </w:r>
+      <w:r>
+        <w:rPr>
+          <w:rFonts w:ascii="Consolas" w:eastAsia="Consolas" w:hAnsi="Consolas" w:cs="Consolas"/>
+        </w:rPr>
+        <w:t xml:space="preserve">spring.task.scheduling.pool.size = 1</w:t>
+      </w:r>
+      <w:r>
+        <w:t xml:space="preserve">). Bản đầu, lần kiểm watch gọi Google ngay trên thread đó. Google chậm thì mỗi account tốn tới 20-30 giây (giới hạn kết nối 5 giây, đọc 10 giây, mỗi lần đăng ký hai request, có thể thêm một lần làm mới token). Trong lúc đó </w:t>
+      </w:r>
+      <w:r>
+        <w:rPr>
+          <w:rFonts w:ascii="Consolas" w:eastAsia="Consolas" w:hAnsi="Consolas" w:cs="Consolas"/>
+        </w:rPr>
+        <w:t xml:space="preserve">tick()</w:t>
+      </w:r>
+      <w:r>
+        <w:t xml:space="preserve"> không chạy, nên </w:t>
+      </w:r>
+      <w:r>
+        <w:rPr>
+          <w:b/>
+          <w:bCs/>
+        </w:rPr>
+        <w:t xml:space="preserve">không account nào được đồng bộ theo lịch</w:t>
+      </w:r>
+      <w:r>
+        <w:t xml:space="preserve">, đúng lúc Google trục trặc, khi đường dự phòng cần nhất. Sửa: </w:t>
+      </w:r>
+      <w:r>
+        <w:rPr>
+          <w:rFonts w:ascii="Consolas" w:eastAsia="Consolas" w:hAnsi="Consolas" w:cs="Consolas"/>
+        </w:rPr>
+        <w:t xml:space="preserve">checkWatches()</w:t>
+      </w:r>
+      <w:r>
+        <w:t xml:space="preserve"> chỉ trao việc cho một virtual thread riêng (</w:t>
+      </w:r>
+      <w:r>
+        <w:rPr>
+          <w:rFonts w:ascii="Consolas" w:eastAsia="Consolas" w:hAnsi="Consolas" w:cs="Consolas"/>
+        </w:rPr>
+        <w:t xml:space="preserve">Executors.newSingleThreadExecutor</w:t>
+      </w:r>
+      <w:r>
+        <w:t xml:space="preserve">) rồi trả về ngay; một cờ </w:t>
+      </w:r>
+      <w:r>
+        <w:rPr>
+          <w:rFonts w:ascii="Consolas" w:eastAsia="Consolas" w:hAnsi="Consolas" w:cs="Consolas"/>
+        </w:rPr>
+        <w:t xml:space="preserve">AtomicBoolean</w:t>
+      </w:r>
+      <w:r>
+        <w:t xml:space="preserve"> giữ cho hai lần kiểm không chồng nhau; tắt ứng dụng thì </w:t>
+      </w:r>
+      <w:r>
+        <w:rPr>
+          <w:rFonts w:ascii="Consolas" w:eastAsia="Consolas" w:hAnsi="Consolas" w:cs="Consolas"/>
+        </w:rPr>
+        <w:t xml:space="preserve">shutdownNow()</w:t>
+      </w:r>
+      <w:r>
+        <w:t xml:space="preserve"> ngắt lần kiểm đang chạy. Bài học: thứ gì chạy trên thread lịch phải nhanh và không chờ mạng; việc chậm thì giao đi.</w:t>
+      </w:r>
+    </w:p>
+    <w:p>
+      <w:pPr>
+        <w:pStyle w:val="ListParagraph"/>
+        <w:numPr>
+          <w:ilvl w:val="0"/>
+          <w:numId w:val="1"/>
+        </w:numPr>
+      </w:pPr>
+      <w:r>
+        <w:rPr>
+          <w:b/>
+          <w:bCs/>
+        </w:rPr>
+        <w:t xml:space="preserve">Một account, hai lần đăng ký cùng lúc.</w:t>
+      </w:r>
+      <w:r>
+        <w:t xml:space="preserve"> Worker vừa nhập xong đăng ký account, đúng lúc lần kiểm mỗi giờ thấy dòng đó chưa có watch: hai lần gọi Google, và nếu một thành công một lỗi thì lần ghi sau có thể là lần lỗi, account hiện </w:t>
+      </w:r>
+      <w:r>
+        <w:rPr>
+          <w:rFonts w:ascii="Consolas" w:eastAsia="Consolas" w:hAnsi="Consolas" w:cs="Consolas"/>
+        </w:rPr>
+        <w:t xml:space="preserve">FAILED</w:t>
+      </w:r>
+      <w:r>
+        <w:t xml:space="preserve"> dù watch đang chạy. Sửa: </w:t>
+      </w:r>
+      <w:r>
+        <w:rPr>
+          <w:rFonts w:ascii="Consolas" w:eastAsia="Consolas" w:hAnsi="Consolas" w:cs="Consolas"/>
+        </w:rPr>
+        <w:t xml:space="preserve">PushWatches</w:t>
+      </w:r>
+      <w:r>
+        <w:t xml:space="preserve"> giữ tập các account đang đăng ký (</w:t>
+      </w:r>
+      <w:r>
+        <w:rPr>
+          <w:rFonts w:ascii="Consolas" w:eastAsia="Consolas" w:hAnsi="Consolas" w:cs="Consolas"/>
+        </w:rPr>
+        <w:t xml:space="preserve">ConcurrentHashMap.newKeySet()</w:t>
+      </w:r>
+      <w:r>
+        <w:t xml:space="preserve">); </w:t>
+      </w:r>
+      <w:r>
+        <w:rPr>
+          <w:rFonts w:ascii="Consolas" w:eastAsia="Consolas" w:hAnsi="Consolas" w:cs="Consolas"/>
+        </w:rPr>
+        <w:t xml:space="preserve">add</w:t>
+      </w:r>
+      <w:r>
+        <w:t xml:space="preserve"> trả </w:t>
+      </w:r>
+      <w:r>
+        <w:rPr>
+          <w:rFonts w:ascii="Consolas" w:eastAsia="Consolas" w:hAnsi="Consolas" w:cs="Consolas"/>
+        </w:rPr>
+        <w:t xml:space="preserve">false</w:t>
+      </w:r>
+      <w:r>
+        <w:t xml:space="preserve"> thì đã có người làm, bỏ qua. </w:t>
+      </w:r>
+      <w:r>
+        <w:rPr>
+          <w:rFonts w:ascii="Consolas" w:eastAsia="Consolas" w:hAnsi="Consolas" w:cs="Consolas"/>
+        </w:rPr>
+        <w:t xml:space="preserve">add</w:t>
+      </w:r>
+      <w:r>
+        <w:t xml:space="preserve"> của một tập đồng thời là một thao tác nguyên tử, nên không có khe hở giữa "kiểm" và "đánh dấu". Phương án bị loại: cho việc đăng ký vào hàng đợi theo account của </w:t>
+      </w:r>
+      <w:r>
+        <w:rPr>
+          <w:rFonts w:ascii="Consolas" w:eastAsia="Consolas" w:hAnsi="Consolas" w:cs="Consolas"/>
+        </w:rPr>
+        <w:t xml:space="preserve">ImportRunner</w:t>
+      </w:r>
+      <w:r>
+        <w:t xml:space="preserve">. Bộ đếm ở đó nghĩa là "nhìn lại dòng thêm một lần" và mỗi lần nhìn là một lượt đọc thư, nên mỗi lần gia hạn sẽ kéo theo một lượt đồng bộ không ai cần.</w:t>
+      </w:r>
+    </w:p>
+    <w:p>
+      <w:pPr>
+        <w:pStyle w:val="ListParagraph"/>
+        <w:numPr>
+          <w:ilvl w:val="0"/>
+          <w:numId w:val="1"/>
+        </w:numPr>
+      </w:pPr>
+      <w:r>
+        <w:rPr>
+          <w:b/>
+          <w:bCs/>
+        </w:rPr>
+        <w:t xml:space="preserve">Ứng dụng đang tắt.</w:t>
+      </w:r>
+      <w:r>
+        <w:t xml:space="preserve"> Thread bị ngắt giữa lúc gọi Google thì lời gọi hỏng thành </w:t>
+      </w:r>
+      <w:r>
+        <w:rPr>
+          <w:rFonts w:ascii="Consolas" w:eastAsia="Consolas" w:hAnsi="Consolas" w:cs="Consolas"/>
+        </w:rPr>
+        <w:t xml:space="preserve">PROVIDER_UNAVAILABLE</w:t>
+      </w:r>
+      <w:r>
+        <w:t xml:space="preserve">. Bản đầu ghi lỗi đó vào </w:t>
+      </w:r>
+      <w:r>
+        <w:rPr>
+          <w:rFonts w:ascii="Consolas" w:eastAsia="Consolas" w:hAnsi="Consolas" w:cs="Consolas"/>
+        </w:rPr>
+        <w:t xml:space="preserve">watch_error</w:t>
+      </w:r>
+      <w:r>
+        <w:t xml:space="preserve">, nên sau khi khởi động lại account hiện </w:t>
+      </w:r>
+      <w:r>
+        <w:rPr>
+          <w:rFonts w:ascii="Consolas" w:eastAsia="Consolas" w:hAnsi="Consolas" w:cs="Consolas"/>
+        </w:rPr>
+        <w:t xml:space="preserve">FAILED</w:t>
+      </w:r>
+      <w:r>
+        <w:t xml:space="preserve"> một lúc. Giờ </w:t>
+      </w:r>
+      <w:r>
+        <w:rPr>
+          <w:rFonts w:ascii="Consolas" w:eastAsia="Consolas" w:hAnsi="Consolas" w:cs="Consolas"/>
+        </w:rPr>
+        <w:t xml:space="preserve">failed</w:t>
+      </w:r>
+      <w:r>
+        <w:t xml:space="preserve"> kiểm </w:t>
+      </w:r>
+      <w:r>
+        <w:rPr>
+          <w:rFonts w:ascii="Consolas" w:eastAsia="Consolas" w:hAnsi="Consolas" w:cs="Consolas"/>
+        </w:rPr>
+        <w:t xml:space="preserve">Thread.currentThread().isInterrupted()</w:t>
+      </w:r>
+      <w:r>
+        <w:t xml:space="preserve"> trước, như </w:t>
+      </w:r>
+      <w:r>
+        <w:rPr>
+          <w:rFonts w:ascii="Consolas" w:eastAsia="Consolas" w:hAnsi="Consolas" w:cs="Consolas"/>
+        </w:rPr>
+        <w:t xml:space="preserve">ImportRunner.fail</w:t>
+      </w:r>
+      <w:r>
+        <w:t xml:space="preserve"> vẫn làm: đang tắt thì không ghi gì.</w:t>
+      </w:r>
+    </w:p>
+    <w:p>
+      <w:pPr>
+        <w:pStyle w:val="ListParagraph"/>
+        <w:numPr>
+          <w:ilvl w:val="0"/>
+          <w:numId w:val="1"/>
+        </w:numPr>
+      </w:pPr>
+      <w:r>
+        <w:rPr>
+          <w:b/>
+          <w:bCs/>
+        </w:rPr>
+        <w:t xml:space="preserve">Connector có push mà không đăng ký.</w:t>
+      </w:r>
+      <w:r>
+        <w:t xml:space="preserve"> Khai báo </w:t>
+      </w:r>
+      <w:r>
+        <w:rPr>
+          <w:rFonts w:ascii="Consolas" w:eastAsia="Consolas" w:hAnsi="Consolas" w:cs="Consolas"/>
+        </w:rPr>
+        <w:t xml:space="preserve">PUSH_WEBHOOK</w:t>
+      </w:r>
+      <w:r>
+        <w:t xml:space="preserve"> mà trả rỗng là trái contract. Bản đầu lặng lẽ bỏ qua, account mãi </w:t>
+      </w:r>
+      <w:r>
+        <w:rPr>
+          <w:rFonts w:ascii="Consolas" w:eastAsia="Consolas" w:hAnsi="Consolas" w:cs="Consolas"/>
+        </w:rPr>
+        <w:t xml:space="preserve">OFF</w:t>
+      </w:r>
+      <w:r>
+        <w:t xml:space="preserve">. Giờ ghi lỗi </w:t>
+      </w:r>
+      <w:r>
+        <w:rPr>
+          <w:rFonts w:ascii="Consolas" w:eastAsia="Consolas" w:hAnsi="Consolas" w:cs="Consolas"/>
+        </w:rPr>
+        <w:t xml:space="preserve">PUSH_NOT_REGISTERED</w:t>
+      </w:r>
+      <w:r>
+        <w:t xml:space="preserve"> và thử lại ở lần kiểm sau.</w:t>
+      </w:r>
+    </w:p>
+    <w:p>
+      <w:pPr>
+        <w:pStyle w:val="ListParagraph"/>
+        <w:numPr>
+          <w:ilvl w:val="0"/>
+          <w:numId w:val="1"/>
+        </w:numPr>
+      </w:pPr>
+      <w:r>
+        <w:rPr>
+          <w:b/>
+          <w:bCs/>
+        </w:rPr>
+        <w:t xml:space="preserve">Javadoc nói quá.</w:t>
+      </w:r>
+      <w:r>
+        <w:t xml:space="preserve"> Bản đầu ghi "Never throws" trong khi lời tìm account nằm ngoài khối </w:t>
+      </w:r>
+      <w:r>
+        <w:rPr>
+          <w:rFonts w:ascii="Consolas" w:eastAsia="Consolas" w:hAnsi="Consolas" w:cs="Consolas"/>
+        </w:rPr>
+        <w:t xml:space="preserve">try</w:t>
+      </w:r>
+      <w:r>
+        <w:t xml:space="preserve">. Giờ mọi bước nằm trong </w:t>
+      </w:r>
+      <w:r>
+        <w:rPr>
+          <w:rFonts w:ascii="Consolas" w:eastAsia="Consolas" w:hAnsi="Consolas" w:cs="Consolas"/>
+        </w:rPr>
+        <w:t xml:space="preserve">try</w:t>
+      </w:r>
+      <w:r>
+        <w:t xml:space="preserve">, và Javadoc nói đúng điều code làm.</w:t>
+      </w:r>
+    </w:p>
+    <w:p>
+      <w:pPr>
+        <w:pStyle w:val="ListParagraph"/>
+        <w:numPr>
+          <w:ilvl w:val="0"/>
+          <w:numId w:val="1"/>
+        </w:numPr>
+      </w:pPr>
+      <w:r>
+        <w:rPr>
+          <w:b/>
+          <w:bCs/>
+        </w:rPr>
+        <w:t xml:space="preserve">Đặt topic trước BE-52.</w:t>
+      </w:r>
+      <w:r>
+        <w:t xml:space="preserve"> Có topic thì Gmail chỉ được hỏi 5 phút một lần; chưa có webhook thì không ai nhận thông báo, thư mới chậm tới 5 phút. </w:t>
+      </w:r>
+      <w:r>
+        <w:rPr>
+          <w:rFonts w:ascii="Consolas" w:eastAsia="Consolas" w:hAnsi="Consolas" w:cs="Consolas"/>
+        </w:rPr>
+        <w:t xml:space="preserve">.env.example</w:t>
+      </w:r>
+      <w:r>
+        <w:t xml:space="preserve"> giờ ghi: chỉ đặt topic cùng với phần webhook.</w:t>
+      </w:r>
+    </w:p>
+    <w:p>
+      <w:pPr>
+        <w:pStyle w:val="Heading3"/>
+      </w:pPr>
+      <w:r>
+        <w:t xml:space="preserve">4.10 Kiểm chứng (BE-51)</w:t>
+      </w:r>
+    </w:p>
+    <w:p>
+      <w:pPr>
+        <w:pStyle w:val="ListParagraph"/>
+        <w:numPr>
+          <w:ilvl w:val="0"/>
+          <w:numId w:val="1"/>
+        </w:numPr>
+      </w:pPr>
+      <w:r>
+        <w:rPr>
+          <w:b/>
+          <w:bCs/>
+        </w:rPr>
+        <w:t xml:space="preserve">Build trong worktree riêng.</w:t>
+      </w:r>
+      <w:r>
+        <w:t xml:space="preserve"> Từ BE-51, mọi lần build, test và kiểm tra ngược chạy trong một git worktree (</w:t>
+      </w:r>
+      <w:r>
+        <w:rPr>
+          <w:rFonts w:ascii="Consolas" w:eastAsia="Consolas" w:hAnsi="Consolas" w:cs="Consolas"/>
+        </w:rPr>
+        <w:t xml:space="preserve">git worktree add --detach &lt;thư mục&gt; dev</w:t>
+      </w:r>
+      <w:r>
+        <w:t xml:space="preserve">): một bản sao làm việc thứ hai của cùng repo, có </w:t>
+      </w:r>
+      <w:r>
+        <w:rPr>
+          <w:rFonts w:ascii="Consolas" w:eastAsia="Consolas" w:hAnsi="Consolas" w:cs="Consolas"/>
+        </w:rPr>
+        <w:t xml:space="preserve">target/</w:t>
+      </w:r>
+      <w:r>
+        <w:t xml:space="preserve"> riêng. Lý do: IntelliJ của người dùng chạy ứng dụng từ </w:t>
+      </w:r>
+      <w:r>
+        <w:rPr>
+          <w:rFonts w:ascii="Consolas" w:eastAsia="Consolas" w:hAnsi="Consolas" w:cs="Consolas"/>
+        </w:rPr>
+        <w:t xml:space="preserve">apps/sino-api/target/classes</w:t>
+      </w:r>
+      <w:r>
+        <w:t xml:space="preserve"> có DevTools; build ở đó làm ứng dụng của người dùng khởi động lại, có lúc với code đang gài lỗi (sự cố ở BE-50). Hai worktree cho phép chạy kiểm tra ngược song song, nhanh gấp đôi.</w:t>
+      </w:r>
+    </w:p>
+    <w:p>
+      <w:pPr>
+        <w:pStyle w:val="ListParagraph"/>
+        <w:numPr>
+          <w:ilvl w:val="0"/>
+          <w:numId w:val="1"/>
+        </w:numPr>
+      </w:pPr>
+      <w:r>
+        <w:rPr>
+          <w:b/>
+          <w:bCs/>
+        </w:rPr>
+        <w:t xml:space="preserve">RED:</w:t>
+      </w:r>
+      <w:r>
+        <w:t xml:space="preserve"> thay sáu chỗ logic bằng bản rỗng (Gmail không khai báo và không đăng ký, không kiểm topic, lịch bỏ khoảng 5 phút, </w:t>
+      </w:r>
+      <w:r>
+        <w:rPr>
+          <w:rFonts w:ascii="Consolas" w:eastAsia="Consolas" w:hAnsi="Consolas" w:cs="Consolas"/>
+        </w:rPr>
+        <w:t xml:space="preserve">PushWatches.watch</w:t>
+      </w:r>
+      <w:r>
+        <w:t xml:space="preserve"> rỗng, trạng thái luôn </w:t>
+      </w:r>
+      <w:r>
+        <w:rPr>
+          <w:rFonts w:ascii="Consolas" w:eastAsia="Consolas" w:hAnsi="Consolas" w:cs="Consolas"/>
+        </w:rPr>
+        <w:t xml:space="preserve">OFF</w:t>
+      </w:r>
+      <w:r>
+        <w:t xml:space="preserve">, lịch không kiểm watch): 28 test đỏ. Các test kiểu "không được làm gì" (connector không có push, account tạm dừng) xanh từ đầu, đúng như mong đợi.</w:t>
+      </w:r>
+    </w:p>
+    <w:p>
+      <w:pPr>
+        <w:pStyle w:val="ListParagraph"/>
+        <w:numPr>
+          <w:ilvl w:val="0"/>
+          <w:numId w:val="1"/>
+        </w:numPr>
+      </w:pPr>
+      <w:r>
+        <w:rPr>
+          <w:b/>
+          <w:bCs/>
+        </w:rPr>
+        <w:t xml:space="preserve">Kiểm tra ngược hai vòng:</w:t>
+      </w:r>
+      <w:r>
+        <w:t xml:space="preserve"> 21 lỗi cố ý trước review, 25 sau review (7 cái nhắm vào chính các sửa của review). Tất cả bị bắt trừ một cái giữ có chủ đích: lỗi "account bị xóa giữa hai câu lệnh" ghi thành </w:t>
+      </w:r>
+      <w:r>
+        <w:rPr>
+          <w:rFonts w:ascii="Consolas" w:eastAsia="Consolas" w:hAnsi="Consolas" w:cs="Consolas"/>
+        </w:rPr>
+        <w:t xml:space="preserve">INTERNAL</w:t>
+      </w:r>
+      <w:r>
+        <w:t xml:space="preserve"> thay vì mã đúng, không dựng được trong test.</w:t>
+      </w:r>
+    </w:p>
+    <w:p>
+      <w:pPr>
+        <w:pStyle w:val="ListParagraph"/>
+        <w:numPr>
+          <w:ilvl w:val="0"/>
+          <w:numId w:val="1"/>
+        </w:numPr>
+      </w:pPr>
+      <w:r>
+        <w:rPr>
+          <w:b/>
+          <w:bCs/>
+        </w:rPr>
+        <w:t xml:space="preserve">Một lỗi cố ý sống sót vì test chờ sai.</w:t>
+      </w:r>
+      <w:r>
+        <w:t xml:space="preserve"> Test "lần nhập lỗi không đăng ký watch" chờ tới khi </w:t>
+      </w:r>
+      <w:r>
+        <w:rPr>
+          <w:b/>
+          <w:bCs/>
+        </w:rPr>
+        <w:t xml:space="preserve">có</w:t>
+      </w:r>
+      <w:r>
+        <w:t xml:space="preserve"> watch rồi mới đếm số lần đăng ký. Với code gài lỗi (đăng ký cả sau lần nhập lỗi), watch có ngay sau lần nhập lỗi, nên test đếm lúc mới có một lần và vẫn xanh. Sửa: chờ lần nhập thứ hai </w:t>
+      </w:r>
+      <w:r>
+        <w:rPr>
+          <w:b/>
+          <w:bCs/>
+        </w:rPr>
+        <w:t xml:space="preserve">xong và worker rảnh</w:t>
+      </w:r>
+      <w:r>
+        <w:t xml:space="preserve"> rồi mới đếm. Bài học: khi test "không có chuyện X", phải chờ tới lúc chắc chắn mọi việc có thể gây ra X đã chạy xong; chờ "một điều kiện đúng" là chưa đủ.</w:t>
+      </w:r>
+    </w:p>
+    <w:p>
+      <w:pPr>
+        <w:pStyle w:val="ListParagraph"/>
+        <w:numPr>
+          <w:ilvl w:val="0"/>
+          <w:numId w:val="1"/>
+        </w:numPr>
+      </w:pPr>
+      <w:r>
+        <w:rPr>
+          <w:rFonts w:ascii="Consolas" w:eastAsia="Consolas" w:hAnsi="Consolas" w:cs="Consolas"/>
+        </w:rPr>
+        <w:t xml:space="preserve">./mvnw -B -ntp verify</w:t>
+      </w:r>
+      <w:r>
+        <w:t xml:space="preserve"> → 948 test, 0 lỗi, 4 bỏ qua (giả định theo capability trong bộ kiểm contract), BUILD SUCCESS, </w:t>
+      </w:r>
+      <w:r>
+        <w:rPr>
+          <w:rFonts w:ascii="Consolas" w:eastAsia="Consolas" w:hAnsi="Consolas" w:cs="Consolas"/>
+        </w:rPr>
+        <w:t xml:space="preserve">ModularityTests</w:t>
+      </w:r>
+      <w:r>
+        <w:t xml:space="preserve"> 2/2.</w:t>
+      </w:r>
+    </w:p>
+    <w:p>
+      <w:pPr>
+        <w:pStyle w:val="ListParagraph"/>
+        <w:numPr>
+          <w:ilvl w:val="0"/>
+          <w:numId w:val="1"/>
+        </w:numPr>
+      </w:pPr>
+      <w:r>
+        <w:rPr>
+          <w:b/>
+          <w:bCs/>
+        </w:rPr>
+        <w:t xml:space="preserve">Chưa xác minh:</w:t>
+      </w:r>
+      <w:r>
+        <w:t xml:space="preserve"> Gmail thật (gọi lại </w:t>
+      </w:r>
+      <w:r>
+        <w:rPr>
+          <w:rFonts w:ascii="Consolas" w:eastAsia="Consolas" w:hAnsi="Consolas" w:cs="Consolas"/>
+        </w:rPr>
+        <w:t xml:space="preserve">watch</w:t>
+      </w:r>
+      <w:r>
+        <w:t xml:space="preserve"> khi còn hạn trả hạn mới; mã lỗi khi topic ở dự án khác hay thiếu quyền). Làm ở BE-53 cùng webhook.</w:t>
+      </w:r>
+    </w:p>
+    <w:p/>
     <w:sectPr>
       <w:pgSz w:w="11906" w:h="16838"/>
       <w:pgMar w:top="1440" w:right="1440" w:bottom="1440" w:left="1440" w:header="708" w:footer="708" w:gutter="0"/>

--- a/docs/knowledge/phase-3-sync-realtime.docx
+++ b/docs/knowledge/phase-3-sync-realtime.docx
@@ -106,7 +106,7 @@
         <w:t xml:space="preserve">openspec/changes/f07-f08-realtime-inbox</w:t>
       </w:r>
       <w:r>
-        <w:t xml:space="preserve"> (thư mới tự vào Sino và tự hiện trên web): BE-48, BE-49, BE-50, BE-51.</w:t>
+        <w:t xml:space="preserve"> (thư mới tự vào Sino và tự hiện trên web): BE-48, BE-49, BE-50, BE-51, BE-52.</w:t>
         <w:br/>
       </w:r>
       <w:r>
@@ -5554,6 +5554,1723 @@
       </w:r>
       <w:r>
         <w:t xml:space="preserve"> khi còn hạn trả hạn mới; mã lỗi khi topic ở dự án khác hay thiếu quyền). Làm ở BE-53 cùng webhook.</w:t>
+      </w:r>
+    </w:p>
+    <w:p>
+      <w:pPr>
+        <w:pStyle w:val="Heading2"/>
+      </w:pPr>
+      <w:r>
+        <w:t xml:space="preserve">5. Webhook: nhận thông báo của Gmail (BE-52)</w:t>
+      </w:r>
+    </w:p>
+    <w:p>
+      <w:r>
+        <w:rPr>
+          <w:b/>
+          <w:bCs/>
+        </w:rPr>
+        <w:t xml:space="preserve">Ở đâu:</w:t>
+      </w:r>
+      <w:r>
+        <w:t xml:space="preserve"> </w:t>
+      </w:r>
+      <w:r>
+        <w:rPr>
+          <w:rFonts w:ascii="Consolas" w:eastAsia="Consolas" w:hAnsi="Consolas" w:cs="Consolas"/>
+        </w:rPr>
+        <w:t xml:space="preserve">provider/infrastructure/gmail/GmailPushController</w:t>
+      </w:r>
+      <w:r>
+        <w:t xml:space="preserve"> (</w:t>
+      </w:r>
+      <w:r>
+        <w:rPr>
+          <w:rFonts w:ascii="Consolas" w:eastAsia="Consolas" w:hAnsi="Consolas" w:cs="Consolas"/>
+        </w:rPr>
+        <w:t xml:space="preserve">POST /api/webhooks/gmail</w:t>
+      </w:r>
+      <w:r>
+        <w:t xml:space="preserve">), </w:t>
+      </w:r>
+      <w:r>
+        <w:rPr>
+          <w:rFonts w:ascii="Consolas" w:eastAsia="Consolas" w:hAnsi="Consolas" w:cs="Consolas"/>
+        </w:rPr>
+        <w:t xml:space="preserve">GmailPushTokens</w:t>
+      </w:r>
+      <w:r>
+        <w:t xml:space="preserve"> (kiểm token), </w:t>
+      </w:r>
+      <w:r>
+        <w:rPr>
+          <w:rFonts w:ascii="Consolas" w:eastAsia="Consolas" w:hAnsi="Consolas" w:cs="Consolas"/>
+        </w:rPr>
+        <w:t xml:space="preserve">GmailPushErrorCode</w:t>
+      </w:r>
+      <w:r>
+        <w:t xml:space="preserve">, </w:t>
+      </w:r>
+      <w:r>
+        <w:rPr>
+          <w:rFonts w:ascii="Consolas" w:eastAsia="Consolas" w:hAnsi="Consolas" w:cs="Consolas"/>
+        </w:rPr>
+        <w:t xml:space="preserve">GmailProperties.PubSub</w:t>
+      </w:r>
+      <w:r>
+        <w:t xml:space="preserve"> (</w:t>
+      </w:r>
+      <w:r>
+        <w:rPr>
+          <w:rFonts w:ascii="Consolas" w:eastAsia="Consolas" w:hAnsi="Consolas" w:cs="Consolas"/>
+        </w:rPr>
+        <w:t xml:space="preserve">audience</w:t>
+      </w:r>
+      <w:r>
+        <w:t xml:space="preserve">, </w:t>
+      </w:r>
+      <w:r>
+        <w:rPr>
+          <w:rFonts w:ascii="Consolas" w:eastAsia="Consolas" w:hAnsi="Consolas" w:cs="Consolas"/>
+        </w:rPr>
+        <w:t xml:space="preserve">service-account</w:t>
+      </w:r>
+      <w:r>
+        <w:t xml:space="preserve">, </w:t>
+      </w:r>
+      <w:r>
+        <w:rPr>
+          <w:rFonts w:ascii="Consolas" w:eastAsia="Consolas" w:hAnsi="Consolas" w:cs="Consolas"/>
+        </w:rPr>
+        <w:t xml:space="preserve">jwk-set-uri</w:t>
+      </w:r>
+      <w:r>
+        <w:t xml:space="preserve">), </w:t>
+      </w:r>
+      <w:r>
+        <w:rPr>
+          <w:rFonts w:ascii="Consolas" w:eastAsia="Consolas" w:hAnsi="Consolas" w:cs="Consolas"/>
+        </w:rPr>
+        <w:t xml:space="preserve">GmailConfiguration.checkPubSub</w:t>
+      </w:r>
+      <w:r>
+        <w:t xml:space="preserve">; sự kiện </w:t>
+      </w:r>
+      <w:r>
+        <w:rPr>
+          <w:rFonts w:ascii="Consolas" w:eastAsia="Consolas" w:hAnsi="Consolas" w:cs="Consolas"/>
+        </w:rPr>
+        <w:t xml:space="preserve">provider/ProviderPushReceived</w:t>
+      </w:r>
+      <w:r>
+        <w:t xml:space="preserve">; </w:t>
+      </w:r>
+      <w:r>
+        <w:rPr>
+          <w:rFonts w:ascii="Consolas" w:eastAsia="Consolas" w:hAnsi="Consolas" w:cs="Consolas"/>
+        </w:rPr>
+        <w:t xml:space="preserve">sync/application/PushNotices</w:t>
+      </w:r>
+      <w:r>
+        <w:t xml:space="preserve">, </w:t>
+      </w:r>
+      <w:r>
+        <w:rPr>
+          <w:rFonts w:ascii="Consolas" w:eastAsia="Consolas" w:hAnsi="Consolas" w:cs="Consolas"/>
+        </w:rPr>
+        <w:t xml:space="preserve">SyncCheckpoints.watchedBy</w:t>
+      </w:r>
+      <w:r>
+        <w:t xml:space="preserve">; </w:t>
+      </w:r>
+      <w:r>
+        <w:rPr>
+          <w:rFonts w:ascii="Consolas" w:eastAsia="Consolas" w:hAnsi="Consolas" w:cs="Consolas"/>
+        </w:rPr>
+        <w:t xml:space="preserve">common/security/SecurityConfig</w:t>
+      </w:r>
+      <w:r>
+        <w:t xml:space="preserve">.</w:t>
+      </w:r>
+    </w:p>
+    <w:p>
+      <w:pPr>
+        <w:shd w:val="clear" w:color="auto" w:fill="F2F3F5"/>
+        <w:ind w:left="0"/>
+      </w:pPr>
+      <w:r>
+        <w:rPr>
+          <w:rFonts w:ascii="Consolas" w:eastAsia="Consolas" w:hAnsi="Consolas" w:cs="Consolas"/>
+          <w:sz w:val="19"/>
+          <w:szCs w:val="19"/>
+        </w:rPr>
+        <w:t xml:space="preserve">Pub/Sub --POST /api/webhooks/gmail--&gt;  chuỗi bảo mật riêng: không đăng nhập, không session, không CSRF</w:t>
+        <w:br/>
+        <w:t xml:space="preserve">          Authorization: Bearer &lt;JWT Google ký&gt;</w:t>
+        <w:br/>
+        <w:t xml:space="preserve">                                   |</w:t>
+        <w:br/>
+        <w:t xml:space="preserve">                                   v</w:t>
+        <w:br/>
+        <w:t xml:space="preserve">GmailPushController</w:t>
+        <w:br/>
+        <w:t xml:space="preserve">  1. GmailPushTokens.check        token sai -&gt; 401, không làm gì khác</w:t>
+        <w:br/>
+        <w:t xml:space="preserve">                                  không tải được khóa của Google -&gt; 503 (Pub/Sub gửi lại sau)</w:t>
+        <w:br/>
+        <w:t xml:space="preserve">  2. đọc body, tối đa 64 KB       đứt giữa chừng -&gt; 400 (Pub/Sub gửi lại)</w:t>
+        <w:br/>
+        <w:t xml:space="preserve">  3. message.data: base64 -&gt; {"emailAddress", "historyId"}; chỉ lấy emailAddress</w:t>
+        <w:br/>
+        <w:t xml:space="preserve">                                  đọc không được -&gt; 204 + WARN (không in nội dung)</w:t>
+        <w:br/>
+        <w:t xml:space="preserve">  4. publish ProviderPushReceived(gmail, địa chỉ)</w:t>
+        <w:br/>
+        <w:t xml:space="preserve">                                   |  @EventListener, ngay trong request</w:t>
+        <w:br/>
+        <w:t xml:space="preserve">                                   v</w:t>
+        <w:br/>
+        <w:t xml:space="preserve">PushNotices (module sync)</w:t>
+        <w:br/>
+        <w:t xml:space="preserve">  watchedBy(địa chỉ)              các dòng có watch_address trùng, không phân biệt hoa thường</w:t>
+        <w:br/>
+        <w:t xml:space="preserve">  -&gt; giữ account cùng provider, tự đồng bộ được (không tạm dừng, tắt, hết quyền, đã xóa)</w:t>
+        <w:br/>
+        <w:t xml:space="preserve">  -&gt; ImportRunner.submit          trả 204 ngay; lượt đồng bộ chạy nền</w:t>
+      </w:r>
+    </w:p>
+    <w:p>
+      <w:pPr>
+        <w:pStyle w:val="Heading3"/>
+      </w:pPr>
+      <w:r>
+        <w:t xml:space="preserve">5.1 JWT và chữ ký: Sino biết request đến từ Google bằng cách nào</w:t>
+      </w:r>
+    </w:p>
+    <w:p>
+      <w:r>
+        <w:t xml:space="preserve">Webhook là một đường dẫn công khai: ai trên Internet cũng gửi được </w:t>
+      </w:r>
+      <w:r>
+        <w:rPr>
+          <w:rFonts w:ascii="Consolas" w:eastAsia="Consolas" w:hAnsi="Consolas" w:cs="Consolas"/>
+        </w:rPr>
+        <w:t xml:space="preserve">POST</w:t>
+      </w:r>
+      <w:r>
+        <w:t xml:space="preserve"> tới nó. Pub/Sub gửi kèm mỗi request một </w:t>
+      </w:r>
+      <w:r>
+        <w:rPr>
+          <w:b/>
+          <w:bCs/>
+        </w:rPr>
+        <w:t xml:space="preserve">JWT</w:t>
+      </w:r>
+      <w:r>
+        <w:t xml:space="preserve"> (JSON Web Token) trong header </w:t>
+      </w:r>
+      <w:r>
+        <w:rPr>
+          <w:rFonts w:ascii="Consolas" w:eastAsia="Consolas" w:hAnsi="Consolas" w:cs="Consolas"/>
+        </w:rPr>
+        <w:t xml:space="preserve">Authorization: Bearer ...</w:t>
+      </w:r>
+      <w:r>
+        <w:t xml:space="preserve">. Một JWT có ba phần, ngăn bởi dấu chấm, mỗi phần là base64url:</w:t>
+      </w:r>
+    </w:p>
+    <w:p>
+      <w:pPr>
+        <w:shd w:val="clear" w:color="auto" w:fill="F2F3F5"/>
+        <w:ind w:left="0"/>
+      </w:pPr>
+      <w:r>
+        <w:rPr>
+          <w:rFonts w:ascii="Consolas" w:eastAsia="Consolas" w:hAnsi="Consolas" w:cs="Consolas"/>
+          <w:sz w:val="19"/>
+          <w:szCs w:val="19"/>
+        </w:rPr>
+        <w:t xml:space="preserve">eyJhbGciOiJSUzI1NiIsImtpZCI6Ii4uLiJ9 . eyJpc3MiOiJodHRwczovL2FjY291bnRzLmdvb2dsZS5jb20iLC4uLn0 . &lt;chữ ký&gt;</w:t>
+        <w:br/>
+        <w:t xml:space="preserve">   header {"alg":"RS256","kid":"..."}        payload (các claim) {"iss", "aud", "email", "exp", ...}</w:t>
+      </w:r>
+    </w:p>
+    <w:p>
+      <w:r>
+        <w:t xml:space="preserve">Google ký phần đầu và phần giữa bằng </w:t>
+      </w:r>
+      <w:r>
+        <w:rPr>
+          <w:b/>
+          <w:bCs/>
+        </w:rPr>
+        <w:t xml:space="preserve">khóa bí mật RSA</w:t>
+      </w:r>
+      <w:r>
+        <w:t xml:space="preserve"> của nó. Ai cũng kiểm được chữ ký bằng </w:t>
+      </w:r>
+      <w:r>
+        <w:rPr>
+          <w:b/>
+          <w:bCs/>
+        </w:rPr>
+        <w:t xml:space="preserve">khóa công khai</w:t>
+      </w:r>
+      <w:r>
+        <w:t xml:space="preserve"> Google đăng ở </w:t>
+      </w:r>
+      <w:r>
+        <w:rPr>
+          <w:rFonts w:ascii="Consolas" w:eastAsia="Consolas" w:hAnsi="Consolas" w:cs="Consolas"/>
+        </w:rPr>
+        <w:t xml:space="preserve">https://www.googleapis.com/oauth2/v3/certs</w:t>
+      </w:r>
+      <w:r>
+        <w:t xml:space="preserve"> (một JWKS: danh sách khóa, mỗi khóa có </w:t>
+      </w:r>
+      <w:r>
+        <w:rPr>
+          <w:rFonts w:ascii="Consolas" w:eastAsia="Consolas" w:hAnsi="Consolas" w:cs="Consolas"/>
+        </w:rPr>
+        <w:t xml:space="preserve">kid</w:t>
+      </w:r>
+      <w:r>
+        <w:t xml:space="preserve">). Sửa một chữ trong payload là chữ ký sai; muốn làm token mới phải có khóa bí mật của Google. Vì vậy Sino không cần giữ bí mật nào của Google cho webhook: chỉ cần khóa công khai.</w:t>
+      </w:r>
+    </w:p>
+    <w:p>
+      <w:pPr>
+        <w:pStyle w:val="Heading3"/>
+      </w:pPr>
+      <w:r>
+        <w:t xml:space="preserve">5.2 Kiểm những gì, và mỗi thứ chặn kiểu tấn công nào</w:t>
+      </w:r>
+    </w:p>
+    <w:p>
+      <w:r>
+        <w:t xml:space="preserve">Chữ ký đúng mới chỉ nói "Google làm ra token này". Google làm token cho rất nhiều dịch vụ, nên Sino còn kiểm token đó dành cho </w:t>
+      </w:r>
+      <w:r>
+        <w:rPr>
+          <w:b/>
+          <w:bCs/>
+        </w:rPr>
+        <w:t xml:space="preserve">chính nó</w:t>
+      </w:r>
+      <w:r>
+        <w:t xml:space="preserve">:</w:t>
+      </w:r>
+    </w:p>
+    <w:tbl>
+      <w:tblPr>
+        <w:tblW w:w="9360" w:type="dxa"/>
+        <w:tblBorders>
+          <w:top w:val="single" w:sz="4" w:space="0" w:color="auto"/>
+          <w:left w:val="single" w:sz="4" w:space="0" w:color="auto"/>
+          <w:bottom w:val="single" w:sz="4" w:space="0" w:color="auto"/>
+          <w:right w:val="single" w:sz="4" w:space="0" w:color="auto"/>
+          <w:insideH w:val="single" w:sz="4" w:space="0" w:color="auto"/>
+          <w:insideV w:val="single" w:sz="4" w:space="0" w:color="auto"/>
+        </w:tblBorders>
+        <w:tblLayout w:type="fixed"/>
+      </w:tblPr>
+      <w:tblGrid>
+        <w:gridCol w:w="4680"/>
+        <w:gridCol w:w="4680"/>
+      </w:tblGrid>
+      <w:tr>
+        <w:tc>
+          <w:tcPr>
+            <w:tcW w:w="4680" w:type="dxa"/>
+            <w:shd w:val="clear" w:color="auto" w:fill="F2F2F2"/>
+          </w:tcPr>
+          <w:p>
+            <w:r>
+              <w:t xml:space="preserve">Kiểm</w:t>
+            </w:r>
+          </w:p>
+        </w:tc>
+        <w:tc>
+          <w:tcPr>
+            <w:tcW w:w="4680" w:type="dxa"/>
+            <w:shd w:val="clear" w:color="auto" w:fill="F2F2F2"/>
+          </w:tcPr>
+          <w:p>
+            <w:r>
+              <w:t xml:space="preserve">Chặn</w:t>
+            </w:r>
+          </w:p>
+        </w:tc>
+      </w:tr>
+      <w:tr>
+        <w:tc>
+          <w:tcPr>
+            <w:tcW w:w="4680" w:type="dxa"/>
+          </w:tcPr>
+          <w:p>
+            <w:r>
+              <w:t xml:space="preserve">chữ ký RS256, khóa lấy từ JWKS của Google</w:t>
+            </w:r>
+          </w:p>
+        </w:tc>
+        <w:tc>
+          <w:tcPr>
+            <w:tcW w:w="4680" w:type="dxa"/>
+          </w:tcPr>
+          <w:p>
+            <w:r>
+              <w:t xml:space="preserve">token tự làm; token ký bằng khóa khác; </w:t>
+            </w:r>
+            <w:r>
+              <w:rPr>
+                <w:rFonts w:ascii="Consolas" w:eastAsia="Consolas" w:hAnsi="Consolas" w:cs="Consolas"/>
+              </w:rPr>
+              <w:t xml:space="preserve">alg: none</w:t>
+            </w:r>
+            <w:r>
+              <w:t xml:space="preserve"> (không ký); </w:t>
+            </w:r>
+            <w:r>
+              <w:rPr>
+                <w:rFonts w:ascii="Consolas" w:eastAsia="Consolas" w:hAnsi="Consolas" w:cs="Consolas"/>
+              </w:rPr>
+              <w:t xml:space="preserve">HS256</w:t>
+            </w:r>
+            <w:r>
+              <w:t xml:space="preserve"> (ký bằng một "mật khẩu" mà kẻ tấn công tự chọn)</w:t>
+            </w:r>
+          </w:p>
+        </w:tc>
+      </w:tr>
+      <w:tr>
+        <w:tc>
+          <w:tcPr>
+            <w:tcW w:w="4680" w:type="dxa"/>
+          </w:tcPr>
+          <w:p>
+            <w:r>
+              <w:rPr>
+                <w:rFonts w:ascii="Consolas" w:eastAsia="Consolas" w:hAnsi="Consolas" w:cs="Consolas"/>
+              </w:rPr>
+              <w:t xml:space="preserve">exp</w:t>
+            </w:r>
+            <w:r>
+              <w:t xml:space="preserve"> bắt buộc và chưa qua (lệch tối đa 60 giây), </w:t>
+            </w:r>
+            <w:r>
+              <w:rPr>
+                <w:rFonts w:ascii="Consolas" w:eastAsia="Consolas" w:hAnsi="Consolas" w:cs="Consolas"/>
+              </w:rPr>
+              <w:t xml:space="preserve">nbf</w:t>
+            </w:r>
+            <w:r>
+              <w:t xml:space="preserve"> nếu có</w:t>
+            </w:r>
+          </w:p>
+        </w:tc>
+        <w:tc>
+          <w:tcPr>
+            <w:tcW w:w="4680" w:type="dxa"/>
+          </w:tcPr>
+          <w:p>
+            <w:r>
+              <w:t xml:space="preserve">token cũ bị lấy được rồi gửi lại về sau</w:t>
+            </w:r>
+          </w:p>
+        </w:tc>
+      </w:tr>
+      <w:tr>
+        <w:tc>
+          <w:tcPr>
+            <w:tcW w:w="4680" w:type="dxa"/>
+          </w:tcPr>
+          <w:p>
+            <w:r>
+              <w:rPr>
+                <w:rFonts w:ascii="Consolas" w:eastAsia="Consolas" w:hAnsi="Consolas" w:cs="Consolas"/>
+              </w:rPr>
+              <w:t xml:space="preserve">iss</w:t>
+            </w:r>
+            <w:r>
+              <w:t xml:space="preserve"> là </w:t>
+            </w:r>
+            <w:r>
+              <w:rPr>
+                <w:rFonts w:ascii="Consolas" w:eastAsia="Consolas" w:hAnsi="Consolas" w:cs="Consolas"/>
+              </w:rPr>
+              <w:t xml:space="preserve">https://accounts.google.com</w:t>
+            </w:r>
+            <w:r>
+              <w:t xml:space="preserve"> hoặc </w:t>
+            </w:r>
+            <w:r>
+              <w:rPr>
+                <w:rFonts w:ascii="Consolas" w:eastAsia="Consolas" w:hAnsi="Consolas" w:cs="Consolas"/>
+              </w:rPr>
+              <w:t xml:space="preserve">accounts.google.com</w:t>
+            </w:r>
+          </w:p>
+        </w:tc>
+        <w:tc>
+          <w:tcPr>
+            <w:tcW w:w="4680" w:type="dxa"/>
+          </w:tcPr>
+          <w:p>
+            <w:r>
+              <w:t xml:space="preserve">token của nơi khác cấp</w:t>
+            </w:r>
+          </w:p>
+        </w:tc>
+      </w:tr>
+      <w:tr>
+        <w:tc>
+          <w:tcPr>
+            <w:tcW w:w="4680" w:type="dxa"/>
+          </w:tcPr>
+          <w:p>
+            <w:r>
+              <w:rPr>
+                <w:rFonts w:ascii="Consolas" w:eastAsia="Consolas" w:hAnsi="Consolas" w:cs="Consolas"/>
+              </w:rPr>
+              <w:t xml:space="preserve">aud</w:t>
+            </w:r>
+            <w:r>
+              <w:t xml:space="preserve"> chứa </w:t>
+            </w:r>
+            <w:r>
+              <w:rPr>
+                <w:rFonts w:ascii="Consolas" w:eastAsia="Consolas" w:hAnsi="Consolas" w:cs="Consolas"/>
+              </w:rPr>
+              <w:t xml:space="preserve">audience</w:t>
+            </w:r>
+            <w:r>
+              <w:t xml:space="preserve"> đã cấu hình</w:t>
+            </w:r>
+          </w:p>
+        </w:tc>
+        <w:tc>
+          <w:tcPr>
+            <w:tcW w:w="4680" w:type="dxa"/>
+          </w:tcPr>
+          <w:p>
+            <w:r>
+              <w:t xml:space="preserve">token Google cấp cho </w:t>
+            </w:r>
+            <w:r>
+              <w:rPr>
+                <w:b/>
+                <w:bCs/>
+              </w:rPr>
+              <w:t xml:space="preserve">dịch vụ khác</w:t>
+            </w:r>
+            <w:r>
+              <w:t xml:space="preserve"> (một push subscription của người khác cũng có token Google ký thật)</w:t>
+            </w:r>
+          </w:p>
+        </w:tc>
+      </w:tr>
+      <w:tr>
+        <w:tc>
+          <w:tcPr>
+            <w:tcW w:w="4680" w:type="dxa"/>
+          </w:tcPr>
+          <w:p>
+            <w:r>
+              <w:rPr>
+                <w:rFonts w:ascii="Consolas" w:eastAsia="Consolas" w:hAnsi="Consolas" w:cs="Consolas"/>
+              </w:rPr>
+              <w:t xml:space="preserve">email</w:t>
+            </w:r>
+            <w:r>
+              <w:t xml:space="preserve"> là tài khoản dịch vụ đã cấu hình và </w:t>
+            </w:r>
+            <w:r>
+              <w:rPr>
+                <w:rFonts w:ascii="Consolas" w:eastAsia="Consolas" w:hAnsi="Consolas" w:cs="Consolas"/>
+              </w:rPr>
+              <w:t xml:space="preserve">email_verified = true</w:t>
+            </w:r>
+          </w:p>
+        </w:tc>
+        <w:tc>
+          <w:tcPr>
+            <w:tcW w:w="4680" w:type="dxa"/>
+          </w:tcPr>
+          <w:p>
+            <w:r>
+              <w:t xml:space="preserve">token của một tài khoản Google bất kỳ có cùng </w:t>
+            </w:r>
+            <w:r>
+              <w:rPr>
+                <w:rFonts w:ascii="Consolas" w:eastAsia="Consolas" w:hAnsi="Consolas" w:cs="Consolas"/>
+              </w:rPr>
+              <w:t xml:space="preserve">aud</w:t>
+            </w:r>
+          </w:p>
+        </w:tc>
+      </w:tr>
+    </w:tbl>
+    <w:p>
+      <w:r>
+        <w:t xml:space="preserve">Bẫy đã gặp khi đọc mã nguồn Spring Security 7.1.1: </w:t>
+      </w:r>
+      <w:r>
+        <w:rPr>
+          <w:rFonts w:ascii="Consolas" w:eastAsia="Consolas" w:hAnsi="Consolas" w:cs="Consolas"/>
+        </w:rPr>
+        <w:t xml:space="preserve">JwtTimestampValidator</w:t>
+      </w:r>
+      <w:r>
+        <w:t xml:space="preserve"> mặc định </w:t>
+      </w:r>
+      <w:r>
+        <w:rPr>
+          <w:b/>
+          <w:bCs/>
+        </w:rPr>
+        <w:t xml:space="preserve">cho qua token không có </w:t>
+      </w:r>
+      <w:r>
+        <w:rPr>
+          <w:rFonts w:ascii="Consolas" w:eastAsia="Consolas" w:hAnsi="Consolas" w:cs="Consolas"/>
+          <w:b/>
+          <w:bCs/>
+        </w:rPr>
+        <w:t xml:space="preserve">exp</w:t>
+      </w:r>
+      <w:r>
+        <w:t xml:space="preserve"> (chỉ kiểm khi có). Token không hết hạn thì bị lấy được một lần là dùng mãi, nên Sino bật </w:t>
+      </w:r>
+      <w:r>
+        <w:rPr>
+          <w:rFonts w:ascii="Consolas" w:eastAsia="Consolas" w:hAnsi="Consolas" w:cs="Consolas"/>
+        </w:rPr>
+        <w:t xml:space="preserve">setAllowEmptyExpiryClaim(false)</w:t>
+      </w:r>
+      <w:r>
+        <w:t xml:space="preserve">. Có test cho từng dòng của bảng trên (</w:t>
+      </w:r>
+      <w:r>
+        <w:rPr>
+          <w:rFonts w:ascii="Consolas" w:eastAsia="Consolas" w:hAnsi="Consolas" w:cs="Consolas"/>
+        </w:rPr>
+        <w:t xml:space="preserve">GmailPushTokensTests</w:t>
+      </w:r>
+      <w:r>
+        <w:t xml:space="preserve">).</w:t>
+      </w:r>
+    </w:p>
+    <w:p>
+      <w:pPr>
+        <w:pStyle w:val="Heading3"/>
+      </w:pPr>
+      <w:r>
+        <w:t xml:space="preserve">5.3 Vì sao nội dung hỏng vẫn trả 204 còn token sai thì 401 (câu gợi ý của task)</w:t>
+      </w:r>
+    </w:p>
+    <w:p>
+      <w:r>
+        <w:t xml:space="preserve">Pub/Sub coi mọi mã 2xx là "đã nhận" và xóa tin; mã khác thì </w:t>
+      </w:r>
+      <w:r>
+        <w:rPr>
+          <w:b/>
+          <w:bCs/>
+        </w:rPr>
+        <w:t xml:space="preserve">gửi lại</w:t>
+      </w:r>
+      <w:r>
+        <w:t xml:space="preserve">, giãn dần, tới 7 ngày.</w:t>
+      </w:r>
+    </w:p>
+    <w:p>
+      <w:pPr>
+        <w:pStyle w:val="ListParagraph"/>
+        <w:numPr>
+          <w:ilvl w:val="0"/>
+          <w:numId w:val="1"/>
+        </w:numPr>
+      </w:pPr>
+      <w:r>
+        <w:rPr>
+          <w:b/>
+          <w:bCs/>
+        </w:rPr>
+        <w:t xml:space="preserve">Token sai → 401.</w:t>
+      </w:r>
+      <w:r>
+        <w:t xml:space="preserve"> Request không phải của Google (hoặc cấu hình </w:t>
+      </w:r>
+      <w:r>
+        <w:rPr>
+          <w:rFonts w:ascii="Consolas" w:eastAsia="Consolas" w:hAnsi="Consolas" w:cs="Consolas"/>
+        </w:rPr>
+        <w:t xml:space="preserve">audience</w:t>
+      </w:r>
+      <w:r>
+        <w:t xml:space="preserve"> sai): không làm gì cả. Nếu là cấu hình sai của mình, Pub/Sub cứ gửi lại cho tới khi sửa xong, nên thông báo không mất.</w:t>
+      </w:r>
+    </w:p>
+    <w:p>
+      <w:pPr>
+        <w:pStyle w:val="ListParagraph"/>
+        <w:numPr>
+          <w:ilvl w:val="0"/>
+          <w:numId w:val="1"/>
+        </w:numPr>
+      </w:pPr>
+      <w:r>
+        <w:rPr>
+          <w:b/>
+          <w:bCs/>
+        </w:rPr>
+        <w:t xml:space="preserve">Token đúng, nội dung hỏng → 204.</w:t>
+      </w:r>
+      <w:r>
+        <w:t xml:space="preserve"> Google gửi thật nhưng Sino không đọc được: gửi lại bao nhiêu lần cũng vẫn hỏng. Trả lỗi chỉ làm Pub/Sub gửi lại vô ích suốt một tuần. Nhận rồi bỏ, ghi một dòng WARN (không in nội dung). Lịch hỏi định kỳ 5 phút vẫn mang thư về.</w:t>
+      </w:r>
+    </w:p>
+    <w:p>
+      <w:pPr>
+        <w:pStyle w:val="ListParagraph"/>
+        <w:numPr>
+          <w:ilvl w:val="0"/>
+          <w:numId w:val="1"/>
+        </w:numPr>
+      </w:pPr>
+      <w:r>
+        <w:rPr>
+          <w:b/>
+          <w:bCs/>
+        </w:rPr>
+        <w:t xml:space="preserve">Không tải được khóa của Google → 503.</w:t>
+      </w:r>
+      <w:r>
+        <w:t xml:space="preserve"> Lỗi tạm thời ở phía Sino hoặc Google: muốn Pub/Sub gửi lại sau.</w:t>
+      </w:r>
+    </w:p>
+    <w:p>
+      <w:pPr>
+        <w:pStyle w:val="Heading3"/>
+      </w:pPr>
+      <w:r>
+        <w:t xml:space="preserve">5.4 Kiểm token trước, đọc body sau, và chỉ đọc 64 KB</w:t>
+      </w:r>
+    </w:p>
+    <w:p>
+      <w:r>
+        <w:t xml:space="preserve">Nếu controller nhận </w:t>
+      </w:r>
+      <w:r>
+        <w:rPr>
+          <w:rFonts w:ascii="Consolas" w:eastAsia="Consolas" w:hAnsi="Consolas" w:cs="Consolas"/>
+        </w:rPr>
+        <w:t xml:space="preserve">@RequestBody</w:t>
+      </w:r>
+      <w:r>
+        <w:t xml:space="preserve">, Spring đọc và parse cả body </w:t>
+      </w:r>
+      <w:r>
+        <w:rPr>
+          <w:b/>
+          <w:bCs/>
+        </w:rPr>
+        <w:t xml:space="preserve">trước</w:t>
+      </w:r>
+      <w:r>
+        <w:t xml:space="preserve"> khi code của Sino kịp kiểm token: một người lạ gửi vài trăm MB JSON là Sino phải đọc hết. Controller nhận </w:t>
+      </w:r>
+      <w:r>
+        <w:rPr>
+          <w:rFonts w:ascii="Consolas" w:eastAsia="Consolas" w:hAnsi="Consolas" w:cs="Consolas"/>
+        </w:rPr>
+        <w:t xml:space="preserve">InputStream</w:t>
+      </w:r>
+      <w:r>
+        <w:t xml:space="preserve">, kiểm token xong mới đọc, và chỉ đọc tối đa 64 KB + 1 byte (</w:t>
+      </w:r>
+      <w:r>
+        <w:rPr>
+          <w:rFonts w:ascii="Consolas" w:eastAsia="Consolas" w:hAnsi="Consolas" w:cs="Consolas"/>
+        </w:rPr>
+        <w:t xml:space="preserve">readNBytes</w:t>
+      </w:r>
+      <w:r>
+        <w:t xml:space="preserve">); dài hơn là bỏ. Một thông báo của Gmail chỉ vài trăm byte.</w:t>
+      </w:r>
+    </w:p>
+    <w:p>
+      <w:pPr>
+        <w:pStyle w:val="Heading3"/>
+      </w:pPr>
+      <w:r>
+        <w:t xml:space="preserve">5.5 Khóa của Google: giữ 5 phút, tải lại tối đa hai lần mỗi 30 giây</w:t>
+      </w:r>
+    </w:p>
+    <w:p>
+      <w:r>
+        <w:t xml:space="preserve">Khóa công khai của Google đổi định kỳ; khi token mang </w:t>
+      </w:r>
+      <w:r>
+        <w:rPr>
+          <w:rFonts w:ascii="Consolas" w:eastAsia="Consolas" w:hAnsi="Consolas" w:cs="Consolas"/>
+        </w:rPr>
+        <w:t xml:space="preserve">kid</w:t>
+      </w:r>
+      <w:r>
+        <w:t xml:space="preserve"> lạ, thư viện tải lại JWKS. Bẫy: builder </w:t>
+      </w:r>
+      <w:r>
+        <w:rPr>
+          <w:rFonts w:ascii="Consolas" w:eastAsia="Consolas" w:hAnsi="Consolas" w:cs="Consolas"/>
+        </w:rPr>
+        <w:t xml:space="preserve">NimbusJwtDecoder.withJwkSetUri(...)</w:t>
+      </w:r>
+      <w:r>
+        <w:t xml:space="preserve"> của Spring Security </w:t>
+      </w:r>
+      <w:r>
+        <w:rPr>
+          <w:b/>
+          <w:bCs/>
+        </w:rPr>
+        <w:t xml:space="preserve">tắt</w:t>
+      </w:r>
+      <w:r>
+        <w:t xml:space="preserve"> giới hạn tần suất tải lại (</w:t>
+      </w:r>
+      <w:r>
+        <w:rPr>
+          <w:rFonts w:ascii="Consolas" w:eastAsia="Consolas" w:hAnsi="Consolas" w:cs="Consolas"/>
+        </w:rPr>
+        <w:t xml:space="preserve">rateLimited(false)</w:t>
+      </w:r>
+      <w:r>
+        <w:t xml:space="preserve">). Một người lạ chỉ cần gửi token mang </w:t>
+      </w:r>
+      <w:r>
+        <w:rPr>
+          <w:rFonts w:ascii="Consolas" w:eastAsia="Consolas" w:hAnsi="Consolas" w:cs="Consolas"/>
+        </w:rPr>
+        <w:t xml:space="preserve">kid</w:t>
+      </w:r>
+      <w:r>
+        <w:t xml:space="preserve"> bịa là buộc Sino gọi Google ở mỗi request, và các request xếp hàng sau một khóa (lock). Sino tự dựng nguồn khóa bằng </w:t>
+      </w:r>
+      <w:r>
+        <w:rPr>
+          <w:rFonts w:ascii="Consolas" w:eastAsia="Consolas" w:hAnsi="Consolas" w:cs="Consolas"/>
+        </w:rPr>
+        <w:t xml:space="preserve">JWKSourceBuilder</w:t>
+      </w:r>
+      <w:r>
+        <w:t xml:space="preserve"> của Nimbus: giữ JWKS 5 phút, tải lại tối đa hai lần mỗi 30 giây, mỗi lần tải giới hạn 5 giây và 50 KB, và tắt việc làm mới trước hạn (nó giữ một thread mà không gì dừng khi DevTools khởi động lại ứng dụng). Khi bị giới hạn, thư viện báo "rate limit reached": token nêu một khóa không có trong bộ vừa tải, hoặc các lần tải vừa rồi hỏng (đã được log lúc đó). Sino trả 401 cho trường hợp này; Pub/Sub gửi lại như mọi lần bị từ chối.</w:t>
+      </w:r>
+    </w:p>
+    <w:p>
+      <w:pPr>
+        <w:pStyle w:val="Heading3"/>
+      </w:pPr>
+      <w:r>
+        <w:t xml:space="preserve">5.6 Đủ ba cấu hình hoặc không có gì</w:t>
+      </w:r>
+    </w:p>
+    <w:p>
+      <w:r>
+        <w:rPr>
+          <w:rFonts w:ascii="Consolas" w:eastAsia="Consolas" w:hAnsi="Consolas" w:cs="Consolas"/>
+        </w:rPr>
+        <w:t xml:space="preserve">SINO_GOOGLE_PUBSUB_TOPIC</w:t>
+      </w:r>
+      <w:r>
+        <w:t xml:space="preserve">, </w:t>
+      </w:r>
+      <w:r>
+        <w:rPr>
+          <w:rFonts w:ascii="Consolas" w:eastAsia="Consolas" w:hAnsi="Consolas" w:cs="Consolas"/>
+        </w:rPr>
+        <w:t xml:space="preserve">SINO_GOOGLE_PUBSUB_AUDIENCE</w:t>
+      </w:r>
+      <w:r>
+        <w:t xml:space="preserve">, </w:t>
+      </w:r>
+      <w:r>
+        <w:rPr>
+          <w:rFonts w:ascii="Consolas" w:eastAsia="Consolas" w:hAnsi="Consolas" w:cs="Consolas"/>
+        </w:rPr>
+        <w:t xml:space="preserve">SINO_GOOGLE_PUBSUB_SERVICE_ACCOUNT</w:t>
+      </w:r>
+      <w:r>
+        <w:t xml:space="preserve"> đi cùng nhau: có cả ba thì Gmail khai báo push và webhook tồn tại; không có cái nào thì chỉ hỏi định kỳ, webhook trả 404; thiếu một hai cái thì ứng dụng </w:t>
+      </w:r>
+      <w:r>
+        <w:rPr>
+          <w:b/>
+          <w:bCs/>
+        </w:rPr>
+        <w:t xml:space="preserve">không khởi động</w:t>
+      </w:r>
+      <w:r>
+        <w:t xml:space="preserve">, thông báo nêu tên biến thiếu (không nêu giá trị). Việc này đóng luôn giới hạn của BE-51 (đặt topic mà chưa có webhook thì thư chậm 5 phút).</w:t>
+      </w:r>
+    </w:p>
+    <w:p>
+      <w:r>
+        <w:t xml:space="preserve">Hai lỗi thật chỉ lộ ra khi chạy RED trên </w:t>
+      </w:r>
+      <w:r>
+        <w:rPr>
+          <w:b/>
+          <w:bCs/>
+        </w:rPr>
+        <w:t xml:space="preserve">toàn bộ</w:t>
+      </w:r>
+      <w:r>
+        <w:t xml:space="preserve"> ứng dụng:</w:t>
+      </w:r>
+    </w:p>
+    <w:p>
+      <w:pPr>
+        <w:pStyle w:val="ListParagraph"/>
+        <w:numPr>
+          <w:ilvl w:val="0"/>
+          <w:numId w:val="1"/>
+        </w:numPr>
+      </w:pPr>
+      <w:r>
+        <w:rPr>
+          <w:rFonts w:ascii="Consolas" w:eastAsia="Consolas" w:hAnsi="Consolas" w:cs="Consolas"/>
+        </w:rPr>
+        <w:t xml:space="preserve">GmailPushController</w:t>
+      </w:r>
+      <w:r>
+        <w:t xml:space="preserve"> có </w:t>
+      </w:r>
+      <w:r>
+        <w:rPr>
+          <w:rFonts w:ascii="Consolas" w:eastAsia="Consolas" w:hAnsi="Consolas" w:cs="Consolas"/>
+        </w:rPr>
+        <w:t xml:space="preserve">@RestController</w:t>
+      </w:r>
+      <w:r>
+        <w:t xml:space="preserve">, nên </w:t>
+      </w:r>
+      <w:r>
+        <w:rPr>
+          <w:b/>
+          <w:bCs/>
+        </w:rPr>
+        <w:t xml:space="preserve">component scan</w:t>
+      </w:r>
+      <w:r>
+        <w:t xml:space="preserve"> tự tạo nó, kể cả khi đã có một </w:t>
+      </w:r>
+      <w:r>
+        <w:rPr>
+          <w:rFonts w:ascii="Consolas" w:eastAsia="Consolas" w:hAnsi="Consolas" w:cs="Consolas"/>
+        </w:rPr>
+        <w:t xml:space="preserve">@Bean</w:t>
+      </w:r>
+      <w:r>
+        <w:t xml:space="preserve"> tạo nó có điều kiện. Mọi context không có cấu hình Pub/Sub đều hỏng. Sửa: đặt </w:t>
+      </w:r>
+      <w:r>
+        <w:rPr>
+          <w:rFonts w:ascii="Consolas" w:eastAsia="Consolas" w:hAnsi="Consolas" w:cs="Consolas"/>
+        </w:rPr>
+        <w:t xml:space="preserve">@Conditional</w:t>
+      </w:r>
+      <w:r>
+        <w:t xml:space="preserve"> thẳng lên lớp controller, để chính scan quyết định.</w:t>
+      </w:r>
+    </w:p>
+    <w:p>
+      <w:pPr>
+        <w:pStyle w:val="ListParagraph"/>
+        <w:numPr>
+          <w:ilvl w:val="0"/>
+          <w:numId w:val="1"/>
+        </w:numPr>
+      </w:pPr>
+      <w:r>
+        <w:t xml:space="preserve">Record </w:t>
+      </w:r>
+      <w:r>
+        <w:rPr>
+          <w:rFonts w:ascii="Consolas" w:eastAsia="Consolas" w:hAnsi="Consolas" w:cs="Consolas"/>
+        </w:rPr>
+        <w:t xml:space="preserve">PubSub</w:t>
+      </w:r>
+      <w:r>
+        <w:t xml:space="preserve"> có thêm một constructor phụ </w:t>
+      </w:r>
+      <w:r>
+        <w:rPr>
+          <w:rFonts w:ascii="Consolas" w:eastAsia="Consolas" w:hAnsi="Consolas" w:cs="Consolas"/>
+        </w:rPr>
+        <w:t xml:space="preserve">PubSub(String topic)</w:t>
+      </w:r>
+      <w:r>
+        <w:t xml:space="preserve"> cho tiện. Spring Boot bind </w:t>
+      </w:r>
+      <w:r>
+        <w:rPr>
+          <w:rFonts w:ascii="Consolas" w:eastAsia="Consolas" w:hAnsi="Consolas" w:cs="Consolas"/>
+        </w:rPr>
+        <w:t xml:space="preserve">sino.google.pubsub.*</w:t>
+      </w:r>
+      <w:r>
+        <w:t xml:space="preserve"> vào record qua constructor; có hai constructor thì nó chọn nhầm cái một tham số, và </w:t>
+      </w:r>
+      <w:r>
+        <w:rPr>
+          <w:rFonts w:ascii="Consolas" w:eastAsia="Consolas" w:hAnsi="Consolas" w:cs="Consolas"/>
+        </w:rPr>
+        <w:t xml:space="preserve">audience</w:t>
+      </w:r>
+      <w:r>
+        <w:t xml:space="preserve"> luôn rỗng. Sửa: chỉ để một constructor; Javadoc ghi lý do.</w:t>
+      </w:r>
+    </w:p>
+    <w:p>
+      <w:pPr>
+        <w:pStyle w:val="Heading3"/>
+      </w:pPr>
+      <w:r>
+        <w:t xml:space="preserve">5.7 Webhook có chuỗi bảo mật riêng</w:t>
+      </w:r>
+    </w:p>
+    <w:p>
+      <w:r>
+        <w:t xml:space="preserve">Spring Security cho phép nhiều </w:t>
+      </w:r>
+      <w:r>
+        <w:rPr>
+          <w:rFonts w:ascii="Consolas" w:eastAsia="Consolas" w:hAnsi="Consolas" w:cs="Consolas"/>
+        </w:rPr>
+        <w:t xml:space="preserve">SecurityFilterChain</w:t>
+      </w:r>
+      <w:r>
+        <w:t xml:space="preserve">; request đi vào chuỗi </w:t>
+      </w:r>
+      <w:r>
+        <w:rPr>
+          <w:b/>
+          <w:bCs/>
+        </w:rPr>
+        <w:t xml:space="preserve">đầu tiên</w:t>
+      </w:r>
+      <w:r>
+        <w:t xml:space="preserve"> khớp. </w:t>
+      </w:r>
+      <w:r>
+        <w:rPr>
+          <w:rFonts w:ascii="Consolas" w:eastAsia="Consolas" w:hAnsi="Consolas" w:cs="Consolas"/>
+        </w:rPr>
+        <w:t xml:space="preserve">SecurityConfig</w:t>
+      </w:r>
+      <w:r>
+        <w:t xml:space="preserve"> có hai chuỗi:</w:t>
+      </w:r>
+    </w:p>
+    <w:p>
+      <w:pPr>
+        <w:pStyle w:val="ListParagraph"/>
+        <w:numPr>
+          <w:ilvl w:val="0"/>
+          <w:numId w:val="1"/>
+        </w:numPr>
+      </w:pPr>
+      <w:r>
+        <w:rPr>
+          <w:rFonts w:ascii="Consolas" w:eastAsia="Consolas" w:hAnsi="Consolas" w:cs="Consolas"/>
+        </w:rPr>
+        <w:t xml:space="preserve">webhookSecurityFilterChain</w:t>
+      </w:r>
+      <w:r>
+        <w:t xml:space="preserve"> (</w:t>
+      </w:r>
+      <w:r>
+        <w:rPr>
+          <w:rFonts w:ascii="Consolas" w:eastAsia="Consolas" w:hAnsi="Consolas" w:cs="Consolas"/>
+        </w:rPr>
+        <w:t xml:space="preserve">@Order(Ordered.HIGHEST_PRECEDENCE)</w:t>
+      </w:r>
+      <w:r>
+        <w:t xml:space="preserve">): chỉ khớp </w:t>
+      </w:r>
+      <w:r>
+        <w:rPr>
+          <w:rFonts w:ascii="Consolas" w:eastAsia="Consolas" w:hAnsi="Consolas" w:cs="Consolas"/>
+        </w:rPr>
+        <w:t xml:space="preserve">POST /api/webhooks/*</w:t>
+      </w:r>
+      <w:r>
+        <w:t xml:space="preserve">; không đòi đăng nhập, </w:t>
+      </w:r>
+      <w:r>
+        <w:rPr>
+          <w:rFonts w:ascii="Consolas" w:eastAsia="Consolas" w:hAnsi="Consolas" w:cs="Consolas"/>
+        </w:rPr>
+        <w:t xml:space="preserve">STATELESS</w:t>
+      </w:r>
+      <w:r>
+        <w:t xml:space="preserve"> (không tạo session), không CSRF, không lưu request. Việc kiểm token nằm ở controller của connector, vì module </w:t>
+      </w:r>
+      <w:r>
+        <w:rPr>
+          <w:rFonts w:ascii="Consolas" w:eastAsia="Consolas" w:hAnsi="Consolas" w:cs="Consolas"/>
+        </w:rPr>
+        <w:t xml:space="preserve">common</w:t>
+      </w:r>
+      <w:r>
+        <w:t xml:space="preserve"> không được biết về Google.</w:t>
+      </w:r>
+    </w:p>
+    <w:p>
+      <w:pPr>
+        <w:pStyle w:val="ListParagraph"/>
+        <w:numPr>
+          <w:ilvl w:val="0"/>
+          <w:numId w:val="1"/>
+        </w:numPr>
+      </w:pPr>
+      <w:r>
+        <w:rPr>
+          <w:rFonts w:ascii="Consolas" w:eastAsia="Consolas" w:hAnsi="Consolas" w:cs="Consolas"/>
+        </w:rPr>
+        <w:t xml:space="preserve">apiSecurityFilterChain</w:t>
+      </w:r>
+      <w:r>
+        <w:t xml:space="preserve">: mọi request còn lại, như trước (phiên cookie, CSRF kiểu SPA, remember-me).</w:t>
+      </w:r>
+    </w:p>
+    <w:p>
+      <w:r>
+        <w:t xml:space="preserve">Bản đầu chỉ thêm </w:t>
+      </w:r>
+      <w:r>
+        <w:rPr>
+          <w:rFonts w:ascii="Consolas" w:eastAsia="Consolas" w:hAnsi="Consolas" w:cs="Consolas"/>
+        </w:rPr>
+        <w:t xml:space="preserve">permitAll</w:t>
+      </w:r>
+      <w:r>
+        <w:t xml:space="preserve"> cho webhook vào chuỗi chung và bỏ CSRF cho </w:t>
+      </w:r>
+      <w:r>
+        <w:rPr>
+          <w:rFonts w:ascii="Consolas" w:eastAsia="Consolas" w:hAnsi="Consolas" w:cs="Consolas"/>
+        </w:rPr>
+        <w:t xml:space="preserve">/api/webhooks/**</w:t>
+      </w:r>
+      <w:r>
+        <w:t xml:space="preserve">. Review chỉ ra hai điểm: bộ lọc CSRF rộng hơn chỗ mở (mọi method, mọi độ sâu, nên một endpoint dùng cookie sau này dưới </w:t>
+      </w:r>
+      <w:r>
+        <w:rPr>
+          <w:rFonts w:ascii="Consolas" w:eastAsia="Consolas" w:hAnsi="Consolas" w:cs="Consolas"/>
+        </w:rPr>
+        <w:t xml:space="preserve">/api/webhooks/</w:t>
+      </w:r>
+      <w:r>
+        <w:t xml:space="preserve"> sẽ mất CSRF mà không ai để ý); và chuỗi chung vẫn có thể tạo cookie </w:t>
+      </w:r>
+      <w:r>
+        <w:rPr>
+          <w:rFonts w:ascii="Consolas" w:eastAsia="Consolas" w:hAnsi="Consolas" w:cs="Consolas"/>
+        </w:rPr>
+        <w:t xml:space="preserve">XSRF-TOKEN</w:t>
+      </w:r>
+      <w:r>
+        <w:t xml:space="preserve"> hay session cho request của Google. Chuỗi riêng khớp đúng một đường, và test kiểm response không có </w:t>
+      </w:r>
+      <w:r>
+        <w:rPr>
+          <w:rFonts w:ascii="Consolas" w:eastAsia="Consolas" w:hAnsi="Consolas" w:cs="Consolas"/>
+        </w:rPr>
+        <w:t xml:space="preserve">Set-Cookie</w:t>
+      </w:r>
+      <w:r>
+        <w:t xml:space="preserve">, request không tạo session.</w:t>
+      </w:r>
+    </w:p>
+    <w:p>
+      <w:pPr>
+        <w:pStyle w:val="Heading3"/>
+      </w:pPr>
+      <w:r>
+        <w:t xml:space="preserve">5.8 Thông báo chỉ là tín hiệu</w:t>
+      </w:r>
+    </w:p>
+    <w:p>
+      <w:r>
+        <w:t xml:space="preserve">Sino không tin </w:t>
+      </w:r>
+      <w:r>
+        <w:rPr>
+          <w:rFonts w:ascii="Consolas" w:eastAsia="Consolas" w:hAnsi="Consolas" w:cs="Consolas"/>
+        </w:rPr>
+        <w:t xml:space="preserve">historyId</w:t>
+      </w:r>
+      <w:r>
+        <w:t xml:space="preserve"> hay bất kỳ dữ liệu nào trong thông báo: chỉ lấy địa chỉ để biết account nào cần đọc, rồi đọc thay đổi từ con trỏ của chính nó (</w:t>
+      </w:r>
+      <w:r>
+        <w:rPr>
+          <w:rFonts w:ascii="Consolas" w:eastAsia="Consolas" w:hAnsi="Consolas" w:cs="Consolas"/>
+        </w:rPr>
+        <w:t xml:space="preserve">history.list</w:t>
+      </w:r>
+      <w:r>
+        <w:t xml:space="preserve">). Kẻ nào đó dù có token hợp lệ cũng chỉ làm được một việc: khiến Sino đồng bộ sớm hơn. Connector Gmail giữ phần riêng của Google (Pub/Sub, OIDC) và phát </w:t>
+      </w:r>
+      <w:r>
+        <w:rPr>
+          <w:rFonts w:ascii="Consolas" w:eastAsia="Consolas" w:hAnsi="Consolas" w:cs="Consolas"/>
+        </w:rPr>
+        <w:t xml:space="preserve">ProviderPushReceived</w:t>
+      </w:r>
+      <w:r>
+        <w:t xml:space="preserve"> ở gói gốc </w:t>
+      </w:r>
+      <w:r>
+        <w:rPr>
+          <w:rFonts w:ascii="Consolas" w:eastAsia="Consolas" w:hAnsi="Consolas" w:cs="Consolas"/>
+        </w:rPr>
+        <w:t xml:space="preserve">provider</w:t>
+      </w:r>
+      <w:r>
+        <w:t xml:space="preserve"> (API của module); module </w:t>
+      </w:r>
+      <w:r>
+        <w:rPr>
+          <w:rFonts w:ascii="Consolas" w:eastAsia="Consolas" w:hAnsi="Consolas" w:cs="Consolas"/>
+        </w:rPr>
+        <w:t xml:space="preserve">sync</w:t>
+      </w:r>
+      <w:r>
+        <w:t xml:space="preserve"> nghe sự kiện đó và không biết gì về Google. Địa chỉ không bao giờ vào log: </w:t>
+      </w:r>
+      <w:r>
+        <w:rPr>
+          <w:rFonts w:ascii="Consolas" w:eastAsia="Consolas" w:hAnsi="Consolas" w:cs="Consolas"/>
+        </w:rPr>
+        <w:t xml:space="preserve">toString</w:t>
+      </w:r>
+      <w:r>
+        <w:t xml:space="preserve"> của sự kiện che nó, log của </w:t>
+      </w:r>
+      <w:r>
+        <w:rPr>
+          <w:rFonts w:ascii="Consolas" w:eastAsia="Consolas" w:hAnsi="Consolas" w:cs="Consolas"/>
+        </w:rPr>
+        <w:t xml:space="preserve">PushNotices</w:t>
+      </w:r>
+      <w:r>
+        <w:t xml:space="preserve"> chỉ nêu provider.</w:t>
+      </w:r>
+    </w:p>
+    <w:p>
+      <w:pPr>
+        <w:pStyle w:val="Heading3"/>
+      </w:pPr>
+      <w:r>
+        <w:t xml:space="preserve">5.9 Review: một lần từ chối không được im lặng</w:t>
+      </w:r>
+    </w:p>
+    <w:p>
+      <w:r>
+        <w:t xml:space="preserve">Review (agent </w:t>
+      </w:r>
+      <w:r>
+        <w:rPr>
+          <w:rFonts w:ascii="Consolas" w:eastAsia="Consolas" w:hAnsi="Consolas" w:cs="Consolas"/>
+        </w:rPr>
+        <w:t xml:space="preserve">senior-reviewer</w:t>
+      </w:r>
+      <w:r>
+        <w:t xml:space="preserve">) không thấy lỗ hổng bảo mật; một lỗi nặng đáng nhớ là </w:t>
+      </w:r>
+      <w:r>
+        <w:rPr>
+          <w:b/>
+          <w:bCs/>
+        </w:rPr>
+        <w:t xml:space="preserve">từ chối mà không để lại dấu vết</w:t>
+      </w:r>
+      <w:r>
+        <w:t xml:space="preserve">. Bản đầu trả 401 cho mọi token sai mà không log dòng nào (</w:t>
+      </w:r>
+      <w:r>
+        <w:rPr>
+          <w:rFonts w:ascii="Consolas" w:eastAsia="Consolas" w:hAnsi="Consolas" w:cs="Consolas"/>
+        </w:rPr>
+        <w:t xml:space="preserve">GlobalExceptionHandler</w:t>
+      </w:r>
+      <w:r>
+        <w:t xml:space="preserve"> không log lỗi của </w:t>
+      </w:r>
+      <w:r>
+        <w:rPr>
+          <w:rFonts w:ascii="Consolas" w:eastAsia="Consolas" w:hAnsi="Consolas" w:cs="Consolas"/>
+        </w:rPr>
+        <w:t xml:space="preserve">SinoException</w:t>
+      </w:r>
+      <w:r>
+        <w:t xml:space="preserve">). Ở BE-53, người dùng cấu hình tay trên Google Console; gõ sai </w:t>
+      </w:r>
+      <w:r>
+        <w:rPr>
+          <w:rFonts w:ascii="Consolas" w:eastAsia="Consolas" w:hAnsi="Consolas" w:cs="Consolas"/>
+        </w:rPr>
+        <w:t xml:space="preserve">audience</w:t>
+      </w:r>
+      <w:r>
+        <w:t xml:space="preserve"> hay chọn nhầm tài khoản dịch vụ thì: watch vẫn đăng ký được (không cần webhook), nên Sino chỉ hỏi Gmail 5 phút một lần; mọi thông báo bị 401 trong im lặng; thư về </w:t>
+      </w:r>
+      <w:r>
+        <w:rPr>
+          <w:b/>
+          <w:bCs/>
+        </w:rPr>
+        <w:t xml:space="preserve">chậm hơn cả khi không bật push</w:t>
+      </w:r>
+      <w:r>
+        <w:t xml:space="preserve">, và log không nói vì sao. Sửa: phân loại lần từ chối.</w:t>
+      </w:r>
+    </w:p>
+    <w:tbl>
+      <w:tblPr>
+        <w:tblW w:w="9360" w:type="dxa"/>
+        <w:tblBorders>
+          <w:top w:val="single" w:sz="4" w:space="0" w:color="auto"/>
+          <w:left w:val="single" w:sz="4" w:space="0" w:color="auto"/>
+          <w:bottom w:val="single" w:sz="4" w:space="0" w:color="auto"/>
+          <w:right w:val="single" w:sz="4" w:space="0" w:color="auto"/>
+          <w:insideH w:val="single" w:sz="4" w:space="0" w:color="auto"/>
+          <w:insideV w:val="single" w:sz="4" w:space="0" w:color="auto"/>
+        </w:tblBorders>
+        <w:tblLayout w:type="fixed"/>
+      </w:tblPr>
+      <w:tblGrid>
+        <w:gridCol w:w="4680"/>
+        <w:gridCol w:w="4680"/>
+      </w:tblGrid>
+      <w:tr>
+        <w:tc>
+          <w:tcPr>
+            <w:tcW w:w="4680" w:type="dxa"/>
+            <w:shd w:val="clear" w:color="auto" w:fill="F2F2F2"/>
+          </w:tcPr>
+          <w:p>
+            <w:r>
+              <w:t xml:space="preserve">Trường hợp</w:t>
+            </w:r>
+          </w:p>
+        </w:tc>
+        <w:tc>
+          <w:tcPr>
+            <w:tcW w:w="4680" w:type="dxa"/>
+            <w:shd w:val="clear" w:color="auto" w:fill="F2F2F2"/>
+          </w:tcPr>
+          <w:p>
+            <w:r>
+              <w:t xml:space="preserve">Log</w:t>
+            </w:r>
+          </w:p>
+        </w:tc>
+      </w:tr>
+      <w:tr>
+        <w:tc>
+          <w:tcPr>
+            <w:tcW w:w="4680" w:type="dxa"/>
+          </w:tcPr>
+          <w:p>
+            <w:r>
+              <w:t xml:space="preserve">Không có token, token không phải của Google (chữ ký sai), </w:t>
+            </w:r>
+            <w:r>
+              <w:rPr>
+                <w:rFonts w:ascii="Consolas" w:eastAsia="Consolas" w:hAnsi="Consolas" w:cs="Consolas"/>
+              </w:rPr>
+              <w:t xml:space="preserve">kid</w:t>
+            </w:r>
+            <w:r>
+              <w:t xml:space="preserve"> lạ</w:t>
+            </w:r>
+          </w:p>
+        </w:tc>
+        <w:tc>
+          <w:tcPr>
+            <w:tcW w:w="4680" w:type="dxa"/>
+          </w:tcPr>
+          <w:p>
+            <w:r>
+              <w:t xml:space="preserve">DEBUG: ai trên Internet cũng gửi được, không đáng một dòng WARN</w:t>
+            </w:r>
+          </w:p>
+        </w:tc>
+      </w:tr>
+      <w:tr>
+        <w:tc>
+          <w:tcPr>
+            <w:tcW w:w="4680" w:type="dxa"/>
+          </w:tcPr>
+          <w:p>
+            <w:r>
+              <w:t xml:space="preserve">Token Google ký nhưng sai </w:t>
+            </w:r>
+            <w:r>
+              <w:rPr>
+                <w:rFonts w:ascii="Consolas" w:eastAsia="Consolas" w:hAnsi="Consolas" w:cs="Consolas"/>
+              </w:rPr>
+              <w:t xml:space="preserve">aud</w:t>
+            </w:r>
+            <w:r>
+              <w:t xml:space="preserve">, </w:t>
+            </w:r>
+            <w:r>
+              <w:rPr>
+                <w:rFonts w:ascii="Consolas" w:eastAsia="Consolas" w:hAnsi="Consolas" w:cs="Consolas"/>
+              </w:rPr>
+              <w:t xml:space="preserve">email</w:t>
+            </w:r>
+            <w:r>
+              <w:t xml:space="preserve">, </w:t>
+            </w:r>
+            <w:r>
+              <w:rPr>
+                <w:rFonts w:ascii="Consolas" w:eastAsia="Consolas" w:hAnsi="Consolas" w:cs="Consolas"/>
+              </w:rPr>
+              <w:t xml:space="preserve">iss</w:t>
+            </w:r>
+            <w:r>
+              <w:t xml:space="preserve">, hết hạn</w:t>
+            </w:r>
+          </w:p>
+        </w:tc>
+        <w:tc>
+          <w:tcPr>
+            <w:tcW w:w="4680" w:type="dxa"/>
+          </w:tcPr>
+          <w:p>
+            <w:r>
+              <w:t xml:space="preserve">WARN, tối đa một lần mỗi phút, chỉ nêu tên kiểm tra ("The aud claim is not valid"), nhắc kiểm hai biến cấu hình</w:t>
+            </w:r>
+          </w:p>
+        </w:tc>
+      </w:tr>
+      <w:tr>
+        <w:tc>
+          <w:tcPr>
+            <w:tcW w:w="4680" w:type="dxa"/>
+          </w:tcPr>
+          <w:p>
+            <w:r>
+              <w:t xml:space="preserve">Không tải được khóa của Google</w:t>
+            </w:r>
+          </w:p>
+        </w:tc>
+        <w:tc>
+          <w:tcPr>
+            <w:tcW w:w="4680" w:type="dxa"/>
+          </w:tcPr>
+          <w:p>
+            <w:r>
+              <w:t xml:space="preserve">WARN, tối đa một lần mỗi phút</w:t>
+            </w:r>
+          </w:p>
+        </w:tc>
+      </w:tr>
+    </w:tbl>
+    <w:p>
+      <w:r>
+        <w:t xml:space="preserve">Giới hạn "một lần mỗi phút" dùng một </w:t>
+      </w:r>
+      <w:r>
+        <w:rPr>
+          <w:rFonts w:ascii="Consolas" w:eastAsia="Consolas" w:hAnsi="Consolas" w:cs="Consolas"/>
+        </w:rPr>
+        <w:t xml:space="preserve">AtomicLong</w:t>
+      </w:r>
+      <w:r>
+        <w:t xml:space="preserve"> giữ thời điểm (</w:t>
+      </w:r>
+      <w:r>
+        <w:rPr>
+          <w:rFonts w:ascii="Consolas" w:eastAsia="Consolas" w:hAnsi="Consolas" w:cs="Consolas"/>
+        </w:rPr>
+        <w:t xml:space="preserve">System.nanoTime()</w:t>
+      </w:r>
+      <w:r>
+        <w:t xml:space="preserve">) lần nói gần nhất và </w:t>
+      </w:r>
+      <w:r>
+        <w:rPr>
+          <w:rFonts w:ascii="Consolas" w:eastAsia="Consolas" w:hAnsi="Consolas" w:cs="Consolas"/>
+        </w:rPr>
+        <w:t xml:space="preserve">compareAndSet</w:t>
+      </w:r>
+      <w:r>
+        <w:t xml:space="preserve">, nên hai request cùng lúc không cùng in. Các sửa nhỏ khác: client ngắt giữa lúc gửi body thì trả 400 và một dòng WARN thay vì 500 kèm stack trace; Javadoc sửa "tải lại tối đa một lần" thành "hai lần" cho đúng thư viện; test HS256 giờ đặt cả khóa bí mật vào bộ khóa, để nếu ai đó nới thuật toán thì test bắt được; thêm một test đi trọn đường: thông báo của Google → account Gmail có watch → lượt đồng bộ gọi Gmail API (giả bằng WireMock).</w:t>
+      </w:r>
+    </w:p>
+    <w:p>
+      <w:pPr>
+        <w:pStyle w:val="Heading3"/>
+      </w:pPr>
+      <w:r>
+        <w:t xml:space="preserve">5.10 Kiểm chứng (BE-52)</w:t>
+      </w:r>
+    </w:p>
+    <w:p>
+      <w:pPr>
+        <w:pStyle w:val="ListParagraph"/>
+        <w:numPr>
+          <w:ilvl w:val="0"/>
+          <w:numId w:val="1"/>
+        </w:numPr>
+      </w:pPr>
+      <w:r>
+        <w:rPr>
+          <w:b/>
+          <w:bCs/>
+        </w:rPr>
+        <w:t xml:space="preserve">RED trên toàn bộ ứng dụng:</w:t>
+      </w:r>
+      <w:r>
+        <w:t xml:space="preserve"> thay năm chỗ logic bằng bản rỗng: 40 test đỏ. Lần chạy này còn lộ ra hai lỗi thật của chính code (mục 5.6), không phải của bản rỗng. Bài học: chạy RED cả trên các test khởi động toàn bộ ứng dụng, đừng chỉ chạy test đơn vị.</w:t>
+      </w:r>
+    </w:p>
+    <w:p>
+      <w:pPr>
+        <w:pStyle w:val="ListParagraph"/>
+        <w:numPr>
+          <w:ilvl w:val="0"/>
+          <w:numId w:val="1"/>
+        </w:numPr>
+      </w:pPr>
+      <w:r>
+        <w:rPr>
+          <w:b/>
+          <w:bCs/>
+        </w:rPr>
+        <w:t xml:space="preserve">Test không cần Spring cho phần khó:</w:t>
+      </w:r>
+      <w:r>
+        <w:t xml:space="preserve"> </w:t>
+      </w:r>
+      <w:r>
+        <w:rPr>
+          <w:rFonts w:ascii="Consolas" w:eastAsia="Consolas" w:hAnsi="Consolas" w:cs="Consolas"/>
+        </w:rPr>
+        <w:t xml:space="preserve">GmailPushTokensTests</w:t>
+      </w:r>
+      <w:r>
+        <w:t xml:space="preserve"> tự sinh khóa RSA bằng </w:t>
+      </w:r>
+      <w:r>
+        <w:rPr>
+          <w:rFonts w:ascii="Consolas" w:eastAsia="Consolas" w:hAnsi="Consolas" w:cs="Consolas"/>
+        </w:rPr>
+        <w:t xml:space="preserve">RSAKeyGenerator</w:t>
+      </w:r>
+      <w:r>
+        <w:t xml:space="preserve"> của Nimbus, ký token giả bằng </w:t>
+      </w:r>
+      <w:r>
+        <w:rPr>
+          <w:rFonts w:ascii="Consolas" w:eastAsia="Consolas" w:hAnsi="Consolas" w:cs="Consolas"/>
+        </w:rPr>
+        <w:t xml:space="preserve">RSASSASigner</w:t>
+      </w:r>
+      <w:r>
+        <w:t xml:space="preserve">, và đưa khóa công khai cho bộ kiểm qua </w:t>
+      </w:r>
+      <w:r>
+        <w:rPr>
+          <w:rFonts w:ascii="Consolas" w:eastAsia="Consolas" w:hAnsi="Consolas" w:cs="Consolas"/>
+        </w:rPr>
+        <w:t xml:space="preserve">ImmutableJWKSet</w:t>
+      </w:r>
+      <w:r>
+        <w:t xml:space="preserve"> (không cần mạng); vài test tải khóa qua WireMock để kiểm cache, giới hạn tần suất và Google sập. Chạy trong vài giây.</w:t>
+      </w:r>
+    </w:p>
+    <w:p>
+      <w:pPr>
+        <w:pStyle w:val="ListParagraph"/>
+        <w:numPr>
+          <w:ilvl w:val="0"/>
+          <w:numId w:val="1"/>
+        </w:numPr>
+      </w:pPr>
+      <w:r>
+        <w:rPr>
+          <w:b/>
+          <w:bCs/>
+        </w:rPr>
+        <w:t xml:space="preserve">Test đi trọn đường:</w:t>
+      </w:r>
+      <w:r>
+        <w:t xml:space="preserve"> </w:t>
+      </w:r>
+      <w:r>
+        <w:rPr>
+          <w:rFonts w:ascii="Consolas" w:eastAsia="Consolas" w:hAnsi="Consolas" w:cs="Consolas"/>
+        </w:rPr>
+        <w:t xml:space="preserve">GmailWebhookTests</w:t>
+      </w:r>
+      <w:r>
+        <w:t xml:space="preserve"> dựng cả ứng dụng với một Google giả (WireMock phục vụ cả khóa lẫn Gmail API): thông báo hợp lệ → </w:t>
+      </w:r>
+      <w:r>
+        <w:rPr>
+          <w:rFonts w:ascii="Consolas" w:eastAsia="Consolas" w:hAnsi="Consolas" w:cs="Consolas"/>
+        </w:rPr>
+        <w:t xml:space="preserve">ProviderPushReceived</w:t>
+      </w:r>
+      <w:r>
+        <w:t xml:space="preserve"> → </w:t>
+      </w:r>
+      <w:r>
+        <w:rPr>
+          <w:rFonts w:ascii="Consolas" w:eastAsia="Consolas" w:hAnsi="Consolas" w:cs="Consolas"/>
+        </w:rPr>
+        <w:t xml:space="preserve">PushNotices</w:t>
+      </w:r>
+      <w:r>
+        <w:t xml:space="preserve"> → </w:t>
+      </w:r>
+      <w:r>
+        <w:rPr>
+          <w:rFonts w:ascii="Consolas" w:eastAsia="Consolas" w:hAnsi="Consolas" w:cs="Consolas"/>
+        </w:rPr>
+        <w:t xml:space="preserve">ImportRunner</w:t>
+      </w:r>
+      <w:r>
+        <w:t xml:space="preserve"> → </w:t>
+      </w:r>
+      <w:r>
+        <w:rPr>
+          <w:rFonts w:ascii="Consolas" w:eastAsia="Consolas" w:hAnsi="Consolas" w:cs="Consolas"/>
+        </w:rPr>
+        <w:t xml:space="preserve">GmailProvider</w:t>
+      </w:r>
+      <w:r>
+        <w:t xml:space="preserve"> gọi </w:t>
+      </w:r>
+      <w:r>
+        <w:rPr>
+          <w:rFonts w:ascii="Consolas" w:eastAsia="Consolas" w:hAnsi="Consolas" w:cs="Consolas"/>
+        </w:rPr>
+        <w:t xml:space="preserve">history.list</w:t>
+      </w:r>
+      <w:r>
+        <w:t xml:space="preserve"> → con trỏ của account tiến.</w:t>
+      </w:r>
+    </w:p>
+    <w:p>
+      <w:pPr>
+        <w:pStyle w:val="ListParagraph"/>
+        <w:numPr>
+          <w:ilvl w:val="0"/>
+          <w:numId w:val="1"/>
+        </w:numPr>
+      </w:pPr>
+      <w:r>
+        <w:rPr>
+          <w:b/>
+          <w:bCs/>
+        </w:rPr>
+        <w:t xml:space="preserve">Kiểm tra ngược hai vòng:</w:t>
+      </w:r>
+      <w:r>
+        <w:t xml:space="preserve"> 22 lỗi cố ý trước review, 21 sau review, chạy song song trong hai worktree. Một lỗi cố ý sống sót lộ ra test base64 URL-safe dùng chuỗi mẫu mà hai bảng mã cho cùng kết quả (chỉ khác nhau khi gặp </w:t>
+      </w:r>
+      <w:r>
+        <w:rPr>
+          <w:rFonts w:ascii="Consolas" w:eastAsia="Consolas" w:hAnsi="Consolas" w:cs="Consolas"/>
+        </w:rPr>
+        <w:t xml:space="preserve">+</w:t>
+      </w:r>
+      <w:r>
+        <w:t xml:space="preserve"> hay </w:t>
+      </w:r>
+      <w:r>
+        <w:rPr>
+          <w:rFonts w:ascii="Consolas" w:eastAsia="Consolas" w:hAnsi="Consolas" w:cs="Consolas"/>
+        </w:rPr>
+        <w:t xml:space="preserve">/</w:t>
+      </w:r>
+      <w:r>
+        <w:t xml:space="preserve">). Hai lỗi cố ý sống sót có chủ đích vì tương đương: bỏ </w:t>
+      </w:r>
+      <w:r>
+        <w:rPr>
+          <w:rFonts w:ascii="Consolas" w:eastAsia="Consolas" w:hAnsi="Consolas" w:cs="Consolas"/>
+        </w:rPr>
+        <w:t xml:space="preserve">@Order</w:t>
+      </w:r>
+      <w:r>
+        <w:t xml:space="preserve"> (thứ tự khai báo đã đặt chuỗi webhook trước) và bỏ </w:t>
+      </w:r>
+      <w:r>
+        <w:rPr>
+          <w:rFonts w:ascii="Consolas" w:eastAsia="Consolas" w:hAnsi="Consolas" w:cs="Consolas"/>
+        </w:rPr>
+        <w:t xml:space="preserve">STATELESS</w:t>
+      </w:r>
+      <w:r>
+        <w:t xml:space="preserve"> (Spring Security vốn không tạo session cho request ẩn danh; giữ làm chốt).</w:t>
+      </w:r>
+    </w:p>
+    <w:p>
+      <w:pPr>
+        <w:pStyle w:val="ListParagraph"/>
+        <w:numPr>
+          <w:ilvl w:val="0"/>
+          <w:numId w:val="1"/>
+        </w:numPr>
+      </w:pPr>
+      <w:r>
+        <w:rPr>
+          <w:rFonts w:ascii="Consolas" w:eastAsia="Consolas" w:hAnsi="Consolas" w:cs="Consolas"/>
+        </w:rPr>
+        <w:t xml:space="preserve">./mvnw -B -ntp verify</w:t>
+      </w:r>
+      <w:r>
+        <w:t xml:space="preserve"> → 1000 test, 0 lỗi, BUILD SUCCESS, </w:t>
+      </w:r>
+      <w:r>
+        <w:rPr>
+          <w:rFonts w:ascii="Consolas" w:eastAsia="Consolas" w:hAnsi="Consolas" w:cs="Consolas"/>
+        </w:rPr>
+        <w:t xml:space="preserve">ModularityTests</w:t>
+      </w:r>
+      <w:r>
+        <w:t xml:space="preserve"> 2/2.</w:t>
+      </w:r>
+    </w:p>
+    <w:p>
+      <w:pPr>
+        <w:pStyle w:val="ListParagraph"/>
+        <w:numPr>
+          <w:ilvl w:val="0"/>
+          <w:numId w:val="1"/>
+        </w:numPr>
+      </w:pPr>
+      <w:r>
+        <w:rPr>
+          <w:b/>
+          <w:bCs/>
+        </w:rPr>
+        <w:t xml:space="preserve">Chưa xác minh:</w:t>
+      </w:r>
+      <w:r>
+        <w:t xml:space="preserve"> Pub/Sub và Google Console thật (BE-53).</w:t>
       </w:r>
     </w:p>
     <w:p/>

--- a/docs/knowledge/phase-3-sync-realtime.docx
+++ b/docs/knowledge/phase-3-sync-realtime.docx
@@ -106,7 +106,7 @@
         <w:t xml:space="preserve">openspec/changes/f07-f08-realtime-inbox</w:t>
       </w:r>
       <w:r>
-        <w:t xml:space="preserve"> (thư mới tự vào Sino và tự hiện trên web): BE-48, BE-49, BE-50, BE-51, BE-52.</w:t>
+        <w:t xml:space="preserve"> (thư mới tự vào Sino và tự hiện trên web): BE-48, BE-49, BE-50, BE-51, BE-52, BE-53.</w:t>
         <w:br/>
       </w:r>
       <w:r>
@@ -7271,6 +7271,756 @@
       </w:r>
       <w:r>
         <w:t xml:space="preserve"> Pub/Sub và Google Console thật (BE-53).</w:t>
+      </w:r>
+    </w:p>
+    <w:p>
+      <w:pPr>
+        <w:pStyle w:val="Heading2"/>
+      </w:pPr>
+      <w:r>
+        <w:t xml:space="preserve">6. Chạy thật và nghiệm thu backend (BE-53)</w:t>
+      </w:r>
+    </w:p>
+    <w:p>
+      <w:r>
+        <w:rPr>
+          <w:b/>
+          <w:bCs/>
+        </w:rPr>
+        <w:t xml:space="preserve">Ở đâu:</w:t>
+      </w:r>
+      <w:r>
+        <w:t xml:space="preserve"> </w:t>
+      </w:r>
+      <w:r>
+        <w:rPr>
+          <w:rFonts w:ascii="Consolas" w:eastAsia="Consolas" w:hAnsi="Consolas" w:cs="Consolas"/>
+        </w:rPr>
+        <w:t xml:space="preserve">apps/sino-api/README.md</w:t>
+      </w:r>
+      <w:r>
+        <w:t xml:space="preserve"> (mục </w:t>
+      </w:r>
+      <w:r>
+        <w:rPr>
+          <w:i/>
+          <w:iCs/>
+        </w:rPr>
+        <w:t xml:space="preserve">Gmail: new mail in seconds</w:t>
+      </w:r>
+      <w:r>
+        <w:t xml:space="preserve">, bảng endpoint, xử lý sự cố), </w:t>
+      </w:r>
+      <w:r>
+        <w:rPr>
+          <w:rFonts w:ascii="Consolas" w:eastAsia="Consolas" w:hAnsi="Consolas" w:cs="Consolas"/>
+        </w:rPr>
+        <w:t xml:space="preserve">apps/sino-api/ngrok/gmail-webhook-only.yml</w:t>
+      </w:r>
+      <w:r>
+        <w:t xml:space="preserve">.</w:t>
+      </w:r>
+    </w:p>
+    <w:p>
+      <w:pPr>
+        <w:pStyle w:val="Heading3"/>
+      </w:pPr>
+      <w:r>
+        <w:t xml:space="preserve">6.1 Đo trên dữ liệu thật: thư chờ bao lâu mới vào Sino</w:t>
+      </w:r>
+    </w:p>
+    <w:p>
+      <w:r>
+        <w:t xml:space="preserve">Không cần đọc nội dung thư để đo: mỗi thư có </w:t>
+      </w:r>
+      <w:r>
+        <w:rPr>
+          <w:rFonts w:ascii="Consolas" w:eastAsia="Consolas" w:hAnsi="Consolas" w:cs="Consolas"/>
+        </w:rPr>
+        <w:t xml:space="preserve">sent_at</w:t>
+      </w:r>
+      <w:r>
+        <w:t xml:space="preserve"> (lúc Gmail nhận) và </w:t>
+      </w:r>
+      <w:r>
+        <w:rPr>
+          <w:rFonts w:ascii="Consolas" w:eastAsia="Consolas" w:hAnsi="Consolas" w:cs="Consolas"/>
+        </w:rPr>
+        <w:t xml:space="preserve">created_at</w:t>
+      </w:r>
+      <w:r>
+        <w:t xml:space="preserve"> (lúc Sino lưu). Câu SQL chỉ lấy hai mốc này của các thư đến được lưu </w:t>
+      </w:r>
+      <w:r>
+        <w:rPr>
+          <w:b/>
+          <w:bCs/>
+        </w:rPr>
+        <w:t xml:space="preserve">sau</w:t>
+      </w:r>
+      <w:r>
+        <w:t xml:space="preserve"> lần nhập đầu (tức là do các lượt đồng bộ mang về):</w:t>
+      </w:r>
+    </w:p>
+    <w:p>
+      <w:pPr>
+        <w:shd w:val="clear" w:color="auto" w:fill="F2F3F5"/>
+        <w:ind w:left="0"/>
+      </w:pPr>
+      <w:r>
+        <w:rPr>
+          <w:rFonts w:ascii="Consolas" w:eastAsia="Consolas" w:hAnsi="Consolas" w:cs="Consolas"/>
+          <w:sz w:val="19"/>
+          <w:szCs w:val="19"/>
+        </w:rPr>
+        <w:t xml:space="preserve">select m.sent_at, m.created_at, extract(epoch from (m.created_at - m.sent_at)) as delay_s</w:t>
+        <w:br/>
+        <w:t xml:space="preserve">from message m join conversation c on c.id = m.conversation_id</w:t>
+        <w:br/>
+        <w:t xml:space="preserve">join sync_checkpoint s on s.account_id = c.account_id</w:t>
+        <w:br/>
+        <w:t xml:space="preserve">where m.direction = 'INBOUND' and m.created_at &gt; s.last_success_at;</w:t>
+      </w:r>
+    </w:p>
+    <w:p>
+      <w:r>
+        <w:t xml:space="preserve">Kết quả trên máy local (account Gmail của người dùng, 2026-10-10, giờ UTC):</w:t>
+      </w:r>
+    </w:p>
+    <w:tbl>
+      <w:tblPr>
+        <w:tblW w:w="9360" w:type="dxa"/>
+        <w:tblBorders>
+          <w:top w:val="single" w:sz="4" w:space="0" w:color="auto"/>
+          <w:left w:val="single" w:sz="4" w:space="0" w:color="auto"/>
+          <w:bottom w:val="single" w:sz="4" w:space="0" w:color="auto"/>
+          <w:right w:val="single" w:sz="4" w:space="0" w:color="auto"/>
+          <w:insideH w:val="single" w:sz="4" w:space="0" w:color="auto"/>
+          <w:insideV w:val="single" w:sz="4" w:space="0" w:color="auto"/>
+        </w:tblBorders>
+        <w:tblLayout w:type="fixed"/>
+      </w:tblPr>
+      <w:tblGrid>
+        <w:gridCol w:w="3120"/>
+        <w:gridCol w:w="3120"/>
+        <w:gridCol w:w="3120"/>
+      </w:tblGrid>
+      <w:tr>
+        <w:tc>
+          <w:tcPr>
+            <w:tcW w:w="3120" w:type="dxa"/>
+            <w:shd w:val="clear" w:color="auto" w:fill="F2F2F2"/>
+          </w:tcPr>
+          <w:p>
+            <w:r>
+              <w:t xml:space="preserve">Khi nào</w:t>
+            </w:r>
+          </w:p>
+        </w:tc>
+        <w:tc>
+          <w:tcPr>
+            <w:tcW w:w="3120" w:type="dxa"/>
+            <w:shd w:val="clear" w:color="auto" w:fill="F2F2F2"/>
+          </w:tcPr>
+          <w:p>
+            <w:r>
+              <w:t xml:space="preserve">Số thư</w:t>
+            </w:r>
+          </w:p>
+        </w:tc>
+        <w:tc>
+          <w:tcPr>
+            <w:tcW w:w="3120" w:type="dxa"/>
+            <w:shd w:val="clear" w:color="auto" w:fill="F2F2F2"/>
+          </w:tcPr>
+          <w:p>
+            <w:r>
+              <w:t xml:space="preserve">Thư chờ</w:t>
+            </w:r>
+          </w:p>
+        </w:tc>
+      </w:tr>
+      <w:tr>
+        <w:tc>
+          <w:tcPr>
+            <w:tcW w:w="3120" w:type="dxa"/>
+          </w:tcPr>
+          <w:p>
+            <w:r>
+              <w:t xml:space="preserve">Lịch chạy bình thường (BE-49: hỏi mỗi 60 giây, quét mỗi 15 giây)</w:t>
+            </w:r>
+          </w:p>
+        </w:tc>
+        <w:tc>
+          <w:tcPr>
+            <w:tcW w:w="3120" w:type="dxa"/>
+          </w:tcPr>
+          <w:p>
+            <w:r>
+              <w:t xml:space="preserve">8</w:t>
+            </w:r>
+          </w:p>
+        </w:tc>
+        <w:tc>
+          <w:tcPr>
+            <w:tcW w:w="3120" w:type="dxa"/>
+          </w:tcPr>
+          <w:p>
+            <w:r>
+              <w:t xml:space="preserve">14 tới 91 giây, trung vị khoảng 78 giây</w:t>
+            </w:r>
+          </w:p>
+        </w:tc>
+      </w:tr>
+      <w:tr>
+        <w:tc>
+          <w:tcPr>
+            <w:tcW w:w="3120" w:type="dxa"/>
+          </w:tcPr>
+          <w:p>
+            <w:r>
+              <w:t xml:space="preserve">Trước khi có lịch (2026-10-09, đồng bộ bấm tay)</w:t>
+            </w:r>
+          </w:p>
+        </w:tc>
+        <w:tc>
+          <w:tcPr>
+            <w:tcW w:w="3120" w:type="dxa"/>
+          </w:tcPr>
+          <w:p>
+            <w:r>
+              <w:t xml:space="preserve">1</w:t>
+            </w:r>
+          </w:p>
+        </w:tc>
+        <w:tc>
+          <w:tcPr>
+            <w:tcW w:w="3120" w:type="dxa"/>
+          </w:tcPr>
+          <w:p>
+            <w:r>
+              <w:t xml:space="preserve">925 giây</w:t>
+            </w:r>
+          </w:p>
+        </w:tc>
+      </w:tr>
+      <w:tr>
+        <w:tc>
+          <w:tcPr>
+            <w:tcW w:w="3120" w:type="dxa"/>
+          </w:tcPr>
+          <w:p>
+            <w:r>
+              <w:t xml:space="preserve">Lúc DevTools khởi động lại app liên tục (sự cố ở BE-50)</w:t>
+            </w:r>
+          </w:p>
+        </w:tc>
+        <w:tc>
+          <w:tcPr>
+            <w:tcW w:w="3120" w:type="dxa"/>
+          </w:tcPr>
+          <w:p>
+            <w:r>
+              <w:t xml:space="preserve">1</w:t>
+            </w:r>
+          </w:p>
+        </w:tc>
+        <w:tc>
+          <w:tcPr>
+            <w:tcW w:w="3120" w:type="dxa"/>
+          </w:tcPr>
+          <w:p>
+            <w:r>
+              <w:t xml:space="preserve">657 giây</w:t>
+            </w:r>
+          </w:p>
+        </w:tc>
+      </w:tr>
+    </w:tbl>
+    <w:p>
+      <w:r>
+        <w:t xml:space="preserve">Con số khớp với thiết kế: một thư đến ngay sau lần hỏi phải chờ tới 60 giây cho lần hỏi sau, cộng tới 15 giây chờ nhịp quét, cộng thời gian của lượt đọc (vài giây). Đây là lý do của D-76: muốn "vài giây" thì Gmail phải tự báo.</w:t>
+      </w:r>
+    </w:p>
+    <w:p>
+      <w:pPr>
+        <w:pStyle w:val="Heading3"/>
+      </w:pPr>
+      <w:r>
+        <w:t xml:space="preserve">6.2 Đường webhook: cần một địa chỉ công khai</w:t>
+      </w:r>
+    </w:p>
+    <w:p>
+      <w:r>
+        <w:t xml:space="preserve">Pub/Sub gọi Sino qua Internet, còn Sino chạy trên máy cá nhân. ngrok mở một đường hầm: một địa chỉ công khai cố định (gói miễn phí có một domain tĩnh) chuyển tiếp vào </w:t>
+      </w:r>
+      <w:r>
+        <w:rPr>
+          <w:rFonts w:ascii="Consolas" w:eastAsia="Consolas" w:hAnsi="Consolas" w:cs="Consolas"/>
+        </w:rPr>
+        <w:t xml:space="preserve">localhost:8080</w:t>
+      </w:r>
+      <w:r>
+        <w:t xml:space="preserve">. Đường hầm mở cả máy ra Internet, nên có hai lớp chặn:</w:t>
+      </w:r>
+    </w:p>
+    <w:p>
+      <w:pPr>
+        <w:pStyle w:val="ListParagraph"/>
+        <w:numPr>
+          <w:ilvl w:val="0"/>
+          <w:numId w:val="1"/>
+        </w:numPr>
+      </w:pPr>
+      <w:r>
+        <w:rPr>
+          <w:b/>
+          <w:bCs/>
+        </w:rPr>
+        <w:t xml:space="preserve">Ở ngrok:</w:t>
+      </w:r>
+      <w:r>
+        <w:t xml:space="preserve"> traffic policy </w:t>
+      </w:r>
+      <w:r>
+        <w:rPr>
+          <w:rFonts w:ascii="Consolas" w:eastAsia="Consolas" w:hAnsi="Consolas" w:cs="Consolas"/>
+        </w:rPr>
+        <w:t xml:space="preserve">ngrok/gmail-webhook-only.yml</w:t>
+      </w:r>
+      <w:r>
+        <w:t xml:space="preserve"> chỉ cho </w:t>
+      </w:r>
+      <w:r>
+        <w:rPr>
+          <w:rFonts w:ascii="Consolas" w:eastAsia="Consolas" w:hAnsi="Consolas" w:cs="Consolas"/>
+        </w:rPr>
+        <w:t xml:space="preserve">POST /api/webhooks/gmail</w:t>
+      </w:r>
+      <w:r>
+        <w:t xml:space="preserve"> đi qua; mọi đường dẫn khác (trang đăng nhập, API, actuator) bị ngrok trả </w:t>
+      </w:r>
+      <w:r>
+        <w:rPr>
+          <w:rFonts w:ascii="Consolas" w:eastAsia="Consolas" w:hAnsi="Consolas" w:cs="Consolas"/>
+        </w:rPr>
+        <w:t xml:space="preserve">404</w:t>
+      </w:r>
+      <w:r>
+        <w:t xml:space="preserve"> trước khi tới máy. Biểu thức viết bằng CEL: </w:t>
+      </w:r>
+      <w:r>
+        <w:rPr>
+          <w:rFonts w:ascii="Consolas" w:eastAsia="Consolas" w:hAnsi="Consolas" w:cs="Consolas"/>
+        </w:rPr>
+        <w:t xml:space="preserve">!(req.method == 'POST' &amp;&amp; req.url.path == '/api/webhooks/gmail')</w:t>
+      </w:r>
+      <w:r>
+        <w:t xml:space="preserve"> → hành động </w:t>
+      </w:r>
+      <w:r>
+        <w:rPr>
+          <w:rFonts w:ascii="Consolas" w:eastAsia="Consolas" w:hAnsi="Consolas" w:cs="Consolas"/>
+        </w:rPr>
+        <w:t xml:space="preserve">deny</w:t>
+      </w:r>
+      <w:r>
+        <w:t xml:space="preserve">.</w:t>
+      </w:r>
+    </w:p>
+    <w:p>
+      <w:pPr>
+        <w:pStyle w:val="ListParagraph"/>
+        <w:numPr>
+          <w:ilvl w:val="0"/>
+          <w:numId w:val="1"/>
+        </w:numPr>
+      </w:pPr>
+      <w:r>
+        <w:rPr>
+          <w:b/>
+          <w:bCs/>
+        </w:rPr>
+        <w:t xml:space="preserve">Ở Sino:</w:t>
+      </w:r>
+      <w:r>
+        <w:t xml:space="preserve"> webhook chỉ nhận token Google ký cho đúng </w:t>
+      </w:r>
+      <w:r>
+        <w:rPr>
+          <w:rFonts w:ascii="Consolas" w:eastAsia="Consolas" w:hAnsi="Consolas" w:cs="Consolas"/>
+        </w:rPr>
+        <w:t xml:space="preserve">audience</w:t>
+      </w:r>
+      <w:r>
+        <w:t xml:space="preserve"> và tài khoản dịch vụ (mục 5).</w:t>
+      </w:r>
+    </w:p>
+    <w:p>
+      <w:r>
+        <w:rPr>
+          <w:rFonts w:ascii="Consolas" w:eastAsia="Consolas" w:hAnsi="Consolas" w:cs="Consolas"/>
+        </w:rPr>
+        <w:t xml:space="preserve">--inspect=false</w:t>
+      </w:r>
+      <w:r>
+        <w:t xml:space="preserve"> tắt trang xem request của ngrok (</w:t>
+      </w:r>
+      <w:r>
+        <w:rPr>
+          <w:rFonts w:ascii="Consolas" w:eastAsia="Consolas" w:hAnsi="Consolas" w:cs="Consolas"/>
+        </w:rPr>
+        <w:t xml:space="preserve">localhost:4040</w:t>
+      </w:r>
+      <w:r>
+        <w:t xml:space="preserve">), vì trang đó giữ cả header </w:t>
+      </w:r>
+      <w:r>
+        <w:rPr>
+          <w:rFonts w:ascii="Consolas" w:eastAsia="Consolas" w:hAnsi="Consolas" w:cs="Consolas"/>
+        </w:rPr>
+        <w:t xml:space="preserve">Authorization</w:t>
+      </w:r>
+      <w:r>
+        <w:t xml:space="preserve"> (token sống tới một giờ).</w:t>
+      </w:r>
+    </w:p>
+    <w:p>
+      <w:pPr>
+        <w:pStyle w:val="Heading3"/>
+      </w:pPr>
+      <w:r>
+        <w:t xml:space="preserve">6.3 Những gì cần quyền trên Google Cloud</w:t>
+      </w:r>
+    </w:p>
+    <w:tbl>
+      <w:tblPr>
+        <w:tblW w:w="9360" w:type="dxa"/>
+        <w:tblBorders>
+          <w:top w:val="single" w:sz="4" w:space="0" w:color="auto"/>
+          <w:left w:val="single" w:sz="4" w:space="0" w:color="auto"/>
+          <w:bottom w:val="single" w:sz="4" w:space="0" w:color="auto"/>
+          <w:right w:val="single" w:sz="4" w:space="0" w:color="auto"/>
+          <w:insideH w:val="single" w:sz="4" w:space="0" w:color="auto"/>
+          <w:insideV w:val="single" w:sz="4" w:space="0" w:color="auto"/>
+        </w:tblBorders>
+        <w:tblLayout w:type="fixed"/>
+      </w:tblPr>
+      <w:tblGrid>
+        <w:gridCol w:w="2340"/>
+        <w:gridCol w:w="2340"/>
+        <w:gridCol w:w="2340"/>
+        <w:gridCol w:w="2340"/>
+      </w:tblGrid>
+      <w:tr>
+        <w:tc>
+          <w:tcPr>
+            <w:tcW w:w="2340" w:type="dxa"/>
+            <w:shd w:val="clear" w:color="auto" w:fill="F2F2F2"/>
+          </w:tcPr>
+          <w:p>
+            <w:r>
+              <w:t xml:space="preserve">Ai</w:t>
+            </w:r>
+          </w:p>
+        </w:tc>
+        <w:tc>
+          <w:tcPr>
+            <w:tcW w:w="2340" w:type="dxa"/>
+            <w:shd w:val="clear" w:color="auto" w:fill="F2F2F2"/>
+          </w:tcPr>
+          <w:p>
+            <w:r>
+              <w:t xml:space="preserve">Quyền</w:t>
+            </w:r>
+          </w:p>
+        </w:tc>
+        <w:tc>
+          <w:tcPr>
+            <w:tcW w:w="2340" w:type="dxa"/>
+            <w:shd w:val="clear" w:color="auto" w:fill="F2F2F2"/>
+          </w:tcPr>
+          <w:p>
+            <w:r>
+              <w:t xml:space="preserve">Trên</w:t>
+            </w:r>
+          </w:p>
+        </w:tc>
+        <w:tc>
+          <w:tcPr>
+            <w:tcW w:w="2340" w:type="dxa"/>
+            <w:shd w:val="clear" w:color="auto" w:fill="F2F2F2"/>
+          </w:tcPr>
+          <w:p>
+            <w:r>
+              <w:t xml:space="preserve">Để làm gì</w:t>
+            </w:r>
+          </w:p>
+        </w:tc>
+      </w:tr>
+      <w:tr>
+        <w:tc>
+          <w:tcPr>
+            <w:tcW w:w="2340" w:type="dxa"/>
+          </w:tcPr>
+          <w:p>
+            <w:r>
+              <w:rPr>
+                <w:rFonts w:ascii="Consolas" w:eastAsia="Consolas" w:hAnsi="Consolas" w:cs="Consolas"/>
+              </w:rPr>
+              <w:t xml:space="preserve">gmail-api-push@system.gserviceaccount.com</w:t>
+            </w:r>
+            <w:r>
+              <w:t xml:space="preserve"> (tài khoản của Gmail)</w:t>
+            </w:r>
+          </w:p>
+        </w:tc>
+        <w:tc>
+          <w:tcPr>
+            <w:tcW w:w="2340" w:type="dxa"/>
+          </w:tcPr>
+          <w:p>
+            <w:r>
+              <w:t xml:space="preserve">Pub/Sub Publisher</w:t>
+            </w:r>
+          </w:p>
+        </w:tc>
+        <w:tc>
+          <w:tcPr>
+            <w:tcW w:w="2340" w:type="dxa"/>
+          </w:tcPr>
+          <w:p>
+            <w:r>
+              <w:t xml:space="preserve">topic</w:t>
+            </w:r>
+          </w:p>
+        </w:tc>
+        <w:tc>
+          <w:tcPr>
+            <w:tcW w:w="2340" w:type="dxa"/>
+          </w:tcPr>
+          <w:p>
+            <w:r>
+              <w:t xml:space="preserve">Gmail đẩy thông báo vào topic</w:t>
+            </w:r>
+          </w:p>
+        </w:tc>
+      </w:tr>
+      <w:tr>
+        <w:tc>
+          <w:tcPr>
+            <w:tcW w:w="2340" w:type="dxa"/>
+          </w:tcPr>
+          <w:p>
+            <w:r>
+              <w:rPr>
+                <w:rFonts w:ascii="Consolas" w:eastAsia="Consolas" w:hAnsi="Consolas" w:cs="Consolas"/>
+              </w:rPr>
+              <w:t xml:space="preserve">service-&lt;project number&gt;@gcp-sa-pubsub.iam.gserviceaccount.com</w:t>
+            </w:r>
+            <w:r>
+              <w:t xml:space="preserve"> (tài khoản của Pub/Sub)</w:t>
+            </w:r>
+          </w:p>
+        </w:tc>
+        <w:tc>
+          <w:tcPr>
+            <w:tcW w:w="2340" w:type="dxa"/>
+          </w:tcPr>
+          <w:p>
+            <w:r>
+              <w:t xml:space="preserve">Service Account Token Creator</w:t>
+            </w:r>
+          </w:p>
+        </w:tc>
+        <w:tc>
+          <w:tcPr>
+            <w:tcW w:w="2340" w:type="dxa"/>
+          </w:tcPr>
+          <w:p>
+            <w:r>
+              <w:t xml:space="preserve">tài khoản dịch vụ </w:t>
+            </w:r>
+            <w:r>
+              <w:rPr>
+                <w:rFonts w:ascii="Consolas" w:eastAsia="Consolas" w:hAnsi="Consolas" w:cs="Consolas"/>
+              </w:rPr>
+              <w:t xml:space="preserve">sino-gmail-push</w:t>
+            </w:r>
+          </w:p>
+        </w:tc>
+        <w:tc>
+          <w:tcPr>
+            <w:tcW w:w="2340" w:type="dxa"/>
+          </w:tcPr>
+          <w:p>
+            <w:r>
+              <w:t xml:space="preserve">Pub/Sub ký token nhân danh tài khoản đó</w:t>
+            </w:r>
+          </w:p>
+        </w:tc>
+      </w:tr>
+      <w:tr>
+        <w:tc>
+          <w:tcPr>
+            <w:tcW w:w="2340" w:type="dxa"/>
+          </w:tcPr>
+          <w:p>
+            <w:r>
+              <w:t xml:space="preserve">người tạo subscription</w:t>
+            </w:r>
+          </w:p>
+        </w:tc>
+        <w:tc>
+          <w:tcPr>
+            <w:tcW w:w="2340" w:type="dxa"/>
+          </w:tcPr>
+          <w:p>
+            <w:r>
+              <w:t xml:space="preserve">Service Account User (chủ dự án đã có)</w:t>
+            </w:r>
+          </w:p>
+        </w:tc>
+        <w:tc>
+          <w:tcPr>
+            <w:tcW w:w="2340" w:type="dxa"/>
+          </w:tcPr>
+          <w:p>
+            <w:r>
+              <w:t xml:space="preserve">tài khoản dịch vụ</w:t>
+            </w:r>
+          </w:p>
+        </w:tc>
+        <w:tc>
+          <w:tcPr>
+            <w:tcW w:w="2340" w:type="dxa"/>
+          </w:tcPr>
+          <w:p>
+            <w:r>
+              <w:t xml:space="preserve">gắn tài khoản đó vào subscription</w:t>
+            </w:r>
+          </w:p>
+        </w:tc>
+      </w:tr>
+    </w:tbl>
+    <w:p>
+      <w:r>
+        <w:t xml:space="preserve">Không có khóa (key) nào được tạo hay đưa vào Sino: tài khoản dịch vụ chỉ để Pub/Sub ký token, và Sino chỉ cần khóa </w:t>
+      </w:r>
+      <w:r>
+        <w:rPr>
+          <w:b/>
+          <w:bCs/>
+        </w:rPr>
+        <w:t xml:space="preserve">công khai</w:t>
+      </w:r>
+      <w:r>
+        <w:t xml:space="preserve"> của Google để kiểm. Theo tài liệu của Pub/Sub, chỉ </w:t>
+      </w:r>
+      <w:r>
+        <w:rPr>
+          <w:rFonts w:ascii="Consolas" w:eastAsia="Consolas" w:hAnsi="Consolas" w:cs="Consolas"/>
+        </w:rPr>
+        <w:t xml:space="preserve">102</w:t>
+      </w:r>
+      <w:r>
+        <w:t xml:space="preserve">, </w:t>
+      </w:r>
+      <w:r>
+        <w:rPr>
+          <w:rFonts w:ascii="Consolas" w:eastAsia="Consolas" w:hAnsi="Consolas" w:cs="Consolas"/>
+        </w:rPr>
+        <w:t xml:space="preserve">200</w:t>
+      </w:r>
+      <w:r>
+        <w:t xml:space="preserve">, </w:t>
+      </w:r>
+      <w:r>
+        <w:rPr>
+          <w:rFonts w:ascii="Consolas" w:eastAsia="Consolas" w:hAnsi="Consolas" w:cs="Consolas"/>
+        </w:rPr>
+        <w:t xml:space="preserve">201</w:t>
+      </w:r>
+      <w:r>
+        <w:t xml:space="preserve">, </w:t>
+      </w:r>
+      <w:r>
+        <w:rPr>
+          <w:rFonts w:ascii="Consolas" w:eastAsia="Consolas" w:hAnsi="Consolas" w:cs="Consolas"/>
+        </w:rPr>
+        <w:t xml:space="preserve">204</w:t>
+      </w:r>
+      <w:r>
+        <w:t xml:space="preserve"> được coi là đã nhận; mọi mã khác (kể cả </w:t>
+      </w:r>
+      <w:r>
+        <w:rPr>
+          <w:rFonts w:ascii="Consolas" w:eastAsia="Consolas" w:hAnsi="Consolas" w:cs="Consolas"/>
+        </w:rPr>
+        <w:t xml:space="preserve">401</w:t>
+      </w:r>
+      <w:r>
+        <w:t xml:space="preserve">) đều được gửi lại, giãn dần, trong tối đa 7 ngày.</w:t>
+      </w:r>
+    </w:p>
+    <w:p>
+      <w:pPr>
+        <w:pStyle w:val="Heading3"/>
+      </w:pPr>
+      <w:r>
+        <w:t xml:space="preserve">6.4 Kiểm chứng (BE-53)</w:t>
+      </w:r>
+    </w:p>
+    <w:p>
+      <w:pPr>
+        <w:pStyle w:val="ListParagraph"/>
+        <w:numPr>
+          <w:ilvl w:val="0"/>
+          <w:numId w:val="1"/>
+        </w:numPr>
+      </w:pPr>
+      <w:r>
+        <w:t xml:space="preserve">Đường lịch: đo trên dữ liệu thật như mục 6.1.</w:t>
+      </w:r>
+    </w:p>
+    <w:p>
+      <w:pPr>
+        <w:pStyle w:val="ListParagraph"/>
+        <w:numPr>
+          <w:ilvl w:val="0"/>
+          <w:numId w:val="1"/>
+        </w:numPr>
+      </w:pPr>
+      <w:r>
+        <w:t xml:space="preserve">Đường webhook thật: </w:t>
+      </w:r>
+      <w:r>
+        <w:rPr>
+          <w:b/>
+          <w:bCs/>
+        </w:rPr>
+        <w:t xml:space="preserve">NOT VERIFIED</w:t>
+      </w:r>
+      <w:r>
+        <w:t xml:space="preserve"> cho tới khi người dùng làm các bước của README trên Google Cloud và cài ngrok (máy này chưa có </w:t>
+      </w:r>
+      <w:r>
+        <w:rPr>
+          <w:rFonts w:ascii="Consolas" w:eastAsia="Consolas" w:hAnsi="Consolas" w:cs="Consolas"/>
+        </w:rPr>
+        <w:t xml:space="preserve">ngrok</w:t>
+      </w:r>
+      <w:r>
+        <w:t xml:space="preserve">, </w:t>
+      </w:r>
+      <w:r>
+        <w:rPr>
+          <w:rFonts w:ascii="Consolas" w:eastAsia="Consolas" w:hAnsi="Consolas" w:cs="Consolas"/>
+        </w:rPr>
+        <w:t xml:space="preserve">gcloud</w:t>
+      </w:r>
+      <w:r>
+        <w:t xml:space="preserve">); các test của BE-52 đã đi trọn đường với một Google giả.</w:t>
       </w:r>
     </w:p>
     <w:p/>

--- a/docs/knowledge/phase-3-sync-realtime.docx
+++ b/docs/knowledge/phase-3-sync-realtime.docx
@@ -7968,7 +7968,548 @@
         <w:pStyle w:val="Heading3"/>
       </w:pPr>
       <w:r>
-        <w:t xml:space="preserve">6.4 Kiểm chứng (BE-53)</w:t>
+        <w:t xml:space="preserve">6.4 Chạy thật đường webhook (2026-10-10)</w:t>
+      </w:r>
+    </w:p>
+    <w:p>
+      <w:r>
+        <w:t xml:space="preserve">Người dùng làm các bước của README trên Google Cloud (project </w:t>
+      </w:r>
+      <w:r>
+        <w:rPr>
+          <w:rFonts w:ascii="Consolas" w:eastAsia="Consolas" w:hAnsi="Consolas" w:cs="Consolas"/>
+        </w:rPr>
+        <w:t xml:space="preserve">sino-dev</w:t>
+      </w:r>
+      <w:r>
+        <w:t xml:space="preserve">) và cài ngrok (domain tĩnh miễn phí). Kiểm từng chặng:</w:t>
+      </w:r>
+    </w:p>
+    <w:tbl>
+      <w:tblPr>
+        <w:tblW w:w="9360" w:type="dxa"/>
+        <w:tblBorders>
+          <w:top w:val="single" w:sz="4" w:space="0" w:color="auto"/>
+          <w:left w:val="single" w:sz="4" w:space="0" w:color="auto"/>
+          <w:bottom w:val="single" w:sz="4" w:space="0" w:color="auto"/>
+          <w:right w:val="single" w:sz="4" w:space="0" w:color="auto"/>
+          <w:insideH w:val="single" w:sz="4" w:space="0" w:color="auto"/>
+          <w:insideV w:val="single" w:sz="4" w:space="0" w:color="auto"/>
+        </w:tblBorders>
+        <w:tblLayout w:type="fixed"/>
+      </w:tblPr>
+      <w:tblGrid>
+        <w:gridCol w:w="4680"/>
+        <w:gridCol w:w="4680"/>
+      </w:tblGrid>
+      <w:tr>
+        <w:tc>
+          <w:tcPr>
+            <w:tcW w:w="4680" w:type="dxa"/>
+            <w:shd w:val="clear" w:color="auto" w:fill="F2F2F2"/>
+          </w:tcPr>
+          <w:p>
+            <w:r>
+              <w:t xml:space="preserve">Kiểm</w:t>
+            </w:r>
+          </w:p>
+        </w:tc>
+        <w:tc>
+          <w:tcPr>
+            <w:tcW w:w="4680" w:type="dxa"/>
+            <w:shd w:val="clear" w:color="auto" w:fill="F2F2F2"/>
+          </w:tcPr>
+          <w:p>
+            <w:r>
+              <w:t xml:space="preserve">Kết quả</w:t>
+            </w:r>
+          </w:p>
+        </w:tc>
+      </w:tr>
+      <w:tr>
+        <w:tc>
+          <w:tcPr>
+            <w:tcW w:w="4680" w:type="dxa"/>
+          </w:tcPr>
+          <w:p>
+            <w:r>
+              <w:t xml:space="preserve">Qua đường hầm: </w:t>
+            </w:r>
+            <w:r>
+              <w:rPr>
+                <w:rFonts w:ascii="Consolas" w:eastAsia="Consolas" w:hAnsi="Consolas" w:cs="Consolas"/>
+              </w:rPr>
+              <w:t xml:space="preserve">GET /api/auth/me</w:t>
+            </w:r>
+            <w:r>
+              <w:t xml:space="preserve">, </w:t>
+            </w:r>
+            <w:r>
+              <w:rPr>
+                <w:rFonts w:ascii="Consolas" w:eastAsia="Consolas" w:hAnsi="Consolas" w:cs="Consolas"/>
+              </w:rPr>
+              <w:t xml:space="preserve">/actuator/health</w:t>
+            </w:r>
+            <w:r>
+              <w:t xml:space="preserve">, </w:t>
+            </w:r>
+            <w:r>
+              <w:rPr>
+                <w:rFonts w:ascii="Consolas" w:eastAsia="Consolas" w:hAnsi="Consolas" w:cs="Consolas"/>
+              </w:rPr>
+              <w:t xml:space="preserve">POST /api/auth/login</w:t>
+            </w:r>
+            <w:r>
+              <w:t xml:space="preserve">, </w:t>
+            </w:r>
+            <w:r>
+              <w:rPr>
+                <w:rFonts w:ascii="Consolas" w:eastAsia="Consolas" w:hAnsi="Consolas" w:cs="Consolas"/>
+              </w:rPr>
+              <w:t xml:space="preserve">GET /api/webhooks/gmail</w:t>
+            </w:r>
+          </w:p>
+        </w:tc>
+        <w:tc>
+          <w:tcPr>
+            <w:tcW w:w="4680" w:type="dxa"/>
+          </w:tcPr>
+          <w:p>
+            <w:r>
+              <w:rPr>
+                <w:rFonts w:ascii="Consolas" w:eastAsia="Consolas" w:hAnsi="Consolas" w:cs="Consolas"/>
+              </w:rPr>
+              <w:t xml:space="preserve">404</w:t>
+            </w:r>
+            <w:r>
+              <w:t xml:space="preserve"> do ngrok trả, request không tới máy</w:t>
+            </w:r>
+          </w:p>
+        </w:tc>
+      </w:tr>
+      <w:tr>
+        <w:tc>
+          <w:tcPr>
+            <w:tcW w:w="4680" w:type="dxa"/>
+          </w:tcPr>
+          <w:p>
+            <w:r>
+              <w:t xml:space="preserve">Qua đường hầm: </w:t>
+            </w:r>
+            <w:r>
+              <w:rPr>
+                <w:rFonts w:ascii="Consolas" w:eastAsia="Consolas" w:hAnsi="Consolas" w:cs="Consolas"/>
+              </w:rPr>
+              <w:t xml:space="preserve">POST /api/webhooks/gmail</w:t>
+            </w:r>
+            <w:r>
+              <w:t xml:space="preserve"> trước khi có ba biến</w:t>
+            </w:r>
+          </w:p>
+        </w:tc>
+        <w:tc>
+          <w:tcPr>
+            <w:tcW w:w="4680" w:type="dxa"/>
+          </w:tcPr>
+          <w:p>
+            <w:r>
+              <w:rPr>
+                <w:rFonts w:ascii="Consolas" w:eastAsia="Consolas" w:hAnsi="Consolas" w:cs="Consolas"/>
+              </w:rPr>
+              <w:t xml:space="preserve">404</w:t>
+            </w:r>
+            <w:r>
+              <w:t xml:space="preserve"> của Sino (</w:t>
+            </w:r>
+            <w:r>
+              <w:rPr>
+                <w:rFonts w:ascii="Consolas" w:eastAsia="Consolas" w:hAnsi="Consolas" w:cs="Consolas"/>
+              </w:rPr>
+              <w:t xml:space="preserve">RESOURCE_NOT_FOUND</w:t>
+            </w:r>
+            <w:r>
+              <w:t xml:space="preserve">): lọt qua ngrok, webhook chưa bật</w:t>
+            </w:r>
+          </w:p>
+        </w:tc>
+      </w:tr>
+      <w:tr>
+        <w:tc>
+          <w:tcPr>
+            <w:tcW w:w="4680" w:type="dxa"/>
+          </w:tcPr>
+          <w:p>
+            <w:r>
+              <w:t xml:space="preserve">Sau khi có ba biến, không token hoặc token giả</w:t>
+            </w:r>
+          </w:p>
+        </w:tc>
+        <w:tc>
+          <w:tcPr>
+            <w:tcW w:w="4680" w:type="dxa"/>
+          </w:tcPr>
+          <w:p>
+            <w:r>
+              <w:rPr>
+                <w:rFonts w:ascii="Consolas" w:eastAsia="Consolas" w:hAnsi="Consolas" w:cs="Consolas"/>
+              </w:rPr>
+              <w:t xml:space="preserve">401 PUSH_TOKEN_INVALID</w:t>
+            </w:r>
+          </w:p>
+        </w:tc>
+      </w:tr>
+      <w:tr>
+        <w:tc>
+          <w:tcPr>
+            <w:tcW w:w="4680" w:type="dxa"/>
+          </w:tcPr>
+          <w:p>
+            <w:r>
+              <w:t xml:space="preserve">Lần kiểm watch đầu tiên, khoảng 1 phút sau khi khởi động</w:t>
+            </w:r>
+          </w:p>
+        </w:tc>
+        <w:tc>
+          <w:tcPr>
+            <w:tcW w:w="4680" w:type="dxa"/>
+          </w:tcPr>
+          <w:p>
+            <w:r>
+              <w:t xml:space="preserve">watch có, hết hạn sau 7 ngày, không lỗi</w:t>
+            </w:r>
+          </w:p>
+        </w:tc>
+      </w:tr>
+    </w:tbl>
+    <w:p>
+      <w:r>
+        <w:rPr>
+          <w:b/>
+          <w:bCs/>
+        </w:rPr>
+        <w:t xml:space="preserve">Một lần vấp, và vì sao đó là điều tốt.</w:t>
+      </w:r>
+      <w:r>
+        <w:t xml:space="preserve"> Hai thư thử đầu tiên vẫn vào Sino sau 266 và 281 giây, đúng nhịp lịch hỏi 5 phút, trong khi ngrok đếm 27 kết nối (gồm cả các lần kiểm bằng tay ở bảng trên). Pub/Sub đã gọi tới, nhưng Sino từ chối, và Pub/Sub cứ gửi lại. Nguyên nhân: console của Google đặt ID tài khoản dịch vụ là </w:t>
+      </w:r>
+      <w:r>
+        <w:rPr>
+          <w:rFonts w:ascii="Consolas" w:eastAsia="Consolas" w:hAnsi="Consolas" w:cs="Consolas"/>
+        </w:rPr>
+        <w:t xml:space="preserve">id-sino-gmail-push</w:t>
+      </w:r>
+      <w:r>
+        <w:t xml:space="preserve">, còn </w:t>
+      </w:r>
+      <w:r>
+        <w:rPr>
+          <w:rFonts w:ascii="Consolas" w:eastAsia="Consolas" w:hAnsi="Consolas" w:cs="Consolas"/>
+        </w:rPr>
+        <w:t xml:space="preserve">.env</w:t>
+      </w:r>
+      <w:r>
+        <w:t xml:space="preserve"> ghi </w:t>
+      </w:r>
+      <w:r>
+        <w:rPr>
+          <w:rFonts w:ascii="Consolas" w:eastAsia="Consolas" w:hAnsi="Consolas" w:cs="Consolas"/>
+        </w:rPr>
+        <w:t xml:space="preserve">sino-gmail-push</w:t>
+      </w:r>
+      <w:r>
+        <w:t xml:space="preserve">. Token mang </w:t>
+      </w:r>
+      <w:r>
+        <w:rPr>
+          <w:rFonts w:ascii="Consolas" w:eastAsia="Consolas" w:hAnsi="Consolas" w:cs="Consolas"/>
+        </w:rPr>
+        <w:t xml:space="preserve">email</w:t>
+      </w:r>
+      <w:r>
+        <w:t xml:space="preserve"> khác với cấu hình nên bị </w:t>
+      </w:r>
+      <w:r>
+        <w:rPr>
+          <w:rFonts w:ascii="Consolas" w:eastAsia="Consolas" w:hAnsi="Consolas" w:cs="Consolas"/>
+        </w:rPr>
+        <w:t xml:space="preserve">401</w:t>
+      </w:r>
+      <w:r>
+        <w:t xml:space="preserve">, đúng như thiết kế: chỉ chấp nhận đúng tài khoản đã khai báo. Trong lúc đó lịch dự phòng vẫn mang thư về. README giờ dặn copy nguyên email của tài khoản dịch vụ.</w:t>
+      </w:r>
+    </w:p>
+    <w:p>
+      <w:r>
+        <w:t xml:space="preserve">Sau khi sửa </w:t>
+      </w:r>
+      <w:r>
+        <w:rPr>
+          <w:rFonts w:ascii="Consolas" w:eastAsia="Consolas" w:hAnsi="Consolas" w:cs="Consolas"/>
+        </w:rPr>
+        <w:t xml:space="preserve">.env</w:t>
+      </w:r>
+      <w:r>
+        <w:t xml:space="preserve">, thư thử tiếp theo đi đường webhook:</w:t>
+      </w:r>
+    </w:p>
+    <w:tbl>
+      <w:tblPr>
+        <w:tblW w:w="9360" w:type="dxa"/>
+        <w:tblBorders>
+          <w:top w:val="single" w:sz="4" w:space="0" w:color="auto"/>
+          <w:left w:val="single" w:sz="4" w:space="0" w:color="auto"/>
+          <w:bottom w:val="single" w:sz="4" w:space="0" w:color="auto"/>
+          <w:right w:val="single" w:sz="4" w:space="0" w:color="auto"/>
+          <w:insideH w:val="single" w:sz="4" w:space="0" w:color="auto"/>
+          <w:insideV w:val="single" w:sz="4" w:space="0" w:color="auto"/>
+        </w:tblBorders>
+        <w:tblLayout w:type="fixed"/>
+      </w:tblPr>
+      <w:tblGrid>
+        <w:gridCol w:w="2340"/>
+        <w:gridCol w:w="2340"/>
+        <w:gridCol w:w="2340"/>
+        <w:gridCol w:w="2340"/>
+      </w:tblGrid>
+      <w:tr>
+        <w:tc>
+          <w:tcPr>
+            <w:tcW w:w="2340" w:type="dxa"/>
+            <w:shd w:val="clear" w:color="auto" w:fill="F2F2F2"/>
+          </w:tcPr>
+          <w:p>
+            <w:r>
+              <w:t xml:space="preserve">Thư tới Gmail (UTC)</w:t>
+            </w:r>
+          </w:p>
+        </w:tc>
+        <w:tc>
+          <w:tcPr>
+            <w:tcW w:w="2340" w:type="dxa"/>
+            <w:shd w:val="clear" w:color="auto" w:fill="F2F2F2"/>
+          </w:tcPr>
+          <w:p>
+            <w:r>
+              <w:t xml:space="preserve">Sino lưu (UTC)</w:t>
+            </w:r>
+          </w:p>
+        </w:tc>
+        <w:tc>
+          <w:tcPr>
+            <w:tcW w:w="2340" w:type="dxa"/>
+            <w:shd w:val="clear" w:color="auto" w:fill="F2F2F2"/>
+          </w:tcPr>
+          <w:p>
+            <w:r>
+              <w:t xml:space="preserve">Chờ</w:t>
+            </w:r>
+          </w:p>
+        </w:tc>
+        <w:tc>
+          <w:tcPr>
+            <w:tcW w:w="2340" w:type="dxa"/>
+            <w:shd w:val="clear" w:color="auto" w:fill="F2F2F2"/>
+          </w:tcPr>
+          <w:p>
+            <w:r>
+              <w:t xml:space="preserve">Đường</w:t>
+            </w:r>
+          </w:p>
+        </w:tc>
+      </w:tr>
+      <w:tr>
+        <w:tc>
+          <w:tcPr>
+            <w:tcW w:w="2340" w:type="dxa"/>
+          </w:tcPr>
+          <w:p>
+            <w:r>
+              <w:t xml:space="preserve">11:40:12</w:t>
+            </w:r>
+          </w:p>
+        </w:tc>
+        <w:tc>
+          <w:tcPr>
+            <w:tcW w:w="2340" w:type="dxa"/>
+          </w:tcPr>
+          <w:p>
+            <w:r>
+              <w:t xml:space="preserve">11:44:53</w:t>
+            </w:r>
+          </w:p>
+        </w:tc>
+        <w:tc>
+          <w:tcPr>
+            <w:tcW w:w="2340" w:type="dxa"/>
+          </w:tcPr>
+          <w:p>
+            <w:r>
+              <w:t xml:space="preserve">281 giây</w:t>
+            </w:r>
+          </w:p>
+        </w:tc>
+        <w:tc>
+          <w:tcPr>
+            <w:tcW w:w="2340" w:type="dxa"/>
+          </w:tcPr>
+          <w:p>
+            <w:r>
+              <w:t xml:space="preserve">lịch dự phòng (webhook bị từ chối)</w:t>
+            </w:r>
+          </w:p>
+        </w:tc>
+      </w:tr>
+      <w:tr>
+        <w:tc>
+          <w:tcPr>
+            <w:tcW w:w="2340" w:type="dxa"/>
+          </w:tcPr>
+          <w:p>
+            <w:r>
+              <w:t xml:space="preserve">11:40:27</w:t>
+            </w:r>
+          </w:p>
+        </w:tc>
+        <w:tc>
+          <w:tcPr>
+            <w:tcW w:w="2340" w:type="dxa"/>
+          </w:tcPr>
+          <w:p>
+            <w:r>
+              <w:t xml:space="preserve">11:44:53</w:t>
+            </w:r>
+          </w:p>
+        </w:tc>
+        <w:tc>
+          <w:tcPr>
+            <w:tcW w:w="2340" w:type="dxa"/>
+          </w:tcPr>
+          <w:p>
+            <w:r>
+              <w:t xml:space="preserve">266 giây</w:t>
+            </w:r>
+          </w:p>
+        </w:tc>
+        <w:tc>
+          <w:tcPr>
+            <w:tcW w:w="2340" w:type="dxa"/>
+          </w:tcPr>
+          <w:p>
+            <w:r>
+              <w:t xml:space="preserve">lịch dự phòng</w:t>
+            </w:r>
+          </w:p>
+        </w:tc>
+      </w:tr>
+      <w:tr>
+        <w:tc>
+          <w:tcPr>
+            <w:tcW w:w="2340" w:type="dxa"/>
+          </w:tcPr>
+          <w:p>
+            <w:r>
+              <w:t xml:space="preserve">11:46:02</w:t>
+            </w:r>
+          </w:p>
+        </w:tc>
+        <w:tc>
+          <w:tcPr>
+            <w:tcW w:w="2340" w:type="dxa"/>
+          </w:tcPr>
+          <w:p>
+            <w:r>
+              <w:t xml:space="preserve">11:49:56</w:t>
+            </w:r>
+          </w:p>
+        </w:tc>
+        <w:tc>
+          <w:tcPr>
+            <w:tcW w:w="2340" w:type="dxa"/>
+          </w:tcPr>
+          <w:p>
+            <w:r>
+              <w:t xml:space="preserve">234 giây</w:t>
+            </w:r>
+          </w:p>
+        </w:tc>
+        <w:tc>
+          <w:tcPr>
+            <w:tcW w:w="2340" w:type="dxa"/>
+          </w:tcPr>
+          <w:p>
+            <w:r>
+              <w:t xml:space="preserve">lịch dự phòng (trước khi sửa)</w:t>
+            </w:r>
+          </w:p>
+        </w:tc>
+      </w:tr>
+      <w:tr>
+        <w:tc>
+          <w:tcPr>
+            <w:tcW w:w="2340" w:type="dxa"/>
+          </w:tcPr>
+          <w:p>
+            <w:r>
+              <w:t xml:space="preserve">11:50:25</w:t>
+            </w:r>
+          </w:p>
+        </w:tc>
+        <w:tc>
+          <w:tcPr>
+            <w:tcW w:w="2340" w:type="dxa"/>
+          </w:tcPr>
+          <w:p>
+            <w:r>
+              <w:t xml:space="preserve">11:50:41</w:t>
+            </w:r>
+          </w:p>
+        </w:tc>
+        <w:tc>
+          <w:tcPr>
+            <w:tcW w:w="2340" w:type="dxa"/>
+          </w:tcPr>
+          <w:p>
+            <w:r>
+              <w:rPr>
+                <w:b/>
+                <w:bCs/>
+              </w:rPr>
+              <w:t xml:space="preserve">16 giây</w:t>
+            </w:r>
+          </w:p>
+        </w:tc>
+        <w:tc>
+          <w:tcPr>
+            <w:tcW w:w="2340" w:type="dxa"/>
+          </w:tcPr>
+          <w:p>
+            <w:r>
+              <w:t xml:space="preserve">webhook: lượt đồng bộ chạy 45 giây sau lượt định kỳ trước, chưa tới hạn 5 phút</w:t>
+            </w:r>
+          </w:p>
+        </w:tc>
+      </w:tr>
+    </w:tbl>
+    <w:p>
+      <w:r>
+        <w:t xml:space="preserve">16 giây gồm thời gian Gmail đẩy thông báo vào topic, Pub/Sub chuyển tới Sino qua ngrok, và lượt đọc </w:t>
+      </w:r>
+      <w:r>
+        <w:rPr>
+          <w:rFonts w:ascii="Consolas" w:eastAsia="Consolas" w:hAnsi="Consolas" w:cs="Consolas"/>
+        </w:rPr>
+        <w:t xml:space="preserve">history.list</w:t>
+      </w:r>
+      <w:r>
+        <w:t xml:space="preserve">. So với 14–91 giây khi chỉ có lịch, và tới 5 phút khi watch đang bật mà thông báo không tới.</w:t>
+      </w:r>
+    </w:p>
+    <w:p>
+      <w:pPr>
+        <w:pStyle w:val="Heading3"/>
+      </w:pPr>
+      <w:r>
+        <w:t xml:space="preserve">6.5 Kiểm chứng (BE-53)</w:t>
       </w:r>
     </w:p>
     <w:p>
@@ -7992,35 +8533,7 @@
         </w:numPr>
       </w:pPr>
       <w:r>
-        <w:t xml:space="preserve">Đường webhook thật: </w:t>
-      </w:r>
-      <w:r>
-        <w:rPr>
-          <w:b/>
-          <w:bCs/>
-        </w:rPr>
-        <w:t xml:space="preserve">NOT VERIFIED</w:t>
-      </w:r>
-      <w:r>
-        <w:t xml:space="preserve"> cho tới khi người dùng làm các bước của README trên Google Cloud và cài ngrok (máy này chưa có </w:t>
-      </w:r>
-      <w:r>
-        <w:rPr>
-          <w:rFonts w:ascii="Consolas" w:eastAsia="Consolas" w:hAnsi="Consolas" w:cs="Consolas"/>
-        </w:rPr>
-        <w:t xml:space="preserve">ngrok</w:t>
-      </w:r>
-      <w:r>
-        <w:t xml:space="preserve">, </w:t>
-      </w:r>
-      <w:r>
-        <w:rPr>
-          <w:rFonts w:ascii="Consolas" w:eastAsia="Consolas" w:hAnsi="Consolas" w:cs="Consolas"/>
-        </w:rPr>
-        <w:t xml:space="preserve">gcloud</w:t>
-      </w:r>
-      <w:r>
-        <w:t xml:space="preserve">); các test của BE-52 đã đi trọn đường với một Google giả.</w:t>
+        <w:t xml:space="preserve">Đường webhook: chạy thật như mục 6.4; số đo là mốc thời gian, không đọc nội dung thư.</w:t>
       </w:r>
     </w:p>
     <w:p/>

--- a/docs/knowledge/phase-3-sync-realtime.docx
+++ b/docs/knowledge/phase-3-sync-realtime.docx
@@ -8534,6 +8534,1531 @@
       </w:pPr>
       <w:r>
         <w:t xml:space="preserve">Đường webhook: chạy thật như mục 6.4; số đo là mốc thời gian, không đọc nội dung thư.</w:t>
+      </w:r>
+    </w:p>
+    <w:p>
+      <w:pPr>
+        <w:pStyle w:val="Heading2"/>
+      </w:pPr>
+      <w:r>
+        <w:t xml:space="preserve">7. Tin mới ngoài danh sách: dấu trên tab và thanh thông báo (change </w:t>
+      </w:r>
+      <w:r>
+        <w:rPr>
+          <w:rFonts w:ascii="Consolas" w:eastAsia="Consolas" w:hAnsi="Consolas" w:cs="Consolas"/>
+        </w:rPr>
+        <w:t xml:space="preserve">inbox-notifications</w:t>
+      </w:r>
+      <w:r>
+        <w:t xml:space="preserve">)</w:t>
+      </w:r>
+    </w:p>
+    <w:p>
+      <w:r>
+        <w:rPr>
+          <w:b/>
+          <w:bCs/>
+        </w:rPr>
+        <w:t xml:space="preserve">Ở đâu:</w:t>
+      </w:r>
+      <w:r>
+        <w:t xml:space="preserve"> </w:t>
+      </w:r>
+      <w:r>
+        <w:rPr>
+          <w:rFonts w:ascii="Consolas" w:eastAsia="Consolas" w:hAnsi="Consolas" w:cs="Consolas"/>
+        </w:rPr>
+        <w:t xml:space="preserve">apps/sino-web/src/app/shell/</w:t>
+      </w:r>
+      <w:r>
+        <w:t xml:space="preserve"> (</w:t>
+      </w:r>
+      <w:r>
+        <w:rPr>
+          <w:rFonts w:ascii="Consolas" w:eastAsia="Consolas" w:hAnsi="Consolas" w:cs="Consolas"/>
+        </w:rPr>
+        <w:t xml:space="preserve">useTabUnread.ts</w:t>
+      </w:r>
+      <w:r>
+        <w:t xml:space="preserve">, </w:t>
+      </w:r>
+      <w:r>
+        <w:rPr>
+          <w:rFonts w:ascii="Consolas" w:eastAsia="Consolas" w:hAnsi="Consolas" w:cs="Consolas"/>
+        </w:rPr>
+        <w:t xml:space="preserve">useArrivalNotices.ts</w:t>
+      </w:r>
+      <w:r>
+        <w:t xml:space="preserve">, </w:t>
+      </w:r>
+      <w:r>
+        <w:rPr>
+          <w:rFonts w:ascii="Consolas" w:eastAsia="Consolas" w:hAnsi="Consolas" w:cs="Consolas"/>
+        </w:rPr>
+        <w:t xml:space="preserve">NoticeBar.tsx</w:t>
+      </w:r>
+      <w:r>
+        <w:t xml:space="preserve">, </w:t>
+      </w:r>
+      <w:r>
+        <w:rPr>
+          <w:rFonts w:ascii="Consolas" w:eastAsia="Consolas" w:hAnsi="Consolas" w:cs="Consolas"/>
+        </w:rPr>
+        <w:t xml:space="preserve">AppShell.tsx</w:t>
+      </w:r>
+      <w:r>
+        <w:t xml:space="preserve">), </w:t>
+      </w:r>
+      <w:r>
+        <w:rPr>
+          <w:rFonts w:ascii="Consolas" w:eastAsia="Consolas" w:hAnsi="Consolas" w:cs="Consolas"/>
+        </w:rPr>
+        <w:t xml:space="preserve">apps/sino-web/public/favicon-unread.svg</w:t>
+      </w:r>
+      <w:r>
+        <w:t xml:space="preserve">. Quyết định D-317…D-320 trong </w:t>
+      </w:r>
+      <w:r>
+        <w:rPr>
+          <w:rFonts w:ascii="Consolas" w:eastAsia="Consolas" w:hAnsi="Consolas" w:cs="Consolas"/>
+        </w:rPr>
+        <w:t xml:space="preserve">openspec/changes/inbox-notifications/design.md</w:t>
+      </w:r>
+      <w:r>
+        <w:t xml:space="preserve">.</w:t>
+      </w:r>
+    </w:p>
+    <w:p>
+      <w:pPr>
+        <w:pStyle w:val="Heading3"/>
+      </w:pPr>
+      <w:r>
+        <w:t xml:space="preserve">7.1 Ba chỗ hở của "có tin mới"</w:t>
+      </w:r>
+    </w:p>
+    <w:p>
+      <w:r>
+        <w:t xml:space="preserve">Mục 3 đưa sự kiện </w:t>
+      </w:r>
+      <w:r>
+        <w:rPr>
+          <w:rFonts w:ascii="Consolas" w:eastAsia="Consolas" w:hAnsi="Consolas" w:cs="Consolas"/>
+        </w:rPr>
+        <w:t xml:space="preserve">conversations.changed</w:t>
+      </w:r>
+      <w:r>
+        <w:t xml:space="preserve"> tới trình duyệt, và web đã dùng nó để đọc lại danh sách. Nhưng một sự kiện chỉ có ích khi có người nhìn thấy kết quả của nó:</w:t>
+      </w:r>
+    </w:p>
+    <w:p>
+      <w:pPr>
+        <w:shd w:val="clear" w:color="auto" w:fill="F2F3F5"/>
+        <w:ind w:left="0"/>
+      </w:pPr>
+      <w:r>
+        <w:rPr>
+          <w:rFonts w:ascii="Consolas" w:eastAsia="Consolas" w:hAnsi="Consolas" w:cs="Consolas"/>
+          <w:sz w:val="19"/>
+          <w:szCs w:val="19"/>
+        </w:rPr>
+        <w:t xml:space="preserve">tin Zalo về</w:t>
+        <w:br/>
+        <w:t xml:space="preserve">   |</w:t>
+        <w:br/>
+        <w:t xml:space="preserve">   +-- người dùng đang xem danh sách Tin nhắn  -&gt; dải "1 tin mới" (D-92), 6 giây   [đã có]</w:t>
+        <w:br/>
+        <w:t xml:space="preserve">   +-- người dùng ở Việc cần làm / Lịch / ...  -&gt; chỉ một con số nhỏ ở thanh bên    [hở]</w:t>
+        <w:br/>
+        <w:t xml:space="preserve">   +-- người dùng ở tab khác của trình duyệt   -&gt; tiêu đề tab vẫn là "Sino"          [hở]</w:t>
+      </w:r>
+    </w:p>
+    <w:p>
+      <w:r>
+        <w:t xml:space="preserve">Hai chỗ hở ở dưới là việc của change này: một </w:t>
+      </w:r>
+      <w:r>
+        <w:rPr>
+          <w:b/>
+          <w:bCs/>
+        </w:rPr>
+        <w:t xml:space="preserve">dấu trên tab</w:t>
+      </w:r>
+      <w:r>
+        <w:t xml:space="preserve"> (nhìn thấy khi không ở trong app) và một </w:t>
+      </w:r>
+      <w:r>
+        <w:rPr>
+          <w:b/>
+          <w:bCs/>
+        </w:rPr>
+        <w:t xml:space="preserve">thanh thông báo</w:t>
+      </w:r>
+      <w:r>
+        <w:t xml:space="preserve"> (nhìn thấy ở mọi màn của app).</w:t>
+      </w:r>
+    </w:p>
+    <w:p>
+      <w:pPr>
+        <w:pStyle w:val="Heading3"/>
+      </w:pPr>
+      <w:r>
+        <w:t xml:space="preserve">7.2 Dấu trên tab: </w:t>
+      </w:r>
+      <w:r>
+        <w:rPr>
+          <w:rFonts w:ascii="Consolas" w:eastAsia="Consolas" w:hAnsi="Consolas" w:cs="Consolas"/>
+        </w:rPr>
+        <w:t xml:space="preserve">document.title</w:t>
+      </w:r>
+      <w:r>
+        <w:t xml:space="preserve"> và biểu tượng, và cái </w:t>
+      </w:r>
+      <w:r>
+        <w:rPr>
+          <w:rFonts w:ascii="Consolas" w:eastAsia="Consolas" w:hAnsi="Consolas" w:cs="Consolas"/>
+        </w:rPr>
+        <w:t xml:space="preserve">useEffect</w:t>
+      </w:r>
+      <w:r>
+        <w:t xml:space="preserve"> biết trả lại</w:t>
+      </w:r>
+    </w:p>
+    <w:p>
+      <w:r>
+        <w:rPr>
+          <w:rFonts w:ascii="Consolas" w:eastAsia="Consolas" w:hAnsi="Consolas" w:cs="Consolas"/>
+        </w:rPr>
+        <w:t xml:space="preserve">useTabUnread(total)</w:t>
+      </w:r>
+      <w:r>
+        <w:t xml:space="preserve"> đặt </w:t>
+      </w:r>
+      <w:r>
+        <w:rPr>
+          <w:rFonts w:ascii="Consolas" w:eastAsia="Consolas" w:hAnsi="Consolas" w:cs="Consolas"/>
+        </w:rPr>
+        <w:t xml:space="preserve">(3) Sino</w:t>
+      </w:r>
+      <w:r>
+        <w:t xml:space="preserve"> và đổi </w:t>
+      </w:r>
+      <w:r>
+        <w:rPr>
+          <w:rFonts w:ascii="Consolas" w:eastAsia="Consolas" w:hAnsi="Consolas" w:cs="Consolas"/>
+        </w:rPr>
+        <w:t xml:space="preserve">href</w:t>
+      </w:r>
+      <w:r>
+        <w:t xml:space="preserve"> của </w:t>
+      </w:r>
+      <w:r>
+        <w:rPr>
+          <w:rFonts w:ascii="Consolas" w:eastAsia="Consolas" w:hAnsi="Consolas" w:cs="Consolas"/>
+        </w:rPr>
+        <w:t xml:space="preserve">link rel="icon"</w:t>
+      </w:r>
+      <w:r>
+        <w:t xml:space="preserve">. Điểm đáng học là phần </w:t>
+      </w:r>
+      <w:r>
+        <w:rPr>
+          <w:b/>
+          <w:bCs/>
+        </w:rPr>
+        <w:t xml:space="preserve">dọn dẹp</w:t>
+      </w:r>
+      <w:r>
+        <w:t xml:space="preserve">:</w:t>
+      </w:r>
+    </w:p>
+    <w:p>
+      <w:pPr>
+        <w:shd w:val="clear" w:color="auto" w:fill="F2F3F5"/>
+        <w:ind w:left="0"/>
+      </w:pPr>
+      <w:r>
+        <w:rPr>
+          <w:rFonts w:ascii="Consolas" w:eastAsia="Consolas" w:hAnsi="Consolas" w:cs="Consolas"/>
+          <w:sz w:val="19"/>
+          <w:szCs w:val="19"/>
+        </w:rPr>
+        <w:t xml:space="preserve">useEffect(() =&gt; {</w:t>
+        <w:br/>
+        <w:t xml:space="preserve">  const before = { title: document.title, href: icon?.getAttribute('href') ?? null }</w:t>
+        <w:br/>
+        <w:t xml:space="preserve">  document.title = ...      // đặt</w:t>
+        <w:br/>
+        <w:t xml:space="preserve">  return () =&gt; {            // trả lại đúng cái đã thấy</w:t>
+        <w:br/>
+        <w:t xml:space="preserve">    document.title = before.title</w:t>
+        <w:br/>
+        <w:t xml:space="preserve">  }</w:t>
+        <w:br/>
+        <w:t xml:space="preserve">}, [total])</w:t>
+      </w:r>
+    </w:p>
+    <w:p>
+      <w:pPr>
+        <w:pStyle w:val="ListParagraph"/>
+        <w:numPr>
+          <w:ilvl w:val="0"/>
+          <w:numId w:val="1"/>
+        </w:numPr>
+      </w:pPr>
+      <w:r>
+        <w:t xml:space="preserve">Mỗi lần </w:t>
+      </w:r>
+      <w:r>
+        <w:rPr>
+          <w:rFonts w:ascii="Consolas" w:eastAsia="Consolas" w:hAnsi="Consolas" w:cs="Consolas"/>
+        </w:rPr>
+        <w:t xml:space="preserve">total</w:t>
+      </w:r>
+      <w:r>
+        <w:t xml:space="preserve"> đổi, React chạy hàm dọn dẹp của lần trước rồi mới chạy lần sau, nên </w:t>
+      </w:r>
+      <w:r>
+        <w:rPr>
+          <w:rFonts w:ascii="Consolas" w:eastAsia="Consolas" w:hAnsi="Consolas" w:cs="Consolas"/>
+        </w:rPr>
+        <w:t xml:space="preserve">before</w:t>
+      </w:r>
+      <w:r>
+        <w:t xml:space="preserve"> luôn là giá trị </w:t>
+      </w:r>
+      <w:r>
+        <w:rPr>
+          <w:b/>
+          <w:bCs/>
+        </w:rPr>
+        <w:t xml:space="preserve">gốc</w:t>
+      </w:r>
+      <w:r>
+        <w:t xml:space="preserve">, không phải giá trị trung gian. Đăng xuất (</w:t>
+      </w:r>
+      <w:r>
+        <w:rPr>
+          <w:rFonts w:ascii="Consolas" w:eastAsia="Consolas" w:hAnsi="Consolas" w:cs="Consolas"/>
+        </w:rPr>
+        <w:t xml:space="preserve">AppShell</w:t>
+      </w:r>
+      <w:r>
+        <w:t xml:space="preserve"> bị gỡ) cũng chạy hàm dọn dẹp, nên trang đăng nhập không mang theo </w:t>
+      </w:r>
+      <w:r>
+        <w:rPr>
+          <w:rFonts w:ascii="Consolas" w:eastAsia="Consolas" w:hAnsi="Consolas" w:cs="Consolas"/>
+        </w:rPr>
+        <w:t xml:space="preserve">(3) Sino</w:t>
+      </w:r>
+      <w:r>
+        <w:t xml:space="preserve">.</w:t>
+      </w:r>
+    </w:p>
+    <w:p>
+      <w:pPr>
+        <w:pStyle w:val="ListParagraph"/>
+        <w:numPr>
+          <w:ilvl w:val="0"/>
+          <w:numId w:val="1"/>
+        </w:numPr>
+      </w:pPr>
+      <w:r>
+        <w:rPr>
+          <w:rFonts w:ascii="Consolas" w:eastAsia="Consolas" w:hAnsi="Consolas" w:cs="Consolas"/>
+        </w:rPr>
+        <w:t xml:space="preserve">total === undefined</w:t>
+      </w:r>
+      <w:r>
+        <w:t xml:space="preserve"> nghĩa là "số chưa về", khác với 0: lúc đó hook </w:t>
+      </w:r>
+      <w:r>
+        <w:rPr>
+          <w:b/>
+          <w:bCs/>
+        </w:rPr>
+        <w:t xml:space="preserve">không đụng</w:t>
+      </w:r>
+      <w:r>
+        <w:t xml:space="preserve"> tiêu đề. Nếu coi </w:t>
+      </w:r>
+      <w:r>
+        <w:rPr>
+          <w:rFonts w:ascii="Consolas" w:eastAsia="Consolas" w:hAnsi="Consolas" w:cs="Consolas"/>
+        </w:rPr>
+        <w:t xml:space="preserve">undefined</w:t>
+      </w:r>
+      <w:r>
+        <w:t xml:space="preserve"> là 0 thì mỗi lần mở app, tab sẽ chớp "Sino" đè lên tiêu đề đang có.</w:t>
+      </w:r>
+    </w:p>
+    <w:p>
+      <w:pPr>
+        <w:pStyle w:val="ListParagraph"/>
+        <w:numPr>
+          <w:ilvl w:val="0"/>
+          <w:numId w:val="1"/>
+        </w:numPr>
+      </w:pPr>
+      <w:r>
+        <w:t xml:space="preserve">Số nằm ở tiêu đề, chấm nằm ở biểu tượng. Biểu tượng tab chỉ 16 px, không đọc được chữ số, còn tiêu đề thì đọc được cả khi nhiều tab chen nhau.</w:t>
+      </w:r>
+    </w:p>
+    <w:p>
+      <w:pPr>
+        <w:pStyle w:val="ListParagraph"/>
+        <w:numPr>
+          <w:ilvl w:val="0"/>
+          <w:numId w:val="1"/>
+        </w:numPr>
+      </w:pPr>
+      <w:r>
+        <w:t xml:space="preserve">Biểu tượng có chấm là </w:t>
+      </w:r>
+      <w:r>
+        <w:rPr>
+          <w:b/>
+          <w:bCs/>
+        </w:rPr>
+        <w:t xml:space="preserve">một file SVG tĩnh thứ hai</w:t>
+      </w:r>
+      <w:r>
+        <w:t xml:space="preserve">, không vẽ canvas: đổi </w:t>
+      </w:r>
+      <w:r>
+        <w:rPr>
+          <w:rFonts w:ascii="Consolas" w:eastAsia="Consolas" w:hAnsi="Consolas" w:cs="Consolas"/>
+        </w:rPr>
+        <w:t xml:space="preserve">href</w:t>
+      </w:r>
+      <w:r>
+        <w:t xml:space="preserve"> đủ, và nó kiểm thử được bằng cách đọc file.</w:t>
+      </w:r>
+    </w:p>
+    <w:p>
+      <w:pPr>
+        <w:pStyle w:val="Heading3"/>
+      </w:pPr>
+      <w:r>
+        <w:t xml:space="preserve">7.3 Từ sự kiện ra thanh: ba quyết định</w:t>
+      </w:r>
+    </w:p>
+    <w:p>
+      <w:r>
+        <w:rPr>
+          <w:b/>
+          <w:bCs/>
+        </w:rPr>
+        <w:t xml:space="preserve">Một. Đếm sự kiện, không đếm chênh lệch số chưa đọc.</w:t>
+      </w:r>
+      <w:r>
+        <w:t xml:space="preserve"> Số chưa đọc theo loại đã có sẵn, nên cách ngắn nhất là so số mới với số cũ. Nhưng khi người dùng kết nối một Gmail, thư cũ được </w:t>
+      </w:r>
+      <w:r>
+        <w:rPr>
+          <w:b/>
+          <w:bCs/>
+        </w:rPr>
+        <w:t xml:space="preserve">nhập</w:t>
+      </w:r>
+      <w:r>
+        <w:t xml:space="preserve"> vào và số chưa đọc nhảy hàng trăm: thanh sẽ báo "300 thư mới". Sự kiện thì có trường </w:t>
+      </w:r>
+      <w:r>
+        <w:rPr>
+          <w:rFonts w:ascii="Consolas" w:eastAsia="Consolas" w:hAnsi="Consolas" w:cs="Consolas"/>
+        </w:rPr>
+        <w:t xml:space="preserve">source</w:t>
+      </w:r>
+      <w:r>
+        <w:t xml:space="preserve"> (</w:t>
+      </w:r>
+      <w:r>
+        <w:rPr>
+          <w:rFonts w:ascii="Consolas" w:eastAsia="Consolas" w:hAnsi="Consolas" w:cs="Consolas"/>
+        </w:rPr>
+        <w:t xml:space="preserve">import</w:t>
+      </w:r>
+      <w:r>
+        <w:t xml:space="preserve">, </w:t>
+      </w:r>
+      <w:r>
+        <w:rPr>
+          <w:rFonts w:ascii="Consolas" w:eastAsia="Consolas" w:hAnsi="Consolas" w:cs="Consolas"/>
+        </w:rPr>
+        <w:t xml:space="preserve">sync</w:t>
+      </w:r>
+      <w:r>
+        <w:t xml:space="preserve">, </w:t>
+      </w:r>
+      <w:r>
+        <w:rPr>
+          <w:rFonts w:ascii="Consolas" w:eastAsia="Consolas" w:hAnsi="Consolas" w:cs="Consolas"/>
+        </w:rPr>
+        <w:t xml:space="preserve">user</w:t>
+      </w:r>
+      <w:r>
+        <w:t xml:space="preserve">), nên chỉ </w:t>
+      </w:r>
+      <w:r>
+        <w:rPr>
+          <w:rFonts w:ascii="Consolas" w:eastAsia="Consolas" w:hAnsi="Consolas" w:cs="Consolas"/>
+        </w:rPr>
+        <w:t xml:space="preserve">sync</w:t>
+      </w:r>
+      <w:r>
+        <w:t xml:space="preserve"> có </w:t>
+      </w:r>
+      <w:r>
+        <w:rPr>
+          <w:rFonts w:ascii="Consolas" w:eastAsia="Consolas" w:hAnsi="Consolas" w:cs="Consolas"/>
+        </w:rPr>
+        <w:t xml:space="preserve">newInbound &gt; 0</w:t>
+      </w:r>
+      <w:r>
+        <w:t xml:space="preserve"> mới đáng đếm, cùng luật với dải D-92.</w:t>
+      </w:r>
+    </w:p>
+    <w:p>
+      <w:r>
+        <w:rPr>
+          <w:b/>
+          <w:bCs/>
+        </w:rPr>
+        <w:t xml:space="preserve">Hai. Đổi </w:t>
+      </w:r>
+      <w:r>
+        <w:rPr>
+          <w:rFonts w:ascii="Consolas" w:eastAsia="Consolas" w:hAnsi="Consolas" w:cs="Consolas"/>
+          <w:b/>
+          <w:bCs/>
+        </w:rPr>
+        <w:t xml:space="preserve">accountId</w:t>
+      </w:r>
+      <w:r>
+        <w:rPr>
+          <w:b/>
+          <w:bCs/>
+        </w:rPr>
+        <w:t xml:space="preserve"> ra loại bằng frame có sẵn.</w:t>
+      </w:r>
+      <w:r>
+        <w:t xml:space="preserve"> Sự kiện chỉ nói tài khoản nào. Frame của hộp thư (</w:t>
+      </w:r>
+      <w:r>
+        <w:rPr>
+          <w:rFonts w:ascii="Consolas" w:eastAsia="Consolas" w:hAnsi="Consolas" w:cs="Consolas"/>
+        </w:rPr>
+        <w:t xml:space="preserve">fetchInbox</w:t>
+      </w:r>
+      <w:r>
+        <w:t xml:space="preserve">) có đủ tài khoản và nhà cung cấp, và </w:t>
+      </w:r>
+      <w:r>
+        <w:rPr>
+          <w:rFonts w:ascii="Consolas" w:eastAsia="Consolas" w:hAnsi="Consolas" w:cs="Consolas"/>
+        </w:rPr>
+        <w:t xml:space="preserve">kindOfProvider</w:t>
+      </w:r>
+      <w:r>
+        <w:t xml:space="preserve"> cho biết loại. Frame cũ vẫn đúng vì loại của một tài khoản không bao giờ đổi, nên chỉ khi tài khoản chưa có trong frame (mới thêm, hoặc chưa vào màn nào) mới tải một lần, và </w:t>
+      </w:r>
+      <w:r>
+        <w:rPr>
+          <w:rFonts w:ascii="Consolas" w:eastAsia="Consolas" w:hAnsi="Consolas" w:cs="Consolas"/>
+        </w:rPr>
+        <w:t xml:space="preserve">staleTime</w:t>
+      </w:r>
+      <w:r>
+        <w:t xml:space="preserve"> 30 giây chặn việc tải lại ở mỗi sự kiện của một tài khoản không tồn tại.</w:t>
+      </w:r>
+    </w:p>
+    <w:p>
+      <w:r>
+        <w:rPr>
+          <w:b/>
+          <w:bCs/>
+        </w:rPr>
+        <w:t xml:space="preserve">Ba. Đăng ký nghe một lần, đọc giá trị mới nhất qua </w:t>
+      </w:r>
+      <w:r>
+        <w:rPr>
+          <w:rFonts w:ascii="Consolas" w:eastAsia="Consolas" w:hAnsi="Consolas" w:cs="Consolas"/>
+          <w:b/>
+          <w:bCs/>
+        </w:rPr>
+        <w:t xml:space="preserve">ref</w:t>
+      </w:r>
+      <w:r>
+        <w:rPr>
+          <w:b/>
+          <w:bCs/>
+        </w:rPr>
+        <w:t xml:space="preserve">.</w:t>
+      </w:r>
+    </w:p>
+    <w:p>
+      <w:pPr>
+        <w:shd w:val="clear" w:color="auto" w:fill="F2F3F5"/>
+        <w:ind w:left="0"/>
+      </w:pPr>
+      <w:r>
+        <w:rPr>
+          <w:rFonts w:ascii="Consolas" w:eastAsia="Consolas" w:hAnsi="Consolas" w:cs="Consolas"/>
+          <w:sz w:val="19"/>
+          <w:szCs w:val="19"/>
+        </w:rPr>
+        <w:t xml:space="preserve">const where = useRef({ pathname, visible })</w:t>
+        <w:br/>
+        <w:t xml:space="preserve">useEffect(() =&gt; { where.current = { pathname, visible } })   // chạy sau mỗi lần render</w:t>
+        <w:br/>
+        <w:br/>
+        <w:t xml:space="preserve">useEffect(() =&gt; onConversationsChanged((event) =&gt; {</w:t>
+        <w:br/>
+        <w:t xml:space="preserve">  ... where.current ...      // luôn là vị trí hiện tại, không phải vị trí lúc đăng ký</w:t>
+        <w:br/>
+        <w:t xml:space="preserve">}), [queryClient])</w:t>
+      </w:r>
+    </w:p>
+    <w:p>
+      <w:r>
+        <w:t xml:space="preserve">Nếu đưa </w:t>
+      </w:r>
+      <w:r>
+        <w:rPr>
+          <w:rFonts w:ascii="Consolas" w:eastAsia="Consolas" w:hAnsi="Consolas" w:cs="Consolas"/>
+        </w:rPr>
+        <w:t xml:space="preserve">pathname</w:t>
+      </w:r>
+      <w:r>
+        <w:t xml:space="preserve"> vào mảng phụ thuộc của effect đăng ký thì mỗi lần đổi màn phải hủy rồi đăng ký lại, và một sự kiện đến đúng lúc đó có thể lọt qua. Dùng </w:t>
+      </w:r>
+      <w:r>
+        <w:rPr>
+          <w:rFonts w:ascii="Consolas" w:eastAsia="Consolas" w:hAnsi="Consolas" w:cs="Consolas"/>
+        </w:rPr>
+        <w:t xml:space="preserve">ref</w:t>
+      </w:r>
+      <w:r>
+        <w:t xml:space="preserve"> thì đăng ký một lần, vẫn thấy vị trí mới nhất.</w:t>
+      </w:r>
+    </w:p>
+    <w:p>
+      <w:pPr>
+        <w:pStyle w:val="Heading3"/>
+      </w:pPr>
+      <w:r>
+        <w:t xml:space="preserve">7.4 Đặt state theo giá trị khác: trong lúc render, không trong effect</w:t>
+      </w:r>
+    </w:p>
+    <w:p>
+      <w:r>
+        <w:t xml:space="preserve">Khi người dùng vào màn Tin nhắn thì dòng "tin mới" của nó phải tắt. Cách quen tay là một </w:t>
+      </w:r>
+      <w:r>
+        <w:rPr>
+          <w:rFonts w:ascii="Consolas" w:eastAsia="Consolas" w:hAnsi="Consolas" w:cs="Consolas"/>
+        </w:rPr>
+        <w:t xml:space="preserve">useEffect</w:t>
+      </w:r>
+      <w:r>
+        <w:t xml:space="preserve"> theo </w:t>
+      </w:r>
+      <w:r>
+        <w:rPr>
+          <w:rFonts w:ascii="Consolas" w:eastAsia="Consolas" w:hAnsi="Consolas" w:cs="Consolas"/>
+        </w:rPr>
+        <w:t xml:space="preserve">pathname</w:t>
+      </w:r>
+      <w:r>
+        <w:t xml:space="preserve"> gọi </w:t>
+      </w:r>
+      <w:r>
+        <w:rPr>
+          <w:rFonts w:ascii="Consolas" w:eastAsia="Consolas" w:hAnsi="Consolas" w:cs="Consolas"/>
+        </w:rPr>
+        <w:t xml:space="preserve">setCounts</w:t>
+      </w:r>
+      <w:r>
+        <w:t xml:space="preserve">. Lint (</w:t>
+      </w:r>
+      <w:r>
+        <w:rPr>
+          <w:rFonts w:ascii="Consolas" w:eastAsia="Consolas" w:hAnsi="Consolas" w:cs="Consolas"/>
+        </w:rPr>
+        <w:t xml:space="preserve">react/set-state-in-effect</w:t>
+      </w:r>
+      <w:r>
+        <w:t xml:space="preserve">) cảnh báo đúng: effect chạy </w:t>
+      </w:r>
+      <w:r>
+        <w:rPr>
+          <w:b/>
+          <w:bCs/>
+        </w:rPr>
+        <w:t xml:space="preserve">sau</w:t>
+      </w:r>
+      <w:r>
+        <w:t xml:space="preserve"> khi màn đã vẽ, nên màn vẽ một lần với dòng cũ rồi vẽ lại. Cách React khuyên cho "state đi theo một giá trị":</w:t>
+      </w:r>
+    </w:p>
+    <w:p>
+      <w:pPr>
+        <w:shd w:val="clear" w:color="auto" w:fill="F2F3F5"/>
+        <w:ind w:left="0"/>
+      </w:pPr>
+      <w:r>
+        <w:rPr>
+          <w:rFonts w:ascii="Consolas" w:eastAsia="Consolas" w:hAnsi="Consolas" w:cs="Consolas"/>
+          <w:sz w:val="19"/>
+          <w:szCs w:val="19"/>
+        </w:rPr>
+        <w:t xml:space="preserve">const [shownAt, setShownAt] = useState(pathname)</w:t>
+        <w:br/>
+        <w:t xml:space="preserve">if (shownAt !== pathname) {</w:t>
+        <w:br/>
+        <w:t xml:space="preserve">  setShownAt(pathname)</w:t>
+        <w:br/>
+        <w:t xml:space="preserve">  setCounts(...)             // đặt ngay trong lúc render; React vẽ lại ngay, trước khi hiện ra</w:t>
+        <w:br/>
+        <w:t xml:space="preserve">}</w:t>
+      </w:r>
+    </w:p>
+    <w:p>
+      <w:r>
+        <w:t xml:space="preserve">Cái hẹn giờ 6 giây (sau khi tab hiện lại) thì </w:t>
+      </w:r>
+      <w:r>
+        <w:rPr>
+          <w:b/>
+          <w:bCs/>
+        </w:rPr>
+        <w:t xml:space="preserve">vẫn</w:t>
+      </w:r>
+      <w:r>
+        <w:t xml:space="preserve"> là effect, vì nó đồng bộ với một thứ bên ngoài (</w:t>
+      </w:r>
+      <w:r>
+        <w:rPr>
+          <w:rFonts w:ascii="Consolas" w:eastAsia="Consolas" w:hAnsi="Consolas" w:cs="Consolas"/>
+        </w:rPr>
+        <w:t xml:space="preserve">setTimeout</w:t>
+      </w:r>
+      <w:r>
+        <w:t xml:space="preserve">), và </w:t>
+      </w:r>
+      <w:r>
+        <w:rPr>
+          <w:rFonts w:ascii="Consolas" w:eastAsia="Consolas" w:hAnsi="Consolas" w:cs="Consolas"/>
+        </w:rPr>
+        <w:t xml:space="preserve">setCounts</w:t>
+      </w:r>
+      <w:r>
+        <w:t xml:space="preserve"> nằm trong hàm gọi lại của timer chứ không chạy ngay trong effect.</w:t>
+      </w:r>
+    </w:p>
+    <w:p>
+      <w:pPr>
+        <w:pStyle w:val="Heading3"/>
+      </w:pPr>
+      <w:r>
+        <w:t xml:space="preserve">7.5 Kiểm thử: ba lớp, lỗi gài, và một lỗi chỉ trình duyệt mới thấy</w:t>
+      </w:r>
+    </w:p>
+    <w:p>
+      <w:pPr>
+        <w:pStyle w:val="ListParagraph"/>
+        <w:numPr>
+          <w:ilvl w:val="0"/>
+          <w:numId w:val="1"/>
+        </w:numPr>
+      </w:pPr>
+      <w:r>
+        <w:rPr>
+          <w:b/>
+          <w:bCs/>
+        </w:rPr>
+        <w:t xml:space="preserve">Hook</w:t>
+      </w:r>
+      <w:r>
+        <w:t xml:space="preserve"> (</w:t>
+      </w:r>
+      <w:r>
+        <w:rPr>
+          <w:rFonts w:ascii="Consolas" w:eastAsia="Consolas" w:hAnsi="Consolas" w:cs="Consolas"/>
+        </w:rPr>
+        <w:t xml:space="preserve">useArrivalNotices.test.tsx</w:t>
+      </w:r>
+      <w:r>
+        <w:t xml:space="preserve">, 19 test): từng luật một: chỉ </w:t>
+      </w:r>
+      <w:r>
+        <w:rPr>
+          <w:rFonts w:ascii="Consolas" w:eastAsia="Consolas" w:hAnsi="Consolas" w:cs="Consolas"/>
+        </w:rPr>
+        <w:t xml:space="preserve">sync</w:t>
+      </w:r>
+      <w:r>
+        <w:t xml:space="preserve">, không đếm khi đang ở đúng danh sách, tab ẩn thì đếm, 6 giây sau khi tab hiện lại, gộp, tắt khi mở màn, tải frame một lần.</w:t>
+      </w:r>
+    </w:p>
+    <w:p>
+      <w:pPr>
+        <w:pStyle w:val="ListParagraph"/>
+        <w:numPr>
+          <w:ilvl w:val="0"/>
+          <w:numId w:val="1"/>
+        </w:numPr>
+      </w:pPr>
+      <w:r>
+        <w:rPr>
+          <w:b/>
+          <w:bCs/>
+        </w:rPr>
+        <w:t xml:space="preserve">Thành phần</w:t>
+      </w:r>
+      <w:r>
+        <w:t xml:space="preserve"> (</w:t>
+      </w:r>
+      <w:r>
+        <w:rPr>
+          <w:rFonts w:ascii="Consolas" w:eastAsia="Consolas" w:hAnsi="Consolas" w:cs="Consolas"/>
+        </w:rPr>
+        <w:t xml:space="preserve">NoticeBar.test.tsx</w:t>
+      </w:r>
+      <w:r>
+        <w:t xml:space="preserve">): chữ, đường dẫn "Xem", nút đóng, vùng </w:t>
+      </w:r>
+      <w:r>
+        <w:rPr>
+          <w:rFonts w:ascii="Consolas" w:eastAsia="Consolas" w:hAnsi="Consolas" w:cs="Consolas"/>
+        </w:rPr>
+        <w:t xml:space="preserve">role="status"</w:t>
+      </w:r>
+      <w:r>
+        <w:t xml:space="preserve"> rỗng khi không có gì.</w:t>
+      </w:r>
+    </w:p>
+    <w:p>
+      <w:pPr>
+        <w:pStyle w:val="ListParagraph"/>
+        <w:numPr>
+          <w:ilvl w:val="0"/>
+          <w:numId w:val="1"/>
+        </w:numPr>
+      </w:pPr>
+      <w:r>
+        <w:rPr>
+          <w:b/>
+          <w:bCs/>
+        </w:rPr>
+        <w:t xml:space="preserve">Vỏ app</w:t>
+      </w:r>
+      <w:r>
+        <w:t xml:space="preserve"> (</w:t>
+      </w:r>
+      <w:r>
+        <w:rPr>
+          <w:rFonts w:ascii="Consolas" w:eastAsia="Consolas" w:hAnsi="Consolas" w:cs="Consolas"/>
+        </w:rPr>
+        <w:t xml:space="preserve">AppShell.test.tsx</w:t>
+      </w:r>
+      <w:r>
+        <w:t xml:space="preserve">): thanh nằm giữa thanh trên cùng và trang, "Xem" đi tới danh sách, không trùng với dải của danh sách.</w:t>
+      </w:r>
+    </w:p>
+    <w:p>
+      <w:r>
+        <w:t xml:space="preserve">Test hook ban đầu xanh ngay lần chạy đầu thật sự, nên tôi gài 12 lỗi vào code để xem test có bắt được không: 10 bị bắt, </w:t>
+      </w:r>
+      <w:r>
+        <w:rPr>
+          <w:b/>
+          <w:bCs/>
+        </w:rPr>
+        <w:t xml:space="preserve">2 sống sót</w:t>
+      </w:r>
+      <w:r>
+        <w:t xml:space="preserve"> và cả hai chỉ ra chỗ hở thật. Một: sự kiện </w:t>
+      </w:r>
+      <w:r>
+        <w:rPr>
+          <w:rFonts w:ascii="Consolas" w:eastAsia="Consolas" w:hAnsi="Consolas" w:cs="Consolas"/>
+        </w:rPr>
+        <w:t xml:space="preserve">newInbound: 0</w:t>
+      </w:r>
+      <w:r>
+        <w:t xml:space="preserve"> cho kết quả giống hệt (cộng 0) nên test kết quả không phân biệt được, nhưng nó gọi mạng vô ích để tìm loại; thêm test "không gọi gì". Hai: chưa có test nào kiểm dòng </w:t>
+      </w:r>
+      <w:r>
+        <w:rPr>
+          <w:b/>
+          <w:bCs/>
+        </w:rPr>
+        <w:t xml:space="preserve">còn đó</w:t>
+      </w:r>
+      <w:r>
+        <w:t xml:space="preserve"> khi tab ẩn lâu hơn 6 giây; thêm test. Bài học: một mutant sống sót hoặc là test thiếu, hoặc là code thừa; phải đọc nó, không bỏ qua.</w:t>
+      </w:r>
+    </w:p>
+    <w:p>
+      <w:r>
+        <w:rPr>
+          <w:b/>
+          <w:bCs/>
+        </w:rPr>
+        <w:t xml:space="preserve">Lỗi mà jsdom không thấy được.</w:t>
+      </w:r>
+      <w:r>
+        <w:t xml:space="preserve"> Mở thẳng </w:t>
+      </w:r>
+      <w:r>
+        <w:rPr>
+          <w:rFonts w:ascii="Consolas" w:eastAsia="Consolas" w:hAnsi="Consolas" w:cs="Consolas"/>
+        </w:rPr>
+        <w:t xml:space="preserve">favicon-unread.svg</w:t>
+      </w:r>
+      <w:r>
+        <w:t xml:space="preserve"> trong trình duyệt thì thấy "Double hyphen within comment": chú thích XML tôi viết có chứa </w:t>
+      </w:r>
+      <w:r>
+        <w:rPr>
+          <w:rFonts w:ascii="Consolas" w:eastAsia="Consolas" w:hAnsi="Consolas" w:cs="Consolas"/>
+        </w:rPr>
+        <w:t xml:space="preserve">--danger</w:t>
+      </w:r>
+      <w:r>
+        <w:t xml:space="preserve">, mà </w:t>
+      </w:r>
+      <w:r>
+        <w:rPr>
+          <w:rFonts w:ascii="Consolas" w:eastAsia="Consolas" w:hAnsi="Consolas" w:cs="Consolas"/>
+        </w:rPr>
+        <w:t xml:space="preserve">--</w:t>
+      </w:r>
+      <w:r>
+        <w:t xml:space="preserve"> bị cấm trong chú thích XML. File không hợp lệ thì không được vẽ, nên tab sẽ không có biểu tượng đúng lúc có tin. Test của hook chỉ kiểm </w:t>
+      </w:r>
+      <w:r>
+        <w:rPr>
+          <w:rFonts w:ascii="Consolas" w:eastAsia="Consolas" w:hAnsi="Consolas" w:cs="Consolas"/>
+        </w:rPr>
+        <w:t xml:space="preserve">href</w:t>
+      </w:r>
+      <w:r>
+        <w:t xml:space="preserve"> là chuỗi đúng, không biết file đó có mở được không. Vì vậy có </w:t>
+      </w:r>
+      <w:r>
+        <w:rPr>
+          <w:rFonts w:ascii="Consolas" w:eastAsia="Consolas" w:hAnsi="Consolas" w:cs="Consolas"/>
+        </w:rPr>
+        <w:t xml:space="preserve">favicon.test.ts</w:t>
+      </w:r>
+      <w:r>
+        <w:t xml:space="preserve">: đọc cả hai file và phân tích bằng </w:t>
+      </w:r>
+      <w:r>
+        <w:rPr>
+          <w:rFonts w:ascii="Consolas" w:eastAsia="Consolas" w:hAnsi="Consolas" w:cs="Consolas"/>
+        </w:rPr>
+        <w:t xml:space="preserve">DOMParser</w:t>
+      </w:r>
+      <w:r>
+        <w:t xml:space="preserve"> (</w:t>
+      </w:r>
+      <w:r>
+        <w:rPr>
+          <w:rFonts w:ascii="Consolas" w:eastAsia="Consolas" w:hAnsi="Consolas" w:cs="Consolas"/>
+        </w:rPr>
+        <w:t xml:space="preserve">image/svg+xml</w:t>
+      </w:r>
+      <w:r>
+        <w:t xml:space="preserve">), kiểm không có </w:t>
+      </w:r>
+      <w:r>
+        <w:rPr>
+          <w:rFonts w:ascii="Consolas" w:eastAsia="Consolas" w:hAnsi="Consolas" w:cs="Consolas"/>
+        </w:rPr>
+        <w:t xml:space="preserve">parsererror</w:t>
+      </w:r>
+      <w:r>
+        <w:t xml:space="preserve">. Cái test ấy đỏ đúng chỗ trước khi sửa: </w:t>
+      </w:r>
+      <w:r>
+        <w:rPr>
+          <w:rFonts w:ascii="Consolas" w:eastAsia="Consolas" w:hAnsi="Consolas" w:cs="Consolas"/>
+        </w:rPr>
+        <w:t xml:space="preserve">favicon.svg</w:t>
+      </w:r>
+      <w:r>
+        <w:t xml:space="preserve"> gốc xanh, </w:t>
+      </w:r>
+      <w:r>
+        <w:rPr>
+          <w:rFonts w:ascii="Consolas" w:eastAsia="Consolas" w:hAnsi="Consolas" w:cs="Consolas"/>
+        </w:rPr>
+        <w:t xml:space="preserve">favicon-unread.svg</w:t>
+      </w:r>
+      <w:r>
+        <w:t xml:space="preserve"> đỏ. Bài học: </w:t>
+      </w:r>
+      <w:r>
+        <w:rPr>
+          <w:b/>
+          <w:bCs/>
+        </w:rPr>
+        <w:t xml:space="preserve">một file tĩnh mà trình duyệt tự phân tích thì cần một test về tính hợp lệ của chính file đó.</w:t>
+      </w:r>
+    </w:p>
+    <w:p>
+      <w:r>
+        <w:t xml:space="preserve">Bản đầu của test này đọc file bằng </w:t>
+      </w:r>
+      <w:r>
+        <w:rPr>
+          <w:rFonts w:ascii="Consolas" w:eastAsia="Consolas" w:hAnsi="Consolas" w:cs="Consolas"/>
+        </w:rPr>
+        <w:t xml:space="preserve">node:fs</w:t>
+      </w:r>
+      <w:r>
+        <w:t xml:space="preserve">, và </w:t>
+      </w:r>
+      <w:r>
+        <w:rPr>
+          <w:rFonts w:ascii="Consolas" w:eastAsia="Consolas" w:hAnsi="Consolas" w:cs="Consolas"/>
+        </w:rPr>
+        <w:t xml:space="preserve">tsc -b</w:t>
+      </w:r>
+      <w:r>
+        <w:t xml:space="preserve"> (nên cả </w:t>
+      </w:r>
+      <w:r>
+        <w:rPr>
+          <w:rFonts w:ascii="Consolas" w:eastAsia="Consolas" w:hAnsi="Consolas" w:cs="Consolas"/>
+        </w:rPr>
+        <w:t xml:space="preserve">pnpm build</w:t>
+      </w:r>
+      <w:r>
+        <w:t xml:space="preserve">, nên cả </w:t>
+      </w:r>
+      <w:r>
+        <w:rPr>
+          <w:rFonts w:ascii="Consolas" w:eastAsia="Consolas" w:hAnsi="Consolas" w:cs="Consolas"/>
+        </w:rPr>
+        <w:t xml:space="preserve">frontend-ci</w:t>
+      </w:r>
+      <w:r>
+        <w:t xml:space="preserve">) báo </w:t>
+      </w:r>
+      <w:r>
+        <w:rPr>
+          <w:rFonts w:ascii="Consolas" w:eastAsia="Consolas" w:hAnsi="Consolas" w:cs="Consolas"/>
+        </w:rPr>
+        <w:t xml:space="preserve">Cannot find name 'node:fs'</w:t>
+      </w:r>
+      <w:r>
+        <w:t xml:space="preserve">, vì tsconfig của app chỉ nạp kiểu </w:t>
+      </w:r>
+      <w:r>
+        <w:rPr>
+          <w:rFonts w:ascii="Consolas" w:eastAsia="Consolas" w:hAnsi="Consolas" w:cs="Consolas"/>
+        </w:rPr>
+        <w:t xml:space="preserve">vite/client</w:t>
+      </w:r>
+      <w:r>
+        <w:t xml:space="preserve">. Đổi sang </w:t>
+      </w:r>
+      <w:r>
+        <w:rPr>
+          <w:rFonts w:ascii="Consolas" w:eastAsia="Consolas" w:hAnsi="Consolas" w:cs="Consolas"/>
+        </w:rPr>
+        <w:t xml:space="preserve">import favicon from '.../favicon.svg?raw'</w:t>
+      </w:r>
+      <w:r>
+        <w:t xml:space="preserve"> của Vite thì test nhận chính chữ của file mà không cần Node, và không phụ thuộc thư mục chạy. Lần chạy cổng đó đáng nhớ vì log của tôi in "tsc exit 0" trong khi </w:t>
+      </w:r>
+      <w:r>
+        <w:rPr>
+          <w:rFonts w:ascii="Consolas" w:eastAsia="Consolas" w:hAnsi="Consolas" w:cs="Consolas"/>
+        </w:rPr>
+        <w:t xml:space="preserve">tsc</w:t>
+      </w:r>
+      <w:r>
+        <w:t xml:space="preserve"> hỏng: dòng ấy đến từ cách nối </w:t>
+      </w:r>
+      <w:r>
+        <w:rPr>
+          <w:rFonts w:ascii="Consolas" w:eastAsia="Consolas" w:hAnsi="Consolas" w:cs="Consolas"/>
+        </w:rPr>
+        <w:t xml:space="preserve">lệnh | tail &amp;&amp; echo</w:t>
+      </w:r>
+      <w:r>
+        <w:t xml:space="preserve">, vốn luôn thoát 0 vì </w:t>
+      </w:r>
+      <w:r>
+        <w:rPr>
+          <w:rFonts w:ascii="Consolas" w:eastAsia="Consolas" w:hAnsi="Consolas" w:cs="Consolas"/>
+        </w:rPr>
+        <w:t xml:space="preserve">tail</w:t>
+      </w:r>
+      <w:r>
+        <w:t xml:space="preserve"> thoát 0. Từ đó cổng lấy mã thoát thật của từng lệnh.</w:t>
+      </w:r>
+    </w:p>
+    <w:p>
+      <w:r>
+        <w:t xml:space="preserve">Hai test cũ phải sửa vì hành vi mới đúng chạm vào chúng, và đáng ghi lại vì sao: </w:t>
+      </w:r>
+      <w:r>
+        <w:rPr>
+          <w:rFonts w:ascii="Consolas" w:eastAsia="Consolas" w:hAnsi="Consolas" w:cs="Consolas"/>
+        </w:rPr>
+        <w:t xml:space="preserve">LiveInbox.test</w:t>
+      </w:r>
+      <w:r>
+        <w:t xml:space="preserve"> khẳng định "không có nút nào tên </w:t>
+      </w:r>
+      <w:r>
+        <w:rPr>
+          <w:rFonts w:ascii="Consolas" w:eastAsia="Consolas" w:hAnsi="Consolas" w:cs="Consolas"/>
+        </w:rPr>
+        <w:t xml:space="preserve">tin mới</w:t>
+      </w:r>
+      <w:r>
+        <w:t xml:space="preserve">" trên </w:t>
+      </w:r>
+      <w:r>
+        <w:rPr>
+          <w:b/>
+          <w:bCs/>
+        </w:rPr>
+        <w:t xml:space="preserve">cả màn hình</w:t>
+      </w:r>
+      <w:r>
+        <w:t xml:space="preserve">, trong khi ý của nó là dải của danh sách; thanh mới nằm ngoài danh sách nên giờ test phải hỏi trong vùng danh sách. </w:t>
+      </w:r>
+      <w:r>
+        <w:rPr>
+          <w:rFonts w:ascii="Consolas" w:eastAsia="Consolas" w:hAnsi="Consolas" w:cs="Consolas"/>
+        </w:rPr>
+        <w:t xml:space="preserve">EventStream.test</w:t>
+      </w:r>
+      <w:r>
+        <w:t xml:space="preserve"> phát sự kiện cho một tài khoản không có trong mẫu nên hook đi tải frame mà test không có handler; đổi sang tài khoản có thật.</w:t>
+      </w:r>
+    </w:p>
+    <w:p>
+      <w:pPr>
+        <w:pStyle w:val="Heading3"/>
+      </w:pPr>
+      <w:r>
+        <w:t xml:space="preserve">7.6 Một khoảng trống đã biết, ngoài change này</w:t>
+      </w:r>
+    </w:p>
+    <w:p>
+      <w:r>
+        <w:t xml:space="preserve">Chuông thông báo ở thanh trên cùng đọc </w:t>
+      </w:r>
+      <w:r>
+        <w:rPr>
+          <w:rFonts w:ascii="Consolas" w:eastAsia="Consolas" w:hAnsi="Consolas" w:cs="Consolas"/>
+        </w:rPr>
+        <w:t xml:space="preserve">shell.unreadNotifications</w:t>
+      </w:r>
+      <w:r>
+        <w:t xml:space="preserve">, và </w:t>
+      </w:r>
+      <w:r>
+        <w:rPr>
+          <w:rFonts w:ascii="Consolas" w:eastAsia="Consolas" w:hAnsi="Consolas" w:cs="Consolas"/>
+        </w:rPr>
+        <w:t xml:space="preserve">navCounts.accountsNeedingAction</w:t>
+      </w:r>
+      <w:r>
+        <w:t xml:space="preserve">, </w:t>
+      </w:r>
+      <w:r>
+        <w:rPr>
+          <w:rFonts w:ascii="Consolas" w:eastAsia="Consolas" w:hAnsi="Consolas" w:cs="Consolas"/>
+        </w:rPr>
+        <w:t xml:space="preserve">registrationsNew</w:t>
+      </w:r>
+      <w:r>
+        <w:t xml:space="preserve"> cũng vậy: tất cả là </w:t>
+      </w:r>
+      <w:r>
+        <w:rPr>
+          <w:b/>
+          <w:bCs/>
+        </w:rPr>
+        <w:t xml:space="preserve">dữ liệu mẫu</w:t>
+      </w:r>
+      <w:r>
+        <w:t xml:space="preserve"> (</w:t>
+      </w:r>
+      <w:r>
+        <w:rPr>
+          <w:rFonts w:ascii="Consolas" w:eastAsia="Consolas" w:hAnsi="Consolas" w:cs="Consolas"/>
+        </w:rPr>
+        <w:t xml:space="preserve">shell.sample.ts</w:t>
+      </w:r>
+      <w:r>
+        <w:t xml:space="preserve">), nên chuông luôn có chấm. Chỉ số chưa đọc của Tin nhắn, Hộp thư và số việc là số thật. Làm chuông thật cần một mô hình "thông báo" ở backend; đó là một tính năng riêng và chưa có.</w:t>
+      </w:r>
+    </w:p>
+    <w:p>
+      <w:pPr>
+        <w:pStyle w:val="Heading3"/>
+      </w:pPr>
+      <w:r>
+        <w:t xml:space="preserve">7.7 Kiểm chứng</w:t>
+      </w:r>
+    </w:p>
+    <w:p>
+      <w:pPr>
+        <w:pStyle w:val="ListParagraph"/>
+        <w:numPr>
+          <w:ilvl w:val="0"/>
+          <w:numId w:val="1"/>
+        </w:numPr>
+      </w:pPr>
+      <w:r>
+        <w:t xml:space="preserve">Đỏ trước: hook </w:t>
+      </w:r>
+      <w:r>
+        <w:rPr>
+          <w:rFonts w:ascii="Consolas" w:eastAsia="Consolas" w:hAnsi="Consolas" w:cs="Consolas"/>
+        </w:rPr>
+        <w:t xml:space="preserve">useTabUnread</w:t>
+      </w:r>
+      <w:r>
+        <w:t xml:space="preserve"> và </w:t>
+      </w:r>
+      <w:r>
+        <w:rPr>
+          <w:rFonts w:ascii="Consolas" w:eastAsia="Consolas" w:hAnsi="Consolas" w:cs="Consolas"/>
+        </w:rPr>
+        <w:t xml:space="preserve">AppShell</w:t>
+      </w:r>
+      <w:r>
+        <w:t xml:space="preserve"> (</w:t>
+      </w:r>
+      <w:r>
+        <w:rPr>
+          <w:rFonts w:ascii="Consolas" w:eastAsia="Consolas" w:hAnsi="Consolas" w:cs="Consolas"/>
+        </w:rPr>
+        <w:t xml:space="preserve">expected 'Sino' to be '(3) Sino'</w:t>
+      </w:r>
+      <w:r>
+        <w:t xml:space="preserve">, 4 test), </w:t>
+      </w:r>
+      <w:r>
+        <w:rPr>
+          <w:rFonts w:ascii="Consolas" w:eastAsia="Consolas" w:hAnsi="Consolas" w:cs="Consolas"/>
+        </w:rPr>
+        <w:t xml:space="preserve">useArrivalNotices</w:t>
+      </w:r>
+      <w:r>
+        <w:t xml:space="preserve"> và </w:t>
+      </w:r>
+      <w:r>
+        <w:rPr>
+          <w:rFonts w:ascii="Consolas" w:eastAsia="Consolas" w:hAnsi="Consolas" w:cs="Consolas"/>
+        </w:rPr>
+        <w:t xml:space="preserve">NoticeBar</w:t>
+      </w:r>
+      <w:r>
+        <w:t xml:space="preserve"> (thiếu module), 5 test tích hợp của thanh; </w:t>
+      </w:r>
+      <w:r>
+        <w:rPr>
+          <w:rFonts w:ascii="Consolas" w:eastAsia="Consolas" w:hAnsi="Consolas" w:cs="Consolas"/>
+        </w:rPr>
+        <w:t xml:space="preserve">favicon.test.ts</w:t>
+      </w:r>
+      <w:r>
+        <w:t xml:space="preserve"> (</w:t>
+      </w:r>
+      <w:r>
+        <w:rPr>
+          <w:rFonts w:ascii="Consolas" w:eastAsia="Consolas" w:hAnsi="Consolas" w:cs="Consolas"/>
+        </w:rPr>
+        <w:t xml:space="preserve">parsererror</w:t>
+      </w:r>
+      <w:r>
+        <w:t xml:space="preserve"> của file SVG).</w:t>
+      </w:r>
+    </w:p>
+    <w:p>
+      <w:pPr>
+        <w:pStyle w:val="ListParagraph"/>
+        <w:numPr>
+          <w:ilvl w:val="0"/>
+          <w:numId w:val="1"/>
+        </w:numPr>
+      </w:pPr>
+      <w:r>
+        <w:t xml:space="preserve">Lỗi gài: 12/12 bị bắt (sau khi thêm hai test cho hai mutant sống sót).</w:t>
+      </w:r>
+    </w:p>
+    <w:p>
+      <w:pPr>
+        <w:pStyle w:val="ListParagraph"/>
+        <w:numPr>
+          <w:ilvl w:val="0"/>
+          <w:numId w:val="1"/>
+        </w:numPr>
+      </w:pPr>
+      <w:r>
+        <w:t xml:space="preserve">Cả bộ, mỗi bước lấy mã thoát thật: </w:t>
+      </w:r>
+      <w:r>
+        <w:rPr>
+          <w:rFonts w:ascii="Consolas" w:eastAsia="Consolas" w:hAnsi="Consolas" w:cs="Consolas"/>
+        </w:rPr>
+        <w:t xml:space="preserve">pnpm lint</w:t>
+      </w:r>
+      <w:r>
+        <w:t xml:space="preserve"> thoát 0 (0 lỗi, còn 2 cảnh báo cũ ở </w:t>
+      </w:r>
+      <w:r>
+        <w:rPr>
+          <w:rFonts w:ascii="Consolas" w:eastAsia="Consolas" w:hAnsi="Consolas" w:cs="Consolas"/>
+        </w:rPr>
+        <w:t xml:space="preserve">features/public</w:t>
+      </w:r>
+      <w:r>
+        <w:t xml:space="preserve">), </w:t>
+      </w:r>
+      <w:r>
+        <w:rPr>
+          <w:rFonts w:ascii="Consolas" w:eastAsia="Consolas" w:hAnsi="Consolas" w:cs="Consolas"/>
+        </w:rPr>
+        <w:t xml:space="preserve">tsc -b</w:t>
+      </w:r>
+      <w:r>
+        <w:t xml:space="preserve"> thoát 0, </w:t>
+      </w:r>
+      <w:r>
+        <w:rPr>
+          <w:rFonts w:ascii="Consolas" w:eastAsia="Consolas" w:hAnsi="Consolas" w:cs="Consolas"/>
+        </w:rPr>
+        <w:t xml:space="preserve">pnpm build</w:t>
+      </w:r>
+      <w:r>
+        <w:t xml:space="preserve"> thoát 0, </w:t>
+      </w:r>
+      <w:r>
+        <w:rPr>
+          <w:rFonts w:ascii="Consolas" w:eastAsia="Consolas" w:hAnsi="Consolas" w:cs="Consolas"/>
+        </w:rPr>
+        <w:t xml:space="preserve">pnpm test</w:t>
+      </w:r>
+      <w:r>
+        <w:t xml:space="preserve"> thoát 0 với 97 file, 878 test.</w:t>
+      </w:r>
+    </w:p>
+    <w:p>
+      <w:pPr>
+        <w:pStyle w:val="ListParagraph"/>
+        <w:numPr>
+          <w:ilvl w:val="0"/>
+          <w:numId w:val="1"/>
+        </w:numPr>
+      </w:pPr>
+      <w:r>
+        <w:t xml:space="preserve">Chrome thật (Vite thật, API giả có SSE thật, bắn sự kiện bằng một cửa </w:t>
+      </w:r>
+      <w:r>
+        <w:rPr>
+          <w:rFonts w:ascii="Consolas" w:eastAsia="Consolas" w:hAnsi="Consolas" w:cs="Consolas"/>
+        </w:rPr>
+        <w:t xml:space="preserve">POST /__emit</w:t>
+      </w:r>
+      <w:r>
+        <w:t xml:space="preserve">) ở 1440, 1024 và 390, theme sáng và tối: tiêu đề tab </w:t>
+      </w:r>
+      <w:r>
+        <w:rPr>
+          <w:rFonts w:ascii="Consolas" w:eastAsia="Consolas" w:hAnsi="Consolas" w:cs="Consolas"/>
+        </w:rPr>
+        <w:t xml:space="preserve">(2) Sino</w:t>
+      </w:r>
+      <w:r>
+        <w:t xml:space="preserve">, biểu tượng </w:t>
+      </w:r>
+      <w:r>
+        <w:rPr>
+          <w:rFonts w:ascii="Consolas" w:eastAsia="Consolas" w:hAnsi="Consolas" w:cs="Consolas"/>
+        </w:rPr>
+        <w:t xml:space="preserve">/favicon-unread.svg</w:t>
+      </w:r>
+      <w:r>
+        <w:t xml:space="preserve">; thanh khít giữa thanh trên cùng và trang (đáy thanh trên 73 px, đỉnh trang 122 px ở 1440); không cuộn ngang ở 390; hai dòng cho hai loại; sự kiện </w:t>
+      </w:r>
+      <w:r>
+        <w:rPr>
+          <w:rFonts w:ascii="Consolas" w:eastAsia="Consolas" w:hAnsi="Consolas" w:cs="Consolas"/>
+        </w:rPr>
+        <w:t xml:space="preserve">import</w:t>
+      </w:r>
+      <w:r>
+        <w:t xml:space="preserve"> 300 thư không được đếm; "Xem" sang </w:t>
+      </w:r>
+      <w:r>
+        <w:rPr>
+          <w:rFonts w:ascii="Consolas" w:eastAsia="Consolas" w:hAnsi="Consolas" w:cs="Consolas"/>
+        </w:rPr>
+        <w:t xml:space="preserve">/messages</w:t>
+      </w:r>
+      <w:r>
+        <w:t xml:space="preserve"> và dòng tắt, dòng kia còn; đứng ở </w:t>
+      </w:r>
+      <w:r>
+        <w:rPr>
+          <w:rFonts w:ascii="Consolas" w:eastAsia="Consolas" w:hAnsi="Consolas" w:cs="Consolas"/>
+        </w:rPr>
+        <w:t xml:space="preserve">/messages</w:t>
+      </w:r>
+      <w:r>
+        <w:t xml:space="preserve"> thì thanh không thêm dòng chat còn danh sách có dải riêng; nút đóng một dòng; đọc hết thì tiêu đề về </w:t>
+      </w:r>
+      <w:r>
+        <w:rPr>
+          <w:rFonts w:ascii="Consolas" w:eastAsia="Consolas" w:hAnsi="Consolas" w:cs="Consolas"/>
+        </w:rPr>
+        <w:t xml:space="preserve">Sino</w:t>
+      </w:r>
+      <w:r>
+        <w:t xml:space="preserve">, biểu tượng về </w:t>
+      </w:r>
+      <w:r>
+        <w:rPr>
+          <w:rFonts w:ascii="Consolas" w:eastAsia="Consolas" w:hAnsi="Consolas" w:cs="Consolas"/>
+        </w:rPr>
+        <w:t xml:space="preserve">/favicon.svg</w:t>
+      </w:r>
+      <w:r>
+        <w:t xml:space="preserve">, vùng trạng thái cao 0 px. Tab ẩn: giả </w:t>
+      </w:r>
+      <w:r>
+        <w:rPr>
+          <w:rFonts w:ascii="Consolas" w:eastAsia="Consolas" w:hAnsi="Consolas" w:cs="Consolas"/>
+        </w:rPr>
+        <w:t xml:space="preserve">visibilityState</w:t>
+      </w:r>
+      <w:r>
+        <w:t xml:space="preserve"> là </w:t>
+      </w:r>
+      <w:r>
+        <w:rPr>
+          <w:rFonts w:ascii="Consolas" w:eastAsia="Consolas" w:hAnsi="Consolas" w:cs="Consolas"/>
+        </w:rPr>
+        <w:t xml:space="preserve">hidden</w:t>
+      </w:r>
+      <w:r>
+        <w:t xml:space="preserve"> bằng </w:t>
+      </w:r>
+      <w:r>
+        <w:rPr>
+          <w:rFonts w:ascii="Consolas" w:eastAsia="Consolas" w:hAnsi="Consolas" w:cs="Consolas"/>
+        </w:rPr>
+        <w:t xml:space="preserve">Object.defineProperty</w:t>
+      </w:r>
+      <w:r>
+        <w:t xml:space="preserve"> rồi bắn </w:t>
+      </w:r>
+      <w:r>
+        <w:rPr>
+          <w:rFonts w:ascii="Consolas" w:eastAsia="Consolas" w:hAnsi="Consolas" w:cs="Consolas"/>
+        </w:rPr>
+        <w:t xml:space="preserve">visibilitychange</w:t>
+      </w:r>
+      <w:r>
+        <w:t xml:space="preserve"> (cách duy nhất để giả một tab ẩn khi chỉ có một cửa sổ), đứng ngay ở </w:t>
+      </w:r>
+      <w:r>
+        <w:rPr>
+          <w:rFonts w:ascii="Consolas" w:eastAsia="Consolas" w:hAnsi="Consolas" w:cs="Consolas"/>
+        </w:rPr>
+        <w:t xml:space="preserve">/messages</w:t>
+      </w:r>
+      <w:r>
+        <w:t xml:space="preserve">, bắn một tin Zalo: thanh hiện "1 tin mới", tiêu đề </w:t>
+      </w:r>
+      <w:r>
+        <w:rPr>
+          <w:rFonts w:ascii="Consolas" w:eastAsia="Consolas" w:hAnsi="Consolas" w:cs="Consolas"/>
+        </w:rPr>
+        <w:t xml:space="preserve">(1) Sino</w:t>
+      </w:r>
+      <w:r>
+        <w:t xml:space="preserve">, và dòng </w:t>
+      </w:r>
+      <w:r>
+        <w:rPr>
+          <w:b/>
+          <w:bCs/>
+        </w:rPr>
+        <w:t xml:space="preserve">vẫn còn sau 9 giây</w:t>
+      </w:r>
+      <w:r>
+        <w:t xml:space="preserve"> khi tab còn ẩn; cho tab hiện lại thì dòng còn ở giây thứ 3 và đã tắt ở giây thứ 8 (đo bằng </w:t>
+      </w:r>
+      <w:r>
+        <w:rPr>
+          <w:rFonts w:ascii="Consolas" w:eastAsia="Consolas" w:hAnsi="Consolas" w:cs="Consolas"/>
+        </w:rPr>
+        <w:t xml:space="preserve">performance.now()</w:t>
+      </w:r>
+      <w:r>
+        <w:t xml:space="preserve">: 3052 ms và 8070 ms).</w:t>
+      </w:r>
+    </w:p>
+    <w:p>
+      <w:pPr>
+        <w:pStyle w:val="ListParagraph"/>
+        <w:numPr>
+          <w:ilvl w:val="0"/>
+          <w:numId w:val="1"/>
+        </w:numPr>
+      </w:pPr>
+      <w:r>
+        <w:rPr>
+          <w:b/>
+          <w:bCs/>
+        </w:rPr>
+        <w:t xml:space="preserve">Chưa kiểm:</w:t>
+      </w:r>
+      <w:r>
+        <w:t xml:space="preserve"> một tab bị ẩn thật (người dùng chuyển tab thật; ở trên là tab giả ẩn bằng mã, chạy qua cùng </w:t>
+      </w:r>
+      <w:r>
+        <w:rPr>
+          <w:rFonts w:ascii="Consolas" w:eastAsia="Consolas" w:hAnsi="Consolas" w:cs="Consolas"/>
+        </w:rPr>
+        <w:t xml:space="preserve">visibilitychange</w:t>
+      </w:r>
+      <w:r>
+        <w:t xml:space="preserve"> nhưng không phải một lần chuyển tab bằng tay), và một tin Zalo thật đi hết đường từ webhook tới thanh (cần </w:t>
+      </w:r>
+      <w:r>
+        <w:rPr>
+          <w:rFonts w:ascii="Consolas" w:eastAsia="Consolas" w:hAnsi="Consolas" w:cs="Consolas"/>
+        </w:rPr>
+        <w:t xml:space="preserve">sino-api</w:t>
+      </w:r>
+      <w:r>
+        <w:t xml:space="preserve"> và </w:t>
+      </w:r>
+      <w:r>
+        <w:rPr>
+          <w:rFonts w:ascii="Consolas" w:eastAsia="Consolas" w:hAnsi="Consolas" w:cs="Consolas"/>
+        </w:rPr>
+        <w:t xml:space="preserve">sino-zalo</w:t>
+      </w:r>
+      <w:r>
+        <w:t xml:space="preserve"> chạy thật, thuộc ZL-13). API ở lượt Chrome là một server giả viết tạm, không có trong repo, chỉ có đúng những response mà shell và hai danh sách đọc.</w:t>
       </w:r>
     </w:p>
     <w:p/>
